--- a/supporto/documentazione/Guide_ANTHEA/ANTHEA_Guida_pratica_ITEC_Rev02.docx
+++ b/supporto/documentazione/Guide_ANTHEA/ANTHEA_Guida_pratica_ITEC_Rev02.docx
@@ -132,12 +132,6 @@
               </w:rPr>
               <w:t>Ambito:</w:t>
             </w:r>
-            <w:r>
-              <w:rPr>
-                <w:b/>
-                <w:bCs/>
-              </w:rPr>
-            </w:r>
           </w:p>
         </w:tc>
         <w:tc>
@@ -259,7 +253,7 @@
     </w:p>
     <w:p>
       <w:pPr>
-        <w:pStyle w:val="Title"/>
+        <w:pStyle w:val="Titolo10"/>
         <w:autoSpaceDE w:val="0"/>
         <w:autoSpaceDN w:val="0"/>
         <w:adjustRightInd w:val="0"/>
@@ -268,14 +262,12 @@
         <w:jc w:val="left"/>
         <w:rPr>
           <w:rFonts w:cs="Manrope"/>
-          <w:sz w:val="28"/>
           <w:szCs w:val="28"/>
         </w:rPr>
       </w:pPr>
       <w:r>
         <w:rPr>
           <w:rFonts w:cs="Manrope"/>
-          <w:sz w:val="28"/>
           <w:szCs w:val="28"/>
         </w:rPr>
         <w:t>Guida pratica di ANTHEA</w:t>
@@ -355,6 +347,644 @@
         <w:t xml:space="preserve"> </w:t>
       </w:r>
     </w:p>
+    <w:tbl>
+      <w:tblPr>
+        <w:tblStyle w:val="Grigliatabella"/>
+        <w:tblW w:w="2551" w:type="dxa"/>
+        <w:tblInd w:w="2537" w:type="dxa"/>
+        <w:tblBorders>
+          <w:top w:val="none" w:sz="0" w:space="0" w:color="auto"/>
+          <w:left w:val="none" w:sz="0" w:space="0" w:color="auto"/>
+          <w:bottom w:val="none" w:sz="0" w:space="0" w:color="auto"/>
+          <w:right w:val="none" w:sz="0" w:space="0" w:color="auto"/>
+          <w:insideH w:val="none" w:sz="0" w:space="0" w:color="auto"/>
+          <w:insideV w:val="none" w:sz="0" w:space="0" w:color="auto"/>
+        </w:tblBorders>
+        <w:tblLayout w:type="fixed"/>
+        <w:tblLook w:val="0600" w:firstRow="0" w:lastRow="0" w:firstColumn="0" w:lastColumn="0" w:noHBand="1" w:noVBand="1"/>
+      </w:tblPr>
+      <w:tblGrid>
+        <w:gridCol w:w="283"/>
+        <w:gridCol w:w="846"/>
+        <w:gridCol w:w="1422"/>
+      </w:tblGrid>
+      <w:tr>
+        <w:trPr>
+          <w:trHeight w:val="403"/>
+        </w:trPr>
+        <w:tc>
+          <w:tcPr>
+            <w:tcW w:w="283" w:type="dxa"/>
+            <w:tcBorders>
+              <w:left w:val="single" w:sz="12" w:space="0" w:color="808080" w:themeColor="background1" w:themeShade="80"/>
+            </w:tcBorders>
+          </w:tcPr>
+          <w:p>
+            <w:pPr>
+              <w:autoSpaceDE w:val="0"/>
+              <w:autoSpaceDN w:val="0"/>
+              <w:adjustRightInd w:val="0"/>
+              <w:ind w:left="27"/>
+              <w:jc w:val="left"/>
+              <w:rPr>
+                <w:rFonts w:cs="Manrope"/>
+                <w:b/>
+                <w:bCs/>
+                <w:sz w:val="22"/>
+                <w:szCs w:val="22"/>
+              </w:rPr>
+            </w:pPr>
+          </w:p>
+        </w:tc>
+        <w:tc>
+          <w:tcPr>
+            <w:tcW w:w="2268" w:type="dxa"/>
+            <w:gridSpan w:val="2"/>
+            <w:vAlign w:val="bottom"/>
+          </w:tcPr>
+          <w:p>
+            <w:pPr>
+              <w:autoSpaceDE w:val="0"/>
+              <w:autoSpaceDN w:val="0"/>
+              <w:adjustRightInd w:val="0"/>
+              <w:ind w:left="27"/>
+              <w:jc w:val="left"/>
+              <w:rPr>
+                <w:rFonts w:cs="Manrope"/>
+                <w:b/>
+                <w:bCs/>
+                <w:sz w:val="20"/>
+              </w:rPr>
+            </w:pPr>
+            <w:r>
+              <w:rPr>
+                <w:rFonts w:cs="Manrope"/>
+                <w:b/>
+                <w:bCs/>
+                <w:sz w:val="16"/>
+              </w:rPr>
+              <w:t>Edizione</w:t>
+            </w:r>
+          </w:p>
+        </w:tc>
+      </w:tr>
+      <w:tr>
+        <w:trPr>
+          <w:trHeight w:val="140"/>
+        </w:trPr>
+        <w:tc>
+          <w:tcPr>
+            <w:tcW w:w="283" w:type="dxa"/>
+            <w:tcBorders>
+              <w:left w:val="single" w:sz="12" w:space="0" w:color="808080" w:themeColor="background1" w:themeShade="80"/>
+            </w:tcBorders>
+          </w:tcPr>
+          <w:p>
+            <w:pPr>
+              <w:autoSpaceDE w:val="0"/>
+              <w:autoSpaceDN w:val="0"/>
+              <w:adjustRightInd w:val="0"/>
+              <w:spacing w:line="192" w:lineRule="auto"/>
+              <w:ind w:left="27"/>
+              <w:jc w:val="left"/>
+              <w:rPr>
+                <w:rFonts w:cs="Manrope"/>
+                <w:sz w:val="18"/>
+                <w:szCs w:val="18"/>
+              </w:rPr>
+            </w:pPr>
+          </w:p>
+        </w:tc>
+        <w:tc>
+          <w:tcPr>
+            <w:tcW w:w="846" w:type="dxa"/>
+          </w:tcPr>
+          <w:p>
+            <w:pPr>
+              <w:autoSpaceDE w:val="0"/>
+              <w:autoSpaceDN w:val="0"/>
+              <w:adjustRightInd w:val="0"/>
+              <w:spacing w:line="192" w:lineRule="auto"/>
+              <w:ind w:left="27"/>
+              <w:jc w:val="left"/>
+              <w:rPr>
+                <w:rFonts w:cs="Manrope"/>
+                <w:sz w:val="18"/>
+                <w:szCs w:val="18"/>
+              </w:rPr>
+            </w:pPr>
+            <w:r>
+              <w:rPr>
+                <w:rFonts w:cs="Manrope"/>
+                <w:sz w:val="16"/>
+                <w:szCs w:val="18"/>
+              </w:rPr>
+              <w:t>Rev.</w:t>
+            </w:r>
+          </w:p>
+        </w:tc>
+        <w:tc>
+          <w:tcPr>
+            <w:tcW w:w="1422" w:type="dxa"/>
+          </w:tcPr>
+          <w:p>
+            <w:pPr>
+              <w:autoSpaceDE w:val="0"/>
+              <w:autoSpaceDN w:val="0"/>
+              <w:adjustRightInd w:val="0"/>
+              <w:spacing w:line="192" w:lineRule="auto"/>
+              <w:ind w:left="27"/>
+              <w:jc w:val="left"/>
+              <w:rPr>
+                <w:rFonts w:cs="Manrope"/>
+                <w:sz w:val="18"/>
+                <w:szCs w:val="18"/>
+              </w:rPr>
+            </w:pPr>
+            <w:r>
+              <w:rPr>
+                <w:rFonts w:cs="Manrope"/>
+                <w:sz w:val="16"/>
+                <w:szCs w:val="18"/>
+              </w:rPr>
+              <w:t>02</w:t>
+            </w:r>
+          </w:p>
+        </w:tc>
+      </w:tr>
+      <w:tr>
+        <w:trPr>
+          <w:trHeight w:val="140"/>
+        </w:trPr>
+        <w:tc>
+          <w:tcPr>
+            <w:tcW w:w="283" w:type="dxa"/>
+            <w:tcBorders>
+              <w:left w:val="single" w:sz="12" w:space="0" w:color="808080" w:themeColor="background1" w:themeShade="80"/>
+            </w:tcBorders>
+          </w:tcPr>
+          <w:p>
+            <w:pPr>
+              <w:autoSpaceDE w:val="0"/>
+              <w:autoSpaceDN w:val="0"/>
+              <w:adjustRightInd w:val="0"/>
+              <w:spacing w:line="192" w:lineRule="auto"/>
+              <w:ind w:left="27"/>
+              <w:jc w:val="left"/>
+              <w:rPr>
+                <w:rFonts w:cs="Manrope"/>
+                <w:sz w:val="18"/>
+                <w:szCs w:val="18"/>
+              </w:rPr>
+            </w:pPr>
+          </w:p>
+        </w:tc>
+        <w:tc>
+          <w:tcPr>
+            <w:tcW w:w="846" w:type="dxa"/>
+          </w:tcPr>
+          <w:p>
+            <w:pPr>
+              <w:autoSpaceDE w:val="0"/>
+              <w:autoSpaceDN w:val="0"/>
+              <w:adjustRightInd w:val="0"/>
+              <w:spacing w:line="192" w:lineRule="auto"/>
+              <w:ind w:left="27"/>
+              <w:jc w:val="left"/>
+              <w:rPr>
+                <w:rFonts w:cs="Manrope"/>
+                <w:sz w:val="18"/>
+                <w:szCs w:val="18"/>
+              </w:rPr>
+            </w:pPr>
+            <w:r>
+              <w:rPr>
+                <w:rFonts w:cs="Manrope"/>
+                <w:sz w:val="16"/>
+                <w:szCs w:val="18"/>
+              </w:rPr>
+              <w:t>Data</w:t>
+            </w:r>
+          </w:p>
+        </w:tc>
+        <w:tc>
+          <w:tcPr>
+            <w:tcW w:w="1422" w:type="dxa"/>
+          </w:tcPr>
+          <w:p>
+            <w:pPr>
+              <w:autoSpaceDE w:val="0"/>
+              <w:autoSpaceDN w:val="0"/>
+              <w:adjustRightInd w:val="0"/>
+              <w:spacing w:line="192" w:lineRule="auto"/>
+              <w:ind w:left="27"/>
+              <w:jc w:val="left"/>
+              <w:rPr>
+                <w:rFonts w:cs="Manrope"/>
+                <w:sz w:val="18"/>
+                <w:szCs w:val="18"/>
+              </w:rPr>
+            </w:pPr>
+            <w:r>
+              <w:rPr>
+                <w:rFonts w:cs="Manrope"/>
+                <w:sz w:val="16"/>
+                <w:szCs w:val="18"/>
+              </w:rPr>
+              <w:t>27/09/2026</w:t>
+            </w:r>
+          </w:p>
+        </w:tc>
+      </w:tr>
+      <w:tr>
+        <w:tc>
+          <w:tcPr>
+            <w:tcW w:w="283" w:type="dxa"/>
+            <w:tcBorders>
+              <w:left w:val="single" w:sz="12" w:space="0" w:color="808080" w:themeColor="background1" w:themeShade="80"/>
+            </w:tcBorders>
+          </w:tcPr>
+          <w:p>
+            <w:pPr>
+              <w:autoSpaceDE w:val="0"/>
+              <w:autoSpaceDN w:val="0"/>
+              <w:adjustRightInd w:val="0"/>
+              <w:ind w:left="27"/>
+              <w:jc w:val="left"/>
+              <w:rPr>
+                <w:rFonts w:cs="Manrope"/>
+                <w:sz w:val="18"/>
+                <w:szCs w:val="18"/>
+              </w:rPr>
+            </w:pPr>
+          </w:p>
+        </w:tc>
+        <w:tc>
+          <w:tcPr>
+            <w:tcW w:w="846" w:type="dxa"/>
+          </w:tcPr>
+          <w:p>
+            <w:pPr>
+              <w:autoSpaceDE w:val="0"/>
+              <w:autoSpaceDN w:val="0"/>
+              <w:adjustRightInd w:val="0"/>
+              <w:ind w:left="27"/>
+              <w:jc w:val="left"/>
+              <w:rPr>
+                <w:rFonts w:cs="Manrope"/>
+                <w:sz w:val="18"/>
+                <w:szCs w:val="18"/>
+              </w:rPr>
+            </w:pPr>
+            <w:r>
+              <w:rPr>
+                <w:rFonts w:cs="Manrope"/>
+                <w:sz w:val="16"/>
+                <w:szCs w:val="18"/>
+              </w:rPr>
+              <w:t>Testi</w:t>
+            </w:r>
+          </w:p>
+        </w:tc>
+        <w:tc>
+          <w:tcPr>
+            <w:tcW w:w="1422" w:type="dxa"/>
+          </w:tcPr>
+          <w:p>
+            <w:pPr>
+              <w:autoSpaceDE w:val="0"/>
+              <w:autoSpaceDN w:val="0"/>
+              <w:adjustRightInd w:val="0"/>
+              <w:ind w:left="27"/>
+              <w:jc w:val="left"/>
+              <w:rPr>
+                <w:rFonts w:cs="Manrope"/>
+                <w:sz w:val="18"/>
+                <w:szCs w:val="18"/>
+              </w:rPr>
+            </w:pPr>
+            <w:r>
+              <w:rPr>
+                <w:rFonts w:cs="Manrope"/>
+                <w:sz w:val="16"/>
+                <w:szCs w:val="18"/>
+              </w:rPr>
+              <w:t>26/09/2026</w:t>
+            </w:r>
+          </w:p>
+        </w:tc>
+      </w:tr>
+      <w:tr>
+        <w:tc>
+          <w:tcPr>
+            <w:tcW w:w="283" w:type="dxa"/>
+            <w:tcBorders>
+              <w:left w:val="single" w:sz="12" w:space="0" w:color="808080" w:themeColor="background1" w:themeShade="80"/>
+            </w:tcBorders>
+          </w:tcPr>
+          <w:p>
+            <w:pPr>
+              <w:autoSpaceDE w:val="0"/>
+              <w:autoSpaceDN w:val="0"/>
+              <w:adjustRightInd w:val="0"/>
+              <w:ind w:left="27"/>
+              <w:jc w:val="left"/>
+              <w:rPr>
+                <w:rFonts w:cs="Manrope"/>
+                <w:sz w:val="18"/>
+                <w:szCs w:val="18"/>
+              </w:rPr>
+            </w:pPr>
+          </w:p>
+        </w:tc>
+        <w:tc>
+          <w:tcPr>
+            <w:tcW w:w="846" w:type="dxa"/>
+          </w:tcPr>
+          <w:p>
+            <w:pPr>
+              <w:autoSpaceDE w:val="0"/>
+              <w:autoSpaceDN w:val="0"/>
+              <w:adjustRightInd w:val="0"/>
+              <w:ind w:left="27"/>
+              <w:jc w:val="left"/>
+              <w:rPr>
+                <w:rFonts w:cs="Manrope"/>
+                <w:sz w:val="18"/>
+                <w:szCs w:val="18"/>
+              </w:rPr>
+            </w:pPr>
+          </w:p>
+        </w:tc>
+        <w:tc>
+          <w:tcPr>
+            <w:tcW w:w="1422" w:type="dxa"/>
+          </w:tcPr>
+          <w:p>
+            <w:pPr>
+              <w:autoSpaceDE w:val="0"/>
+              <w:autoSpaceDN w:val="0"/>
+              <w:adjustRightInd w:val="0"/>
+              <w:ind w:left="27"/>
+              <w:jc w:val="left"/>
+              <w:rPr>
+                <w:rFonts w:cs="Manrope"/>
+                <w:sz w:val="18"/>
+                <w:szCs w:val="18"/>
+              </w:rPr>
+            </w:pPr>
+          </w:p>
+        </w:tc>
+      </w:tr>
+      <w:tr>
+        <w:tc>
+          <w:tcPr>
+            <w:tcW w:w="283" w:type="dxa"/>
+            <w:tcBorders>
+              <w:left w:val="single" w:sz="12" w:space="0" w:color="808080" w:themeColor="background1" w:themeShade="80"/>
+            </w:tcBorders>
+          </w:tcPr>
+          <w:p>
+            <w:pPr>
+              <w:autoSpaceDE w:val="0"/>
+              <w:autoSpaceDN w:val="0"/>
+              <w:adjustRightInd w:val="0"/>
+              <w:ind w:left="27"/>
+              <w:jc w:val="left"/>
+              <w:rPr>
+                <w:rFonts w:cs="Manrope"/>
+                <w:sz w:val="18"/>
+                <w:szCs w:val="18"/>
+              </w:rPr>
+            </w:pPr>
+          </w:p>
+        </w:tc>
+        <w:tc>
+          <w:tcPr>
+            <w:tcW w:w="846" w:type="dxa"/>
+          </w:tcPr>
+          <w:p>
+            <w:pPr>
+              <w:autoSpaceDE w:val="0"/>
+              <w:autoSpaceDN w:val="0"/>
+              <w:adjustRightInd w:val="0"/>
+              <w:ind w:left="27"/>
+              <w:jc w:val="left"/>
+              <w:rPr>
+                <w:rFonts w:cs="Manrope"/>
+                <w:sz w:val="18"/>
+                <w:szCs w:val="18"/>
+              </w:rPr>
+            </w:pPr>
+          </w:p>
+        </w:tc>
+        <w:tc>
+          <w:tcPr>
+            <w:tcW w:w="1422" w:type="dxa"/>
+          </w:tcPr>
+          <w:p>
+            <w:pPr>
+              <w:autoSpaceDE w:val="0"/>
+              <w:autoSpaceDN w:val="0"/>
+              <w:adjustRightInd w:val="0"/>
+              <w:ind w:left="27"/>
+              <w:jc w:val="left"/>
+              <w:rPr>
+                <w:rFonts w:cs="Manrope"/>
+                <w:sz w:val="18"/>
+                <w:szCs w:val="18"/>
+              </w:rPr>
+            </w:pPr>
+          </w:p>
+        </w:tc>
+      </w:tr>
+      <w:tr>
+        <w:tc>
+          <w:tcPr>
+            <w:tcW w:w="283" w:type="dxa"/>
+            <w:tcBorders>
+              <w:left w:val="single" w:sz="12" w:space="0" w:color="808080" w:themeColor="background1" w:themeShade="80"/>
+            </w:tcBorders>
+          </w:tcPr>
+          <w:p>
+            <w:pPr>
+              <w:autoSpaceDE w:val="0"/>
+              <w:autoSpaceDN w:val="0"/>
+              <w:adjustRightInd w:val="0"/>
+              <w:ind w:left="27"/>
+              <w:jc w:val="left"/>
+              <w:rPr>
+                <w:rFonts w:cs="Manrope"/>
+                <w:sz w:val="18"/>
+                <w:szCs w:val="18"/>
+              </w:rPr>
+            </w:pPr>
+          </w:p>
+        </w:tc>
+        <w:tc>
+          <w:tcPr>
+            <w:tcW w:w="846" w:type="dxa"/>
+          </w:tcPr>
+          <w:p>
+            <w:pPr>
+              <w:autoSpaceDE w:val="0"/>
+              <w:autoSpaceDN w:val="0"/>
+              <w:adjustRightInd w:val="0"/>
+              <w:ind w:left="27"/>
+              <w:jc w:val="left"/>
+              <w:rPr>
+                <w:rFonts w:cs="Manrope"/>
+                <w:sz w:val="18"/>
+                <w:szCs w:val="18"/>
+              </w:rPr>
+            </w:pPr>
+          </w:p>
+        </w:tc>
+        <w:tc>
+          <w:tcPr>
+            <w:tcW w:w="1422" w:type="dxa"/>
+          </w:tcPr>
+          <w:p>
+            <w:pPr>
+              <w:autoSpaceDE w:val="0"/>
+              <w:autoSpaceDN w:val="0"/>
+              <w:adjustRightInd w:val="0"/>
+              <w:ind w:left="27"/>
+              <w:jc w:val="left"/>
+              <w:rPr>
+                <w:rFonts w:cs="Manrope"/>
+                <w:sz w:val="18"/>
+                <w:szCs w:val="18"/>
+              </w:rPr>
+            </w:pPr>
+          </w:p>
+        </w:tc>
+      </w:tr>
+      <w:tr>
+        <w:tc>
+          <w:tcPr>
+            <w:tcW w:w="283" w:type="dxa"/>
+            <w:tcBorders>
+              <w:left w:val="single" w:sz="12" w:space="0" w:color="808080" w:themeColor="background1" w:themeShade="80"/>
+            </w:tcBorders>
+          </w:tcPr>
+          <w:p>
+            <w:pPr>
+              <w:autoSpaceDE w:val="0"/>
+              <w:autoSpaceDN w:val="0"/>
+              <w:adjustRightInd w:val="0"/>
+              <w:ind w:left="27"/>
+              <w:jc w:val="left"/>
+              <w:rPr>
+                <w:rFonts w:cs="Manrope"/>
+                <w:sz w:val="18"/>
+                <w:szCs w:val="18"/>
+              </w:rPr>
+            </w:pPr>
+          </w:p>
+        </w:tc>
+        <w:tc>
+          <w:tcPr>
+            <w:tcW w:w="846" w:type="dxa"/>
+          </w:tcPr>
+          <w:p>
+            <w:pPr>
+              <w:autoSpaceDE w:val="0"/>
+              <w:autoSpaceDN w:val="0"/>
+              <w:adjustRightInd w:val="0"/>
+              <w:ind w:left="27"/>
+              <w:jc w:val="left"/>
+              <w:rPr>
+                <w:rFonts w:cs="Manrope"/>
+                <w:sz w:val="18"/>
+                <w:szCs w:val="18"/>
+              </w:rPr>
+            </w:pPr>
+          </w:p>
+        </w:tc>
+        <w:tc>
+          <w:tcPr>
+            <w:tcW w:w="1422" w:type="dxa"/>
+          </w:tcPr>
+          <w:p>
+            <w:pPr>
+              <w:autoSpaceDE w:val="0"/>
+              <w:autoSpaceDN w:val="0"/>
+              <w:adjustRightInd w:val="0"/>
+              <w:ind w:left="27"/>
+              <w:jc w:val="left"/>
+              <w:rPr>
+                <w:rFonts w:cs="Manrope"/>
+                <w:sz w:val="18"/>
+                <w:szCs w:val="18"/>
+              </w:rPr>
+            </w:pPr>
+          </w:p>
+        </w:tc>
+      </w:tr>
+      <w:tr>
+        <w:tc>
+          <w:tcPr>
+            <w:tcW w:w="283" w:type="dxa"/>
+            <w:tcBorders>
+              <w:left w:val="single" w:sz="12" w:space="0" w:color="808080" w:themeColor="background1" w:themeShade="80"/>
+            </w:tcBorders>
+          </w:tcPr>
+          <w:p>
+            <w:pPr>
+              <w:autoSpaceDE w:val="0"/>
+              <w:autoSpaceDN w:val="0"/>
+              <w:adjustRightInd w:val="0"/>
+              <w:ind w:left="27"/>
+              <w:jc w:val="left"/>
+              <w:rPr>
+                <w:rFonts w:cs="Manrope"/>
+                <w:sz w:val="18"/>
+                <w:szCs w:val="18"/>
+              </w:rPr>
+            </w:pPr>
+          </w:p>
+        </w:tc>
+        <w:tc>
+          <w:tcPr>
+            <w:tcW w:w="846" w:type="dxa"/>
+          </w:tcPr>
+          <w:p>
+            <w:pPr>
+              <w:autoSpaceDE w:val="0"/>
+              <w:autoSpaceDN w:val="0"/>
+              <w:adjustRightInd w:val="0"/>
+              <w:ind w:left="27"/>
+              <w:jc w:val="left"/>
+              <w:rPr>
+                <w:rFonts w:cs="Manrope"/>
+                <w:sz w:val="18"/>
+                <w:szCs w:val="18"/>
+              </w:rPr>
+            </w:pPr>
+          </w:p>
+        </w:tc>
+        <w:tc>
+          <w:tcPr>
+            <w:tcW w:w="1422" w:type="dxa"/>
+          </w:tcPr>
+          <w:p>
+            <w:pPr>
+              <w:autoSpaceDE w:val="0"/>
+              <w:autoSpaceDN w:val="0"/>
+              <w:adjustRightInd w:val="0"/>
+              <w:ind w:left="27"/>
+              <w:jc w:val="left"/>
+              <w:rPr>
+                <w:rFonts w:cs="Manrope"/>
+                <w:sz w:val="18"/>
+                <w:szCs w:val="18"/>
+              </w:rPr>
+            </w:pPr>
+          </w:p>
+        </w:tc>
+      </w:tr>
+    </w:tbl>
     <w:p>
       <w:pPr>
         <w:autoSpaceDE w:val="0"/>
@@ -455,13 +1085,6 @@
               </w:rPr>
               <w:t>Guida pratica all’uso</w:t>
             </w:r>
-            <w:r>
-              <w:rPr>
-                <w:rFonts w:cs="Manrope"/>
-                <w:sz w:val="22"/>
-                <w:szCs w:val="28"/>
-              </w:rPr>
-            </w:r>
           </w:p>
         </w:tc>
       </w:tr>
@@ -498,10 +1121,37 @@
                 <w:szCs w:val="16"/>
               </w:rPr>
               <w:t>Progetti e materiali</w:t>
+            </w:r>
+            <w:r>
+              <w:rPr>
+                <w:rFonts w:cs="Manrope"/>
+                <w:b/>
+                <w:bCs/>
+                <w:sz w:val="22"/>
+                <w:szCs w:val="16"/>
+              </w:rPr>
               <w:br/>
               <w:t>Geotecnica e sezioni strutturali</w:t>
+            </w:r>
+            <w:r>
+              <w:rPr>
+                <w:rFonts w:cs="Manrope"/>
+                <w:b/>
+                <w:bCs/>
+                <w:sz w:val="22"/>
+                <w:szCs w:val="16"/>
+              </w:rPr>
               <w:br/>
               <w:t>Bridge Design e report</w:t>
+            </w:r>
+            <w:r>
+              <w:rPr>
+                <w:rFonts w:cs="Manrope"/>
+                <w:b/>
+                <w:bCs/>
+                <w:sz w:val="22"/>
+                <w:szCs w:val="16"/>
+              </w:rPr>
               <w:br/>
               <w:t>Contenuti al 26 settembre 2026</w:t>
             </w:r>
@@ -590,12 +1240,6 @@
               </w:rPr>
               <w:t>Tipo documento: MANUALE</w:t>
             </w:r>
-            <w:r>
-              <w:rPr>
-                <w:rFonts w:cs="Manrope"/>
-                <w:sz w:val="20"/>
-              </w:rPr>
-            </w:r>
           </w:p>
         </w:tc>
         <w:tc>
@@ -658,34 +1302,6 @@
                 <w:szCs w:val="18"/>
               </w:rPr>
               <w:t>ANTHEA-GP-02</w:t>
-            </w:r>
-            <w:r>
-              <w:rPr>
-                <w:rFonts w:cs="Manrope"/>
-                <w:sz w:val="20"/>
-                <w:szCs w:val="18"/>
-              </w:rPr>
-            </w:r>
-            <w:r>
-              <w:rPr>
-                <w:rFonts w:cs="Manrope"/>
-                <w:sz w:val="20"/>
-                <w:szCs w:val="18"/>
-              </w:rPr>
-            </w:r>
-            <w:r>
-              <w:rPr>
-                <w:rFonts w:cs="Manrope"/>
-                <w:sz w:val="20"/>
-                <w:szCs w:val="18"/>
-              </w:rPr>
-            </w:r>
-            <w:r>
-              <w:rPr>
-                <w:rFonts w:cs="Manrope"/>
-                <w:sz w:val="20"/>
-                <w:szCs w:val="18"/>
-              </w:rPr>
             </w:r>
           </w:p>
         </w:tc>
@@ -724,22 +1340,6 @@
                 <w:sz w:val="20"/>
               </w:rPr>
               <w:t>Software: ANTHEA</w:t>
-            </w:r>
-            <w:r>
-              <w:rPr>
-                <w:rFonts w:cs="Manrope"/>
-                <w:sz w:val="20"/>
-                <w:szCs w:val="32"/>
-              </w:rPr>
-            </w:r>
-            <w:r>
-              <w:rPr>
-                <w:rFonts w:cs="Manrope"/>
-                <w:b/>
-                <w:bCs/>
-                <w:sz w:val="20"/>
-                <w:szCs w:val="32"/>
-              </w:rPr>
             </w:r>
           </w:p>
         </w:tc>
@@ -1209,13 +1809,6 @@
               </w:rPr>
               <w:t>27/09/2026</w:t>
             </w:r>
-            <w:r>
-              <w:rPr>
-                <w:rFonts w:cs="Manrope"/>
-                <w:sz w:val="16"/>
-                <w:szCs w:val="18"/>
-              </w:rPr>
-            </w:r>
           </w:p>
         </w:tc>
         <w:tc>
@@ -1236,13 +1829,6 @@
                 <w:szCs w:val="18"/>
               </w:rPr>
             </w:pPr>
-            <w:r>
-              <w:rPr>
-                <w:rFonts w:cs="Manrope"/>
-                <w:sz w:val="16"/>
-                <w:szCs w:val="18"/>
-              </w:rPr>
-            </w:r>
           </w:p>
         </w:tc>
         <w:tc>
@@ -1263,13 +1849,6 @@
                 <w:szCs w:val="18"/>
               </w:rPr>
             </w:pPr>
-            <w:r>
-              <w:rPr>
-                <w:rFonts w:cs="Manrope"/>
-                <w:sz w:val="16"/>
-                <w:szCs w:val="18"/>
-              </w:rPr>
-            </w:r>
           </w:p>
         </w:tc>
         <w:tc>
@@ -1290,13 +1869,6 @@
                 <w:szCs w:val="18"/>
               </w:rPr>
             </w:pPr>
-            <w:r>
-              <w:rPr>
-                <w:rFonts w:cs="Manrope"/>
-                <w:sz w:val="16"/>
-                <w:szCs w:val="18"/>
-              </w:rPr>
-            </w:r>
           </w:p>
         </w:tc>
       </w:tr>
@@ -1739,7 +2311,4826 @@
       </w:r>
     </w:p>
     <w:p>
-      <w:fldSimple w:instr="TOC \o &quot;1-2&quot; \h \z \u"/>
+      <w:pPr>
+        <w:pStyle w:val="Sommario1"/>
+        <w:rPr>
+          <w:rFonts w:asciiTheme="minorHAnsi" w:eastAsiaTheme="minorEastAsia" w:hAnsiTheme="minorHAnsi" w:cstheme="minorBidi"/>
+          <w:b w:val="0"/>
+          <w:bCs w:val="0"/>
+          <w:caps w:val="0"/>
+          <w:noProof/>
+          <w:kern w:val="2"/>
+          <w:szCs w:val="24"/>
+          <w:lang w:val="it-IT" w:eastAsia="it-IT"/>
+          <w14:ligatures w14:val="standardContextual"/>
+        </w:rPr>
+      </w:pPr>
+      <w:r>
+        <w:fldChar w:fldCharType="begin"/>
+      </w:r>
+      <w:r>
+        <w:instrText>TOC \o "1-2" \h \z \u</w:instrText>
+      </w:r>
+      <w:r>
+        <w:fldChar w:fldCharType="separate"/>
+      </w:r>
+      <w:hyperlink w:anchor="_Toc241397241" w:history="1">
+        <w:r>
+          <w:rPr>
+            <w:rStyle w:val="Collegamentoipertestuale"/>
+            <w:noProof/>
+          </w:rPr>
+          <w:t>1</w:t>
+        </w:r>
+        <w:r>
+          <w:rPr>
+            <w:rFonts w:asciiTheme="minorHAnsi" w:eastAsiaTheme="minorEastAsia" w:hAnsiTheme="minorHAnsi" w:cstheme="minorBidi"/>
+            <w:b w:val="0"/>
+            <w:bCs w:val="0"/>
+            <w:caps w:val="0"/>
+            <w:noProof/>
+            <w:kern w:val="2"/>
+            <w:szCs w:val="24"/>
+            <w:lang w:val="it-IT" w:eastAsia="it-IT"/>
+            <w14:ligatures w14:val="standardContextual"/>
+          </w:rPr>
+          <w:tab/>
+        </w:r>
+        <w:r>
+          <w:rPr>
+            <w:rStyle w:val="Collegamentoipertestuale"/>
+            <w:noProof/>
+          </w:rPr>
+          <w:t>Avvio e scelta del modulo</w:t>
+        </w:r>
+        <w:r>
+          <w:rPr>
+            <w:noProof/>
+            <w:webHidden/>
+          </w:rPr>
+          <w:tab/>
+        </w:r>
+        <w:r>
+          <w:rPr>
+            <w:noProof/>
+            <w:webHidden/>
+          </w:rPr>
+          <w:fldChar w:fldCharType="begin"/>
+        </w:r>
+        <w:r>
+          <w:rPr>
+            <w:noProof/>
+            <w:webHidden/>
+          </w:rPr>
+          <w:instrText xml:space="preserve"> PAGEREF _Toc241397241 \h </w:instrText>
+        </w:r>
+        <w:r>
+          <w:rPr>
+            <w:noProof/>
+            <w:webHidden/>
+          </w:rPr>
+        </w:r>
+        <w:r>
+          <w:rPr>
+            <w:noProof/>
+            <w:webHidden/>
+          </w:rPr>
+          <w:fldChar w:fldCharType="separate"/>
+        </w:r>
+        <w:r>
+          <w:rPr>
+            <w:noProof/>
+            <w:webHidden/>
+          </w:rPr>
+          <w:t>1</w:t>
+        </w:r>
+        <w:r>
+          <w:rPr>
+            <w:noProof/>
+            <w:webHidden/>
+          </w:rPr>
+          <w:fldChar w:fldCharType="end"/>
+        </w:r>
+      </w:hyperlink>
+    </w:p>
+    <w:p>
+      <w:pPr>
+        <w:pStyle w:val="Sommario2"/>
+        <w:tabs>
+          <w:tab w:val="left" w:pos="720"/>
+          <w:tab w:val="right" w:leader="dot" w:pos="9628"/>
+        </w:tabs>
+        <w:rPr>
+          <w:rFonts w:asciiTheme="minorHAnsi" w:eastAsiaTheme="minorEastAsia" w:hAnsiTheme="minorHAnsi" w:cstheme="minorBidi"/>
+          <w:smallCaps w:val="0"/>
+          <w:noProof/>
+          <w:kern w:val="2"/>
+          <w:szCs w:val="24"/>
+          <w14:ligatures w14:val="standardContextual"/>
+        </w:rPr>
+      </w:pPr>
+      <w:hyperlink w:anchor="_Toc241397242" w:history="1">
+        <w:r>
+          <w:rPr>
+            <w:rStyle w:val="Collegamentoipertestuale"/>
+            <w:noProof/>
+          </w:rPr>
+          <w:t>1.1</w:t>
+        </w:r>
+        <w:r>
+          <w:rPr>
+            <w:rFonts w:asciiTheme="minorHAnsi" w:eastAsiaTheme="minorEastAsia" w:hAnsiTheme="minorHAnsi" w:cstheme="minorBidi"/>
+            <w:smallCaps w:val="0"/>
+            <w:noProof/>
+            <w:kern w:val="2"/>
+            <w:szCs w:val="24"/>
+            <w14:ligatures w14:val="standardContextual"/>
+          </w:rPr>
+          <w:tab/>
+        </w:r>
+        <w:r>
+          <w:rPr>
+            <w:rStyle w:val="Collegamentoipertestuale"/>
+            <w:noProof/>
+          </w:rPr>
+          <w:t>Avviare la versione aggiornata</w:t>
+        </w:r>
+        <w:r>
+          <w:rPr>
+            <w:noProof/>
+            <w:webHidden/>
+          </w:rPr>
+          <w:tab/>
+        </w:r>
+        <w:r>
+          <w:rPr>
+            <w:noProof/>
+            <w:webHidden/>
+          </w:rPr>
+          <w:fldChar w:fldCharType="begin"/>
+        </w:r>
+        <w:r>
+          <w:rPr>
+            <w:noProof/>
+            <w:webHidden/>
+          </w:rPr>
+          <w:instrText xml:space="preserve"> PAGEREF _Toc241397242 \h </w:instrText>
+        </w:r>
+        <w:r>
+          <w:rPr>
+            <w:noProof/>
+            <w:webHidden/>
+          </w:rPr>
+        </w:r>
+        <w:r>
+          <w:rPr>
+            <w:noProof/>
+            <w:webHidden/>
+          </w:rPr>
+          <w:fldChar w:fldCharType="separate"/>
+        </w:r>
+        <w:r>
+          <w:rPr>
+            <w:noProof/>
+            <w:webHidden/>
+          </w:rPr>
+          <w:t>1</w:t>
+        </w:r>
+        <w:r>
+          <w:rPr>
+            <w:noProof/>
+            <w:webHidden/>
+          </w:rPr>
+          <w:fldChar w:fldCharType="end"/>
+        </w:r>
+      </w:hyperlink>
+    </w:p>
+    <w:p>
+      <w:pPr>
+        <w:pStyle w:val="Sommario2"/>
+        <w:tabs>
+          <w:tab w:val="left" w:pos="720"/>
+          <w:tab w:val="right" w:leader="dot" w:pos="9628"/>
+        </w:tabs>
+        <w:rPr>
+          <w:rFonts w:asciiTheme="minorHAnsi" w:eastAsiaTheme="minorEastAsia" w:hAnsiTheme="minorHAnsi" w:cstheme="minorBidi"/>
+          <w:smallCaps w:val="0"/>
+          <w:noProof/>
+          <w:kern w:val="2"/>
+          <w:szCs w:val="24"/>
+          <w14:ligatures w14:val="standardContextual"/>
+        </w:rPr>
+      </w:pPr>
+      <w:hyperlink w:anchor="_Toc241397243" w:history="1">
+        <w:r>
+          <w:rPr>
+            <w:rStyle w:val="Collegamentoipertestuale"/>
+            <w:noProof/>
+          </w:rPr>
+          <w:t>1.2</w:t>
+        </w:r>
+        <w:r>
+          <w:rPr>
+            <w:rFonts w:asciiTheme="minorHAnsi" w:eastAsiaTheme="minorEastAsia" w:hAnsiTheme="minorHAnsi" w:cstheme="minorBidi"/>
+            <w:smallCaps w:val="0"/>
+            <w:noProof/>
+            <w:kern w:val="2"/>
+            <w:szCs w:val="24"/>
+            <w14:ligatures w14:val="standardContextual"/>
+          </w:rPr>
+          <w:tab/>
+        </w:r>
+        <w:r>
+          <w:rPr>
+            <w:rStyle w:val="Collegamentoipertestuale"/>
+            <w:noProof/>
+          </w:rPr>
+          <w:t>Scegliere il foglio adatto</w:t>
+        </w:r>
+        <w:r>
+          <w:rPr>
+            <w:noProof/>
+            <w:webHidden/>
+          </w:rPr>
+          <w:tab/>
+        </w:r>
+        <w:r>
+          <w:rPr>
+            <w:noProof/>
+            <w:webHidden/>
+          </w:rPr>
+          <w:fldChar w:fldCharType="begin"/>
+        </w:r>
+        <w:r>
+          <w:rPr>
+            <w:noProof/>
+            <w:webHidden/>
+          </w:rPr>
+          <w:instrText xml:space="preserve"> PAGEREF _Toc241397243 \h </w:instrText>
+        </w:r>
+        <w:r>
+          <w:rPr>
+            <w:noProof/>
+            <w:webHidden/>
+          </w:rPr>
+        </w:r>
+        <w:r>
+          <w:rPr>
+            <w:noProof/>
+            <w:webHidden/>
+          </w:rPr>
+          <w:fldChar w:fldCharType="separate"/>
+        </w:r>
+        <w:r>
+          <w:rPr>
+            <w:noProof/>
+            <w:webHidden/>
+          </w:rPr>
+          <w:t>1</w:t>
+        </w:r>
+        <w:r>
+          <w:rPr>
+            <w:noProof/>
+            <w:webHidden/>
+          </w:rPr>
+          <w:fldChar w:fldCharType="end"/>
+        </w:r>
+      </w:hyperlink>
+    </w:p>
+    <w:p>
+      <w:pPr>
+        <w:pStyle w:val="Sommario2"/>
+        <w:tabs>
+          <w:tab w:val="left" w:pos="720"/>
+          <w:tab w:val="right" w:leader="dot" w:pos="9628"/>
+        </w:tabs>
+        <w:rPr>
+          <w:rFonts w:asciiTheme="minorHAnsi" w:eastAsiaTheme="minorEastAsia" w:hAnsiTheme="minorHAnsi" w:cstheme="minorBidi"/>
+          <w:smallCaps w:val="0"/>
+          <w:noProof/>
+          <w:kern w:val="2"/>
+          <w:szCs w:val="24"/>
+          <w14:ligatures w14:val="standardContextual"/>
+        </w:rPr>
+      </w:pPr>
+      <w:hyperlink w:anchor="_Toc241397244" w:history="1">
+        <w:r>
+          <w:rPr>
+            <w:rStyle w:val="Collegamentoipertestuale"/>
+            <w:noProof/>
+          </w:rPr>
+          <w:t>1.3</w:t>
+        </w:r>
+        <w:r>
+          <w:rPr>
+            <w:rFonts w:asciiTheme="minorHAnsi" w:eastAsiaTheme="minorEastAsia" w:hAnsiTheme="minorHAnsi" w:cstheme="minorBidi"/>
+            <w:smallCaps w:val="0"/>
+            <w:noProof/>
+            <w:kern w:val="2"/>
+            <w:szCs w:val="24"/>
+            <w14:ligatures w14:val="standardContextual"/>
+          </w:rPr>
+          <w:tab/>
+        </w:r>
+        <w:r>
+          <w:rPr>
+            <w:rStyle w:val="Collegamentoipertestuale"/>
+            <w:noProof/>
+          </w:rPr>
+          <w:t>Leggere e compilare i campi</w:t>
+        </w:r>
+        <w:r>
+          <w:rPr>
+            <w:noProof/>
+            <w:webHidden/>
+          </w:rPr>
+          <w:tab/>
+        </w:r>
+        <w:r>
+          <w:rPr>
+            <w:noProof/>
+            <w:webHidden/>
+          </w:rPr>
+          <w:fldChar w:fldCharType="begin"/>
+        </w:r>
+        <w:r>
+          <w:rPr>
+            <w:noProof/>
+            <w:webHidden/>
+          </w:rPr>
+          <w:instrText xml:space="preserve"> PAGEREF _Toc241397244 \h </w:instrText>
+        </w:r>
+        <w:r>
+          <w:rPr>
+            <w:noProof/>
+            <w:webHidden/>
+          </w:rPr>
+        </w:r>
+        <w:r>
+          <w:rPr>
+            <w:noProof/>
+            <w:webHidden/>
+          </w:rPr>
+          <w:fldChar w:fldCharType="separate"/>
+        </w:r>
+        <w:r>
+          <w:rPr>
+            <w:noProof/>
+            <w:webHidden/>
+          </w:rPr>
+          <w:t>2</w:t>
+        </w:r>
+        <w:r>
+          <w:rPr>
+            <w:noProof/>
+            <w:webHidden/>
+          </w:rPr>
+          <w:fldChar w:fldCharType="end"/>
+        </w:r>
+      </w:hyperlink>
+    </w:p>
+    <w:p>
+      <w:pPr>
+        <w:pStyle w:val="Sommario1"/>
+        <w:rPr>
+          <w:rFonts w:asciiTheme="minorHAnsi" w:eastAsiaTheme="minorEastAsia" w:hAnsiTheme="minorHAnsi" w:cstheme="minorBidi"/>
+          <w:b w:val="0"/>
+          <w:bCs w:val="0"/>
+          <w:caps w:val="0"/>
+          <w:noProof/>
+          <w:kern w:val="2"/>
+          <w:szCs w:val="24"/>
+          <w:lang w:val="it-IT" w:eastAsia="it-IT"/>
+          <w14:ligatures w14:val="standardContextual"/>
+        </w:rPr>
+      </w:pPr>
+      <w:hyperlink w:anchor="_Toc241397245" w:history="1">
+        <w:r>
+          <w:rPr>
+            <w:rStyle w:val="Collegamentoipertestuale"/>
+            <w:noProof/>
+          </w:rPr>
+          <w:t>2</w:t>
+        </w:r>
+        <w:r>
+          <w:rPr>
+            <w:rFonts w:asciiTheme="minorHAnsi" w:eastAsiaTheme="minorEastAsia" w:hAnsiTheme="minorHAnsi" w:cstheme="minorBidi"/>
+            <w:b w:val="0"/>
+            <w:bCs w:val="0"/>
+            <w:caps w:val="0"/>
+            <w:noProof/>
+            <w:kern w:val="2"/>
+            <w:szCs w:val="24"/>
+            <w:lang w:val="it-IT" w:eastAsia="it-IT"/>
+            <w14:ligatures w14:val="standardContextual"/>
+          </w:rPr>
+          <w:tab/>
+        </w:r>
+        <w:r>
+          <w:rPr>
+            <w:rStyle w:val="Collegamentoipertestuale"/>
+            <w:noProof/>
+          </w:rPr>
+          <w:t>Progetti e gestione del lavoro</w:t>
+        </w:r>
+        <w:r>
+          <w:rPr>
+            <w:noProof/>
+            <w:webHidden/>
+          </w:rPr>
+          <w:tab/>
+        </w:r>
+        <w:r>
+          <w:rPr>
+            <w:noProof/>
+            <w:webHidden/>
+          </w:rPr>
+          <w:fldChar w:fldCharType="begin"/>
+        </w:r>
+        <w:r>
+          <w:rPr>
+            <w:noProof/>
+            <w:webHidden/>
+          </w:rPr>
+          <w:instrText xml:space="preserve"> PAGEREF _Toc241397245 \h </w:instrText>
+        </w:r>
+        <w:r>
+          <w:rPr>
+            <w:noProof/>
+            <w:webHidden/>
+          </w:rPr>
+        </w:r>
+        <w:r>
+          <w:rPr>
+            <w:noProof/>
+            <w:webHidden/>
+          </w:rPr>
+          <w:fldChar w:fldCharType="separate"/>
+        </w:r>
+        <w:r>
+          <w:rPr>
+            <w:noProof/>
+            <w:webHidden/>
+          </w:rPr>
+          <w:t>3</w:t>
+        </w:r>
+        <w:r>
+          <w:rPr>
+            <w:noProof/>
+            <w:webHidden/>
+          </w:rPr>
+          <w:fldChar w:fldCharType="end"/>
+        </w:r>
+      </w:hyperlink>
+    </w:p>
+    <w:p>
+      <w:pPr>
+        <w:pStyle w:val="Sommario2"/>
+        <w:tabs>
+          <w:tab w:val="left" w:pos="720"/>
+          <w:tab w:val="right" w:leader="dot" w:pos="9628"/>
+        </w:tabs>
+        <w:rPr>
+          <w:rFonts w:asciiTheme="minorHAnsi" w:eastAsiaTheme="minorEastAsia" w:hAnsiTheme="minorHAnsi" w:cstheme="minorBidi"/>
+          <w:smallCaps w:val="0"/>
+          <w:noProof/>
+          <w:kern w:val="2"/>
+          <w:szCs w:val="24"/>
+          <w14:ligatures w14:val="standardContextual"/>
+        </w:rPr>
+      </w:pPr>
+      <w:hyperlink w:anchor="_Toc241397246" w:history="1">
+        <w:r>
+          <w:rPr>
+            <w:rStyle w:val="Collegamentoipertestuale"/>
+            <w:noProof/>
+          </w:rPr>
+          <w:t>2.1</w:t>
+        </w:r>
+        <w:r>
+          <w:rPr>
+            <w:rFonts w:asciiTheme="minorHAnsi" w:eastAsiaTheme="minorEastAsia" w:hAnsiTheme="minorHAnsi" w:cstheme="minorBidi"/>
+            <w:smallCaps w:val="0"/>
+            <w:noProof/>
+            <w:kern w:val="2"/>
+            <w:szCs w:val="24"/>
+            <w14:ligatures w14:val="standardContextual"/>
+          </w:rPr>
+          <w:tab/>
+        </w:r>
+        <w:r>
+          <w:rPr>
+            <w:rStyle w:val="Collegamentoipertestuale"/>
+            <w:noProof/>
+          </w:rPr>
+          <w:t>Costruire una struttura leggibile</w:t>
+        </w:r>
+        <w:r>
+          <w:rPr>
+            <w:noProof/>
+            <w:webHidden/>
+          </w:rPr>
+          <w:tab/>
+        </w:r>
+        <w:r>
+          <w:rPr>
+            <w:noProof/>
+            <w:webHidden/>
+          </w:rPr>
+          <w:fldChar w:fldCharType="begin"/>
+        </w:r>
+        <w:r>
+          <w:rPr>
+            <w:noProof/>
+            <w:webHidden/>
+          </w:rPr>
+          <w:instrText xml:space="preserve"> PAGEREF _Toc241397246 \h </w:instrText>
+        </w:r>
+        <w:r>
+          <w:rPr>
+            <w:noProof/>
+            <w:webHidden/>
+          </w:rPr>
+        </w:r>
+        <w:r>
+          <w:rPr>
+            <w:noProof/>
+            <w:webHidden/>
+          </w:rPr>
+          <w:fldChar w:fldCharType="separate"/>
+        </w:r>
+        <w:r>
+          <w:rPr>
+            <w:noProof/>
+            <w:webHidden/>
+          </w:rPr>
+          <w:t>3</w:t>
+        </w:r>
+        <w:r>
+          <w:rPr>
+            <w:noProof/>
+            <w:webHidden/>
+          </w:rPr>
+          <w:fldChar w:fldCharType="end"/>
+        </w:r>
+      </w:hyperlink>
+    </w:p>
+    <w:p>
+      <w:pPr>
+        <w:pStyle w:val="Sommario2"/>
+        <w:tabs>
+          <w:tab w:val="left" w:pos="720"/>
+          <w:tab w:val="right" w:leader="dot" w:pos="9628"/>
+        </w:tabs>
+        <w:rPr>
+          <w:rFonts w:asciiTheme="minorHAnsi" w:eastAsiaTheme="minorEastAsia" w:hAnsiTheme="minorHAnsi" w:cstheme="minorBidi"/>
+          <w:smallCaps w:val="0"/>
+          <w:noProof/>
+          <w:kern w:val="2"/>
+          <w:szCs w:val="24"/>
+          <w14:ligatures w14:val="standardContextual"/>
+        </w:rPr>
+      </w:pPr>
+      <w:hyperlink w:anchor="_Toc241397247" w:history="1">
+        <w:r>
+          <w:rPr>
+            <w:rStyle w:val="Collegamentoipertestuale"/>
+            <w:noProof/>
+          </w:rPr>
+          <w:t>2.2</w:t>
+        </w:r>
+        <w:r>
+          <w:rPr>
+            <w:rFonts w:asciiTheme="minorHAnsi" w:eastAsiaTheme="minorEastAsia" w:hAnsiTheme="minorHAnsi" w:cstheme="minorBidi"/>
+            <w:smallCaps w:val="0"/>
+            <w:noProof/>
+            <w:kern w:val="2"/>
+            <w:szCs w:val="24"/>
+            <w14:ligatures w14:val="standardContextual"/>
+          </w:rPr>
+          <w:tab/>
+        </w:r>
+        <w:r>
+          <w:rPr>
+            <w:rStyle w:val="Collegamentoipertestuale"/>
+            <w:noProof/>
+          </w:rPr>
+          <w:t>Comprendere i dati comuni</w:t>
+        </w:r>
+        <w:r>
+          <w:rPr>
+            <w:noProof/>
+            <w:webHidden/>
+          </w:rPr>
+          <w:tab/>
+        </w:r>
+        <w:r>
+          <w:rPr>
+            <w:noProof/>
+            <w:webHidden/>
+          </w:rPr>
+          <w:fldChar w:fldCharType="begin"/>
+        </w:r>
+        <w:r>
+          <w:rPr>
+            <w:noProof/>
+            <w:webHidden/>
+          </w:rPr>
+          <w:instrText xml:space="preserve"> PAGEREF _Toc241397247 \h </w:instrText>
+        </w:r>
+        <w:r>
+          <w:rPr>
+            <w:noProof/>
+            <w:webHidden/>
+          </w:rPr>
+        </w:r>
+        <w:r>
+          <w:rPr>
+            <w:noProof/>
+            <w:webHidden/>
+          </w:rPr>
+          <w:fldChar w:fldCharType="separate"/>
+        </w:r>
+        <w:r>
+          <w:rPr>
+            <w:noProof/>
+            <w:webHidden/>
+          </w:rPr>
+          <w:t>3</w:t>
+        </w:r>
+        <w:r>
+          <w:rPr>
+            <w:noProof/>
+            <w:webHidden/>
+          </w:rPr>
+          <w:fldChar w:fldCharType="end"/>
+        </w:r>
+      </w:hyperlink>
+    </w:p>
+    <w:p>
+      <w:pPr>
+        <w:pStyle w:val="Sommario2"/>
+        <w:tabs>
+          <w:tab w:val="left" w:pos="720"/>
+          <w:tab w:val="right" w:leader="dot" w:pos="9628"/>
+        </w:tabs>
+        <w:rPr>
+          <w:rFonts w:asciiTheme="minorHAnsi" w:eastAsiaTheme="minorEastAsia" w:hAnsiTheme="minorHAnsi" w:cstheme="minorBidi"/>
+          <w:smallCaps w:val="0"/>
+          <w:noProof/>
+          <w:kern w:val="2"/>
+          <w:szCs w:val="24"/>
+          <w14:ligatures w14:val="standardContextual"/>
+        </w:rPr>
+      </w:pPr>
+      <w:hyperlink w:anchor="_Toc241397248" w:history="1">
+        <w:r>
+          <w:rPr>
+            <w:rStyle w:val="Collegamentoipertestuale"/>
+            <w:noProof/>
+          </w:rPr>
+          <w:t>2.3</w:t>
+        </w:r>
+        <w:r>
+          <w:rPr>
+            <w:rFonts w:asciiTheme="minorHAnsi" w:eastAsiaTheme="minorEastAsia" w:hAnsiTheme="minorHAnsi" w:cstheme="minorBidi"/>
+            <w:smallCaps w:val="0"/>
+            <w:noProof/>
+            <w:kern w:val="2"/>
+            <w:szCs w:val="24"/>
+            <w14:ligatures w14:val="standardContextual"/>
+          </w:rPr>
+          <w:tab/>
+        </w:r>
+        <w:r>
+          <w:rPr>
+            <w:rStyle w:val="Collegamentoipertestuale"/>
+            <w:noProof/>
+          </w:rPr>
+          <w:t>Spostare duplicare e annullare</w:t>
+        </w:r>
+        <w:r>
+          <w:rPr>
+            <w:noProof/>
+            <w:webHidden/>
+          </w:rPr>
+          <w:tab/>
+        </w:r>
+        <w:r>
+          <w:rPr>
+            <w:noProof/>
+            <w:webHidden/>
+          </w:rPr>
+          <w:fldChar w:fldCharType="begin"/>
+        </w:r>
+        <w:r>
+          <w:rPr>
+            <w:noProof/>
+            <w:webHidden/>
+          </w:rPr>
+          <w:instrText xml:space="preserve"> PAGEREF _Toc241397248 \h </w:instrText>
+        </w:r>
+        <w:r>
+          <w:rPr>
+            <w:noProof/>
+            <w:webHidden/>
+          </w:rPr>
+        </w:r>
+        <w:r>
+          <w:rPr>
+            <w:noProof/>
+            <w:webHidden/>
+          </w:rPr>
+          <w:fldChar w:fldCharType="separate"/>
+        </w:r>
+        <w:r>
+          <w:rPr>
+            <w:noProof/>
+            <w:webHidden/>
+          </w:rPr>
+          <w:t>4</w:t>
+        </w:r>
+        <w:r>
+          <w:rPr>
+            <w:noProof/>
+            <w:webHidden/>
+          </w:rPr>
+          <w:fldChar w:fldCharType="end"/>
+        </w:r>
+      </w:hyperlink>
+    </w:p>
+    <w:p>
+      <w:pPr>
+        <w:pStyle w:val="Sommario2"/>
+        <w:tabs>
+          <w:tab w:val="left" w:pos="720"/>
+          <w:tab w:val="right" w:leader="dot" w:pos="9628"/>
+        </w:tabs>
+        <w:rPr>
+          <w:rFonts w:asciiTheme="minorHAnsi" w:eastAsiaTheme="minorEastAsia" w:hAnsiTheme="minorHAnsi" w:cstheme="minorBidi"/>
+          <w:smallCaps w:val="0"/>
+          <w:noProof/>
+          <w:kern w:val="2"/>
+          <w:szCs w:val="24"/>
+          <w14:ligatures w14:val="standardContextual"/>
+        </w:rPr>
+      </w:pPr>
+      <w:hyperlink w:anchor="_Toc241397249" w:history="1">
+        <w:r>
+          <w:rPr>
+            <w:rStyle w:val="Collegamentoipertestuale"/>
+            <w:noProof/>
+          </w:rPr>
+          <w:t>2.4</w:t>
+        </w:r>
+        <w:r>
+          <w:rPr>
+            <w:rFonts w:asciiTheme="minorHAnsi" w:eastAsiaTheme="minorEastAsia" w:hAnsiTheme="minorHAnsi" w:cstheme="minorBidi"/>
+            <w:smallCaps w:val="0"/>
+            <w:noProof/>
+            <w:kern w:val="2"/>
+            <w:szCs w:val="24"/>
+            <w14:ligatures w14:val="standardContextual"/>
+          </w:rPr>
+          <w:tab/>
+        </w:r>
+        <w:r>
+          <w:rPr>
+            <w:rStyle w:val="Collegamentoipertestuale"/>
+            <w:noProof/>
+          </w:rPr>
+          <w:t>Usare le revisioni</w:t>
+        </w:r>
+        <w:r>
+          <w:rPr>
+            <w:noProof/>
+            <w:webHidden/>
+          </w:rPr>
+          <w:tab/>
+        </w:r>
+        <w:r>
+          <w:rPr>
+            <w:noProof/>
+            <w:webHidden/>
+          </w:rPr>
+          <w:fldChar w:fldCharType="begin"/>
+        </w:r>
+        <w:r>
+          <w:rPr>
+            <w:noProof/>
+            <w:webHidden/>
+          </w:rPr>
+          <w:instrText xml:space="preserve"> PAGEREF _Toc241397249 \h </w:instrText>
+        </w:r>
+        <w:r>
+          <w:rPr>
+            <w:noProof/>
+            <w:webHidden/>
+          </w:rPr>
+        </w:r>
+        <w:r>
+          <w:rPr>
+            <w:noProof/>
+            <w:webHidden/>
+          </w:rPr>
+          <w:fldChar w:fldCharType="separate"/>
+        </w:r>
+        <w:r>
+          <w:rPr>
+            <w:noProof/>
+            <w:webHidden/>
+          </w:rPr>
+          <w:t>4</w:t>
+        </w:r>
+        <w:r>
+          <w:rPr>
+            <w:noProof/>
+            <w:webHidden/>
+          </w:rPr>
+          <w:fldChar w:fldCharType="end"/>
+        </w:r>
+      </w:hyperlink>
+    </w:p>
+    <w:p>
+      <w:pPr>
+        <w:pStyle w:val="Sommario1"/>
+        <w:rPr>
+          <w:rFonts w:asciiTheme="minorHAnsi" w:eastAsiaTheme="minorEastAsia" w:hAnsiTheme="minorHAnsi" w:cstheme="minorBidi"/>
+          <w:b w:val="0"/>
+          <w:bCs w:val="0"/>
+          <w:caps w:val="0"/>
+          <w:noProof/>
+          <w:kern w:val="2"/>
+          <w:szCs w:val="24"/>
+          <w:lang w:val="it-IT" w:eastAsia="it-IT"/>
+          <w14:ligatures w14:val="standardContextual"/>
+        </w:rPr>
+      </w:pPr>
+      <w:hyperlink w:anchor="_Toc241397250" w:history="1">
+        <w:r>
+          <w:rPr>
+            <w:rStyle w:val="Collegamentoipertestuale"/>
+            <w:noProof/>
+          </w:rPr>
+          <w:t>3</w:t>
+        </w:r>
+        <w:r>
+          <w:rPr>
+            <w:rFonts w:asciiTheme="minorHAnsi" w:eastAsiaTheme="minorEastAsia" w:hAnsiTheme="minorHAnsi" w:cstheme="minorBidi"/>
+            <w:b w:val="0"/>
+            <w:bCs w:val="0"/>
+            <w:caps w:val="0"/>
+            <w:noProof/>
+            <w:kern w:val="2"/>
+            <w:szCs w:val="24"/>
+            <w:lang w:val="it-IT" w:eastAsia="it-IT"/>
+            <w14:ligatures w14:val="standardContextual"/>
+          </w:rPr>
+          <w:tab/>
+        </w:r>
+        <w:r>
+          <w:rPr>
+            <w:rStyle w:val="Collegamentoipertestuale"/>
+            <w:noProof/>
+          </w:rPr>
+          <w:t>Materiali e durabilità</w:t>
+        </w:r>
+        <w:r>
+          <w:rPr>
+            <w:noProof/>
+            <w:webHidden/>
+          </w:rPr>
+          <w:tab/>
+        </w:r>
+        <w:r>
+          <w:rPr>
+            <w:noProof/>
+            <w:webHidden/>
+          </w:rPr>
+          <w:fldChar w:fldCharType="begin"/>
+        </w:r>
+        <w:r>
+          <w:rPr>
+            <w:noProof/>
+            <w:webHidden/>
+          </w:rPr>
+          <w:instrText xml:space="preserve"> PAGEREF _Toc241397250 \h </w:instrText>
+        </w:r>
+        <w:r>
+          <w:rPr>
+            <w:noProof/>
+            <w:webHidden/>
+          </w:rPr>
+        </w:r>
+        <w:r>
+          <w:rPr>
+            <w:noProof/>
+            <w:webHidden/>
+          </w:rPr>
+          <w:fldChar w:fldCharType="separate"/>
+        </w:r>
+        <w:r>
+          <w:rPr>
+            <w:noProof/>
+            <w:webHidden/>
+          </w:rPr>
+          <w:t>4</w:t>
+        </w:r>
+        <w:r>
+          <w:rPr>
+            <w:noProof/>
+            <w:webHidden/>
+          </w:rPr>
+          <w:fldChar w:fldCharType="end"/>
+        </w:r>
+      </w:hyperlink>
+    </w:p>
+    <w:p>
+      <w:pPr>
+        <w:pStyle w:val="Sommario2"/>
+        <w:tabs>
+          <w:tab w:val="left" w:pos="720"/>
+          <w:tab w:val="right" w:leader="dot" w:pos="9628"/>
+        </w:tabs>
+        <w:rPr>
+          <w:rFonts w:asciiTheme="minorHAnsi" w:eastAsiaTheme="minorEastAsia" w:hAnsiTheme="minorHAnsi" w:cstheme="minorBidi"/>
+          <w:smallCaps w:val="0"/>
+          <w:noProof/>
+          <w:kern w:val="2"/>
+          <w:szCs w:val="24"/>
+          <w14:ligatures w14:val="standardContextual"/>
+        </w:rPr>
+      </w:pPr>
+      <w:hyperlink w:anchor="_Toc241397251" w:history="1">
+        <w:r>
+          <w:rPr>
+            <w:rStyle w:val="Collegamentoipertestuale"/>
+            <w:noProof/>
+          </w:rPr>
+          <w:t>3.1</w:t>
+        </w:r>
+        <w:r>
+          <w:rPr>
+            <w:rFonts w:asciiTheme="minorHAnsi" w:eastAsiaTheme="minorEastAsia" w:hAnsiTheme="minorHAnsi" w:cstheme="minorBidi"/>
+            <w:smallCaps w:val="0"/>
+            <w:noProof/>
+            <w:kern w:val="2"/>
+            <w:szCs w:val="24"/>
+            <w14:ligatures w14:val="standardContextual"/>
+          </w:rPr>
+          <w:tab/>
+        </w:r>
+        <w:r>
+          <w:rPr>
+            <w:rStyle w:val="Collegamentoipertestuale"/>
+            <w:noProof/>
+          </w:rPr>
+          <w:t>Preparare il calcestruzzo</w:t>
+        </w:r>
+        <w:r>
+          <w:rPr>
+            <w:noProof/>
+            <w:webHidden/>
+          </w:rPr>
+          <w:tab/>
+        </w:r>
+        <w:r>
+          <w:rPr>
+            <w:noProof/>
+            <w:webHidden/>
+          </w:rPr>
+          <w:fldChar w:fldCharType="begin"/>
+        </w:r>
+        <w:r>
+          <w:rPr>
+            <w:noProof/>
+            <w:webHidden/>
+          </w:rPr>
+          <w:instrText xml:space="preserve"> PAGEREF _Toc241397251 \h </w:instrText>
+        </w:r>
+        <w:r>
+          <w:rPr>
+            <w:noProof/>
+            <w:webHidden/>
+          </w:rPr>
+        </w:r>
+        <w:r>
+          <w:rPr>
+            <w:noProof/>
+            <w:webHidden/>
+          </w:rPr>
+          <w:fldChar w:fldCharType="separate"/>
+        </w:r>
+        <w:r>
+          <w:rPr>
+            <w:noProof/>
+            <w:webHidden/>
+          </w:rPr>
+          <w:t>4</w:t>
+        </w:r>
+        <w:r>
+          <w:rPr>
+            <w:noProof/>
+            <w:webHidden/>
+          </w:rPr>
+          <w:fldChar w:fldCharType="end"/>
+        </w:r>
+      </w:hyperlink>
+    </w:p>
+    <w:p>
+      <w:pPr>
+        <w:pStyle w:val="Sommario2"/>
+        <w:tabs>
+          <w:tab w:val="left" w:pos="720"/>
+          <w:tab w:val="right" w:leader="dot" w:pos="9628"/>
+        </w:tabs>
+        <w:rPr>
+          <w:rFonts w:asciiTheme="minorHAnsi" w:eastAsiaTheme="minorEastAsia" w:hAnsiTheme="minorHAnsi" w:cstheme="minorBidi"/>
+          <w:smallCaps w:val="0"/>
+          <w:noProof/>
+          <w:kern w:val="2"/>
+          <w:szCs w:val="24"/>
+          <w14:ligatures w14:val="standardContextual"/>
+        </w:rPr>
+      </w:pPr>
+      <w:hyperlink w:anchor="_Toc241397252" w:history="1">
+        <w:r>
+          <w:rPr>
+            <w:rStyle w:val="Collegamentoipertestuale"/>
+            <w:noProof/>
+          </w:rPr>
+          <w:t>3.2</w:t>
+        </w:r>
+        <w:r>
+          <w:rPr>
+            <w:rFonts w:asciiTheme="minorHAnsi" w:eastAsiaTheme="minorEastAsia" w:hAnsiTheme="minorHAnsi" w:cstheme="minorBidi"/>
+            <w:smallCaps w:val="0"/>
+            <w:noProof/>
+            <w:kern w:val="2"/>
+            <w:szCs w:val="24"/>
+            <w14:ligatures w14:val="standardContextual"/>
+          </w:rPr>
+          <w:tab/>
+        </w:r>
+        <w:r>
+          <w:rPr>
+            <w:rStyle w:val="Collegamentoipertestuale"/>
+            <w:noProof/>
+          </w:rPr>
+          <w:t>Preparare l'acciaio per armature</w:t>
+        </w:r>
+        <w:r>
+          <w:rPr>
+            <w:noProof/>
+            <w:webHidden/>
+          </w:rPr>
+          <w:tab/>
+        </w:r>
+        <w:r>
+          <w:rPr>
+            <w:noProof/>
+            <w:webHidden/>
+          </w:rPr>
+          <w:fldChar w:fldCharType="begin"/>
+        </w:r>
+        <w:r>
+          <w:rPr>
+            <w:noProof/>
+            <w:webHidden/>
+          </w:rPr>
+          <w:instrText xml:space="preserve"> PAGEREF _Toc241397252 \h </w:instrText>
+        </w:r>
+        <w:r>
+          <w:rPr>
+            <w:noProof/>
+            <w:webHidden/>
+          </w:rPr>
+        </w:r>
+        <w:r>
+          <w:rPr>
+            <w:noProof/>
+            <w:webHidden/>
+          </w:rPr>
+          <w:fldChar w:fldCharType="separate"/>
+        </w:r>
+        <w:r>
+          <w:rPr>
+            <w:noProof/>
+            <w:webHidden/>
+          </w:rPr>
+          <w:t>5</w:t>
+        </w:r>
+        <w:r>
+          <w:rPr>
+            <w:noProof/>
+            <w:webHidden/>
+          </w:rPr>
+          <w:fldChar w:fldCharType="end"/>
+        </w:r>
+      </w:hyperlink>
+    </w:p>
+    <w:p>
+      <w:pPr>
+        <w:pStyle w:val="Sommario1"/>
+        <w:rPr>
+          <w:rFonts w:asciiTheme="minorHAnsi" w:eastAsiaTheme="minorEastAsia" w:hAnsiTheme="minorHAnsi" w:cstheme="minorBidi"/>
+          <w:b w:val="0"/>
+          <w:bCs w:val="0"/>
+          <w:caps w:val="0"/>
+          <w:noProof/>
+          <w:kern w:val="2"/>
+          <w:szCs w:val="24"/>
+          <w:lang w:val="it-IT" w:eastAsia="it-IT"/>
+          <w14:ligatures w14:val="standardContextual"/>
+        </w:rPr>
+      </w:pPr>
+      <w:hyperlink w:anchor="_Toc241397253" w:history="1">
+        <w:r>
+          <w:rPr>
+            <w:rStyle w:val="Collegamentoipertestuale"/>
+            <w:noProof/>
+          </w:rPr>
+          <w:t>4</w:t>
+        </w:r>
+        <w:r>
+          <w:rPr>
+            <w:rFonts w:asciiTheme="minorHAnsi" w:eastAsiaTheme="minorEastAsia" w:hAnsiTheme="minorHAnsi" w:cstheme="minorBidi"/>
+            <w:b w:val="0"/>
+            <w:bCs w:val="0"/>
+            <w:caps w:val="0"/>
+            <w:noProof/>
+            <w:kern w:val="2"/>
+            <w:szCs w:val="24"/>
+            <w:lang w:val="it-IT" w:eastAsia="it-IT"/>
+            <w14:ligatures w14:val="standardContextual"/>
+          </w:rPr>
+          <w:tab/>
+        </w:r>
+        <w:r>
+          <w:rPr>
+            <w:rStyle w:val="Collegamentoipertestuale"/>
+            <w:noProof/>
+          </w:rPr>
+          <w:t>Palo verticale</w:t>
+        </w:r>
+        <w:r>
+          <w:rPr>
+            <w:noProof/>
+            <w:webHidden/>
+          </w:rPr>
+          <w:tab/>
+        </w:r>
+        <w:r>
+          <w:rPr>
+            <w:noProof/>
+            <w:webHidden/>
+          </w:rPr>
+          <w:fldChar w:fldCharType="begin"/>
+        </w:r>
+        <w:r>
+          <w:rPr>
+            <w:noProof/>
+            <w:webHidden/>
+          </w:rPr>
+          <w:instrText xml:space="preserve"> PAGEREF _Toc241397253 \h </w:instrText>
+        </w:r>
+        <w:r>
+          <w:rPr>
+            <w:noProof/>
+            <w:webHidden/>
+          </w:rPr>
+        </w:r>
+        <w:r>
+          <w:rPr>
+            <w:noProof/>
+            <w:webHidden/>
+          </w:rPr>
+          <w:fldChar w:fldCharType="separate"/>
+        </w:r>
+        <w:r>
+          <w:rPr>
+            <w:noProof/>
+            <w:webHidden/>
+          </w:rPr>
+          <w:t>5</w:t>
+        </w:r>
+        <w:r>
+          <w:rPr>
+            <w:noProof/>
+            <w:webHidden/>
+          </w:rPr>
+          <w:fldChar w:fldCharType="end"/>
+        </w:r>
+      </w:hyperlink>
+    </w:p>
+    <w:p>
+      <w:pPr>
+        <w:pStyle w:val="Sommario2"/>
+        <w:tabs>
+          <w:tab w:val="left" w:pos="720"/>
+          <w:tab w:val="right" w:leader="dot" w:pos="9628"/>
+        </w:tabs>
+        <w:rPr>
+          <w:rFonts w:asciiTheme="minorHAnsi" w:eastAsiaTheme="minorEastAsia" w:hAnsiTheme="minorHAnsi" w:cstheme="minorBidi"/>
+          <w:smallCaps w:val="0"/>
+          <w:noProof/>
+          <w:kern w:val="2"/>
+          <w:szCs w:val="24"/>
+          <w14:ligatures w14:val="standardContextual"/>
+        </w:rPr>
+      </w:pPr>
+      <w:hyperlink w:anchor="_Toc241397254" w:history="1">
+        <w:r>
+          <w:rPr>
+            <w:rStyle w:val="Collegamentoipertestuale"/>
+            <w:noProof/>
+          </w:rPr>
+          <w:t>4.1</w:t>
+        </w:r>
+        <w:r>
+          <w:rPr>
+            <w:rFonts w:asciiTheme="minorHAnsi" w:eastAsiaTheme="minorEastAsia" w:hAnsiTheme="minorHAnsi" w:cstheme="minorBidi"/>
+            <w:smallCaps w:val="0"/>
+            <w:noProof/>
+            <w:kern w:val="2"/>
+            <w:szCs w:val="24"/>
+            <w14:ligatures w14:val="standardContextual"/>
+          </w:rPr>
+          <w:tab/>
+        </w:r>
+        <w:r>
+          <w:rPr>
+            <w:rStyle w:val="Collegamentoipertestuale"/>
+            <w:noProof/>
+          </w:rPr>
+          <w:t>Compilazione ordinata</w:t>
+        </w:r>
+        <w:r>
+          <w:rPr>
+            <w:noProof/>
+            <w:webHidden/>
+          </w:rPr>
+          <w:tab/>
+        </w:r>
+        <w:r>
+          <w:rPr>
+            <w:noProof/>
+            <w:webHidden/>
+          </w:rPr>
+          <w:fldChar w:fldCharType="begin"/>
+        </w:r>
+        <w:r>
+          <w:rPr>
+            <w:noProof/>
+            <w:webHidden/>
+          </w:rPr>
+          <w:instrText xml:space="preserve"> PAGEREF _Toc241397254 \h </w:instrText>
+        </w:r>
+        <w:r>
+          <w:rPr>
+            <w:noProof/>
+            <w:webHidden/>
+          </w:rPr>
+        </w:r>
+        <w:r>
+          <w:rPr>
+            <w:noProof/>
+            <w:webHidden/>
+          </w:rPr>
+          <w:fldChar w:fldCharType="separate"/>
+        </w:r>
+        <w:r>
+          <w:rPr>
+            <w:noProof/>
+            <w:webHidden/>
+          </w:rPr>
+          <w:t>5</w:t>
+        </w:r>
+        <w:r>
+          <w:rPr>
+            <w:noProof/>
+            <w:webHidden/>
+          </w:rPr>
+          <w:fldChar w:fldCharType="end"/>
+        </w:r>
+      </w:hyperlink>
+    </w:p>
+    <w:p>
+      <w:pPr>
+        <w:pStyle w:val="Sommario2"/>
+        <w:tabs>
+          <w:tab w:val="left" w:pos="720"/>
+          <w:tab w:val="right" w:leader="dot" w:pos="9628"/>
+        </w:tabs>
+        <w:rPr>
+          <w:rFonts w:asciiTheme="minorHAnsi" w:eastAsiaTheme="minorEastAsia" w:hAnsiTheme="minorHAnsi" w:cstheme="minorBidi"/>
+          <w:smallCaps w:val="0"/>
+          <w:noProof/>
+          <w:kern w:val="2"/>
+          <w:szCs w:val="24"/>
+          <w14:ligatures w14:val="standardContextual"/>
+        </w:rPr>
+      </w:pPr>
+      <w:hyperlink w:anchor="_Toc241397255" w:history="1">
+        <w:r>
+          <w:rPr>
+            <w:rStyle w:val="Collegamentoipertestuale"/>
+            <w:noProof/>
+          </w:rPr>
+          <w:t>4.2</w:t>
+        </w:r>
+        <w:r>
+          <w:rPr>
+            <w:rFonts w:asciiTheme="minorHAnsi" w:eastAsiaTheme="minorEastAsia" w:hAnsiTheme="minorHAnsi" w:cstheme="minorBidi"/>
+            <w:smallCaps w:val="0"/>
+            <w:noProof/>
+            <w:kern w:val="2"/>
+            <w:szCs w:val="24"/>
+            <w14:ligatures w14:val="standardContextual"/>
+          </w:rPr>
+          <w:tab/>
+        </w:r>
+        <w:r>
+          <w:rPr>
+            <w:rStyle w:val="Collegamentoipertestuale"/>
+            <w:noProof/>
+          </w:rPr>
+          <w:t>Coefficienti e gruppo di pali</w:t>
+        </w:r>
+        <w:r>
+          <w:rPr>
+            <w:noProof/>
+            <w:webHidden/>
+          </w:rPr>
+          <w:tab/>
+        </w:r>
+        <w:r>
+          <w:rPr>
+            <w:noProof/>
+            <w:webHidden/>
+          </w:rPr>
+          <w:fldChar w:fldCharType="begin"/>
+        </w:r>
+        <w:r>
+          <w:rPr>
+            <w:noProof/>
+            <w:webHidden/>
+          </w:rPr>
+          <w:instrText xml:space="preserve"> PAGEREF _Toc241397255 \h </w:instrText>
+        </w:r>
+        <w:r>
+          <w:rPr>
+            <w:noProof/>
+            <w:webHidden/>
+          </w:rPr>
+        </w:r>
+        <w:r>
+          <w:rPr>
+            <w:noProof/>
+            <w:webHidden/>
+          </w:rPr>
+          <w:fldChar w:fldCharType="separate"/>
+        </w:r>
+        <w:r>
+          <w:rPr>
+            <w:noProof/>
+            <w:webHidden/>
+          </w:rPr>
+          <w:t>6</w:t>
+        </w:r>
+        <w:r>
+          <w:rPr>
+            <w:noProof/>
+            <w:webHidden/>
+          </w:rPr>
+          <w:fldChar w:fldCharType="end"/>
+        </w:r>
+      </w:hyperlink>
+    </w:p>
+    <w:p>
+      <w:pPr>
+        <w:pStyle w:val="Sommario2"/>
+        <w:tabs>
+          <w:tab w:val="left" w:pos="720"/>
+          <w:tab w:val="right" w:leader="dot" w:pos="9628"/>
+        </w:tabs>
+        <w:rPr>
+          <w:rFonts w:asciiTheme="minorHAnsi" w:eastAsiaTheme="minorEastAsia" w:hAnsiTheme="minorHAnsi" w:cstheme="minorBidi"/>
+          <w:smallCaps w:val="0"/>
+          <w:noProof/>
+          <w:kern w:val="2"/>
+          <w:szCs w:val="24"/>
+          <w14:ligatures w14:val="standardContextual"/>
+        </w:rPr>
+      </w:pPr>
+      <w:hyperlink w:anchor="_Toc241397256" w:history="1">
+        <w:r>
+          <w:rPr>
+            <w:rStyle w:val="Collegamentoipertestuale"/>
+            <w:noProof/>
+          </w:rPr>
+          <w:t>4.3</w:t>
+        </w:r>
+        <w:r>
+          <w:rPr>
+            <w:rFonts w:asciiTheme="minorHAnsi" w:eastAsiaTheme="minorEastAsia" w:hAnsiTheme="minorHAnsi" w:cstheme="minorBidi"/>
+            <w:smallCaps w:val="0"/>
+            <w:noProof/>
+            <w:kern w:val="2"/>
+            <w:szCs w:val="24"/>
+            <w14:ligatures w14:val="standardContextual"/>
+          </w:rPr>
+          <w:tab/>
+        </w:r>
+        <w:r>
+          <w:rPr>
+            <w:rStyle w:val="Collegamentoipertestuale"/>
+            <w:noProof/>
+          </w:rPr>
+          <w:t>Leggere i risultati</w:t>
+        </w:r>
+        <w:r>
+          <w:rPr>
+            <w:noProof/>
+            <w:webHidden/>
+          </w:rPr>
+          <w:tab/>
+        </w:r>
+        <w:r>
+          <w:rPr>
+            <w:noProof/>
+            <w:webHidden/>
+          </w:rPr>
+          <w:fldChar w:fldCharType="begin"/>
+        </w:r>
+        <w:r>
+          <w:rPr>
+            <w:noProof/>
+            <w:webHidden/>
+          </w:rPr>
+          <w:instrText xml:space="preserve"> PAGEREF _Toc241397256 \h </w:instrText>
+        </w:r>
+        <w:r>
+          <w:rPr>
+            <w:noProof/>
+            <w:webHidden/>
+          </w:rPr>
+        </w:r>
+        <w:r>
+          <w:rPr>
+            <w:noProof/>
+            <w:webHidden/>
+          </w:rPr>
+          <w:fldChar w:fldCharType="separate"/>
+        </w:r>
+        <w:r>
+          <w:rPr>
+            <w:noProof/>
+            <w:webHidden/>
+          </w:rPr>
+          <w:t>6</w:t>
+        </w:r>
+        <w:r>
+          <w:rPr>
+            <w:noProof/>
+            <w:webHidden/>
+          </w:rPr>
+          <w:fldChar w:fldCharType="end"/>
+        </w:r>
+      </w:hyperlink>
+    </w:p>
+    <w:p>
+      <w:pPr>
+        <w:pStyle w:val="Sommario2"/>
+        <w:tabs>
+          <w:tab w:val="left" w:pos="720"/>
+          <w:tab w:val="right" w:leader="dot" w:pos="9628"/>
+        </w:tabs>
+        <w:rPr>
+          <w:rFonts w:asciiTheme="minorHAnsi" w:eastAsiaTheme="minorEastAsia" w:hAnsiTheme="minorHAnsi" w:cstheme="minorBidi"/>
+          <w:smallCaps w:val="0"/>
+          <w:noProof/>
+          <w:kern w:val="2"/>
+          <w:szCs w:val="24"/>
+          <w14:ligatures w14:val="standardContextual"/>
+        </w:rPr>
+      </w:pPr>
+      <w:hyperlink w:anchor="_Toc241397257" w:history="1">
+        <w:r>
+          <w:rPr>
+            <w:rStyle w:val="Collegamentoipertestuale"/>
+            <w:noProof/>
+          </w:rPr>
+          <w:t>4.4</w:t>
+        </w:r>
+        <w:r>
+          <w:rPr>
+            <w:rFonts w:asciiTheme="minorHAnsi" w:eastAsiaTheme="minorEastAsia" w:hAnsiTheme="minorHAnsi" w:cstheme="minorBidi"/>
+            <w:smallCaps w:val="0"/>
+            <w:noProof/>
+            <w:kern w:val="2"/>
+            <w:szCs w:val="24"/>
+            <w14:ligatures w14:val="standardContextual"/>
+          </w:rPr>
+          <w:tab/>
+        </w:r>
+        <w:r>
+          <w:rPr>
+            <w:rStyle w:val="Collegamentoipertestuale"/>
+            <w:noProof/>
+          </w:rPr>
+          <w:t>Esempio di controllo manuale</w:t>
+        </w:r>
+        <w:r>
+          <w:rPr>
+            <w:noProof/>
+            <w:webHidden/>
+          </w:rPr>
+          <w:tab/>
+        </w:r>
+        <w:r>
+          <w:rPr>
+            <w:noProof/>
+            <w:webHidden/>
+          </w:rPr>
+          <w:fldChar w:fldCharType="begin"/>
+        </w:r>
+        <w:r>
+          <w:rPr>
+            <w:noProof/>
+            <w:webHidden/>
+          </w:rPr>
+          <w:instrText xml:space="preserve"> PAGEREF _Toc241397257 \h </w:instrText>
+        </w:r>
+        <w:r>
+          <w:rPr>
+            <w:noProof/>
+            <w:webHidden/>
+          </w:rPr>
+        </w:r>
+        <w:r>
+          <w:rPr>
+            <w:noProof/>
+            <w:webHidden/>
+          </w:rPr>
+          <w:fldChar w:fldCharType="separate"/>
+        </w:r>
+        <w:r>
+          <w:rPr>
+            <w:noProof/>
+            <w:webHidden/>
+          </w:rPr>
+          <w:t>7</w:t>
+        </w:r>
+        <w:r>
+          <w:rPr>
+            <w:noProof/>
+            <w:webHidden/>
+          </w:rPr>
+          <w:fldChar w:fldCharType="end"/>
+        </w:r>
+      </w:hyperlink>
+    </w:p>
+    <w:p>
+      <w:pPr>
+        <w:pStyle w:val="Sommario1"/>
+        <w:rPr>
+          <w:rFonts w:asciiTheme="minorHAnsi" w:eastAsiaTheme="minorEastAsia" w:hAnsiTheme="minorHAnsi" w:cstheme="minorBidi"/>
+          <w:b w:val="0"/>
+          <w:bCs w:val="0"/>
+          <w:caps w:val="0"/>
+          <w:noProof/>
+          <w:kern w:val="2"/>
+          <w:szCs w:val="24"/>
+          <w:lang w:val="it-IT" w:eastAsia="it-IT"/>
+          <w14:ligatures w14:val="standardContextual"/>
+        </w:rPr>
+      </w:pPr>
+      <w:hyperlink w:anchor="_Toc241397258" w:history="1">
+        <w:r>
+          <w:rPr>
+            <w:rStyle w:val="Collegamentoipertestuale"/>
+            <w:noProof/>
+          </w:rPr>
+          <w:t>5</w:t>
+        </w:r>
+        <w:r>
+          <w:rPr>
+            <w:rFonts w:asciiTheme="minorHAnsi" w:eastAsiaTheme="minorEastAsia" w:hAnsiTheme="minorHAnsi" w:cstheme="minorBidi"/>
+            <w:b w:val="0"/>
+            <w:bCs w:val="0"/>
+            <w:caps w:val="0"/>
+            <w:noProof/>
+            <w:kern w:val="2"/>
+            <w:szCs w:val="24"/>
+            <w:lang w:val="it-IT" w:eastAsia="it-IT"/>
+            <w14:ligatures w14:val="standardContextual"/>
+          </w:rPr>
+          <w:tab/>
+        </w:r>
+        <w:r>
+          <w:rPr>
+            <w:rStyle w:val="Collegamentoipertestuale"/>
+            <w:noProof/>
+          </w:rPr>
+          <w:t>Micropalo verticale</w:t>
+        </w:r>
+        <w:r>
+          <w:rPr>
+            <w:noProof/>
+            <w:webHidden/>
+          </w:rPr>
+          <w:tab/>
+        </w:r>
+        <w:r>
+          <w:rPr>
+            <w:noProof/>
+            <w:webHidden/>
+          </w:rPr>
+          <w:fldChar w:fldCharType="begin"/>
+        </w:r>
+        <w:r>
+          <w:rPr>
+            <w:noProof/>
+            <w:webHidden/>
+          </w:rPr>
+          <w:instrText xml:space="preserve"> PAGEREF _Toc241397258 \h </w:instrText>
+        </w:r>
+        <w:r>
+          <w:rPr>
+            <w:noProof/>
+            <w:webHidden/>
+          </w:rPr>
+        </w:r>
+        <w:r>
+          <w:rPr>
+            <w:noProof/>
+            <w:webHidden/>
+          </w:rPr>
+          <w:fldChar w:fldCharType="separate"/>
+        </w:r>
+        <w:r>
+          <w:rPr>
+            <w:noProof/>
+            <w:webHidden/>
+          </w:rPr>
+          <w:t>7</w:t>
+        </w:r>
+        <w:r>
+          <w:rPr>
+            <w:noProof/>
+            <w:webHidden/>
+          </w:rPr>
+          <w:fldChar w:fldCharType="end"/>
+        </w:r>
+      </w:hyperlink>
+    </w:p>
+    <w:p>
+      <w:pPr>
+        <w:pStyle w:val="Sommario2"/>
+        <w:tabs>
+          <w:tab w:val="left" w:pos="720"/>
+          <w:tab w:val="right" w:leader="dot" w:pos="9628"/>
+        </w:tabs>
+        <w:rPr>
+          <w:rFonts w:asciiTheme="minorHAnsi" w:eastAsiaTheme="minorEastAsia" w:hAnsiTheme="minorHAnsi" w:cstheme="minorBidi"/>
+          <w:smallCaps w:val="0"/>
+          <w:noProof/>
+          <w:kern w:val="2"/>
+          <w:szCs w:val="24"/>
+          <w14:ligatures w14:val="standardContextual"/>
+        </w:rPr>
+      </w:pPr>
+      <w:hyperlink w:anchor="_Toc241397259" w:history="1">
+        <w:r>
+          <w:rPr>
+            <w:rStyle w:val="Collegamentoipertestuale"/>
+            <w:noProof/>
+          </w:rPr>
+          <w:t>5.1</w:t>
+        </w:r>
+        <w:r>
+          <w:rPr>
+            <w:rFonts w:asciiTheme="minorHAnsi" w:eastAsiaTheme="minorEastAsia" w:hAnsiTheme="minorHAnsi" w:cstheme="minorBidi"/>
+            <w:smallCaps w:val="0"/>
+            <w:noProof/>
+            <w:kern w:val="2"/>
+            <w:szCs w:val="24"/>
+            <w14:ligatures w14:val="standardContextual"/>
+          </w:rPr>
+          <w:tab/>
+        </w:r>
+        <w:r>
+          <w:rPr>
+            <w:rStyle w:val="Collegamentoipertestuale"/>
+            <w:noProof/>
+          </w:rPr>
+          <w:t>Dati del bulbo e dell'iniezione</w:t>
+        </w:r>
+        <w:r>
+          <w:rPr>
+            <w:noProof/>
+            <w:webHidden/>
+          </w:rPr>
+          <w:tab/>
+        </w:r>
+        <w:r>
+          <w:rPr>
+            <w:noProof/>
+            <w:webHidden/>
+          </w:rPr>
+          <w:fldChar w:fldCharType="begin"/>
+        </w:r>
+        <w:r>
+          <w:rPr>
+            <w:noProof/>
+            <w:webHidden/>
+          </w:rPr>
+          <w:instrText xml:space="preserve"> PAGEREF _Toc241397259 \h </w:instrText>
+        </w:r>
+        <w:r>
+          <w:rPr>
+            <w:noProof/>
+            <w:webHidden/>
+          </w:rPr>
+        </w:r>
+        <w:r>
+          <w:rPr>
+            <w:noProof/>
+            <w:webHidden/>
+          </w:rPr>
+          <w:fldChar w:fldCharType="separate"/>
+        </w:r>
+        <w:r>
+          <w:rPr>
+            <w:noProof/>
+            <w:webHidden/>
+          </w:rPr>
+          <w:t>7</w:t>
+        </w:r>
+        <w:r>
+          <w:rPr>
+            <w:noProof/>
+            <w:webHidden/>
+          </w:rPr>
+          <w:fldChar w:fldCharType="end"/>
+        </w:r>
+      </w:hyperlink>
+    </w:p>
+    <w:p>
+      <w:pPr>
+        <w:pStyle w:val="Sommario2"/>
+        <w:tabs>
+          <w:tab w:val="left" w:pos="720"/>
+          <w:tab w:val="right" w:leader="dot" w:pos="9628"/>
+        </w:tabs>
+        <w:rPr>
+          <w:rFonts w:asciiTheme="minorHAnsi" w:eastAsiaTheme="minorEastAsia" w:hAnsiTheme="minorHAnsi" w:cstheme="minorBidi"/>
+          <w:smallCaps w:val="0"/>
+          <w:noProof/>
+          <w:kern w:val="2"/>
+          <w:szCs w:val="24"/>
+          <w14:ligatures w14:val="standardContextual"/>
+        </w:rPr>
+      </w:pPr>
+      <w:hyperlink w:anchor="_Toc241397260" w:history="1">
+        <w:r>
+          <w:rPr>
+            <w:rStyle w:val="Collegamentoipertestuale"/>
+            <w:noProof/>
+          </w:rPr>
+          <w:t>5.2</w:t>
+        </w:r>
+        <w:r>
+          <w:rPr>
+            <w:rFonts w:asciiTheme="minorHAnsi" w:eastAsiaTheme="minorEastAsia" w:hAnsiTheme="minorHAnsi" w:cstheme="minorBidi"/>
+            <w:smallCaps w:val="0"/>
+            <w:noProof/>
+            <w:kern w:val="2"/>
+            <w:szCs w:val="24"/>
+            <w14:ligatures w14:val="standardContextual"/>
+          </w:rPr>
+          <w:tab/>
+        </w:r>
+        <w:r>
+          <w:rPr>
+            <w:rStyle w:val="Collegamentoipertestuale"/>
+            <w:noProof/>
+          </w:rPr>
+          <w:t>Tubo e peso</w:t>
+        </w:r>
+        <w:r>
+          <w:rPr>
+            <w:noProof/>
+            <w:webHidden/>
+          </w:rPr>
+          <w:tab/>
+        </w:r>
+        <w:r>
+          <w:rPr>
+            <w:noProof/>
+            <w:webHidden/>
+          </w:rPr>
+          <w:fldChar w:fldCharType="begin"/>
+        </w:r>
+        <w:r>
+          <w:rPr>
+            <w:noProof/>
+            <w:webHidden/>
+          </w:rPr>
+          <w:instrText xml:space="preserve"> PAGEREF _Toc241397260 \h </w:instrText>
+        </w:r>
+        <w:r>
+          <w:rPr>
+            <w:noProof/>
+            <w:webHidden/>
+          </w:rPr>
+        </w:r>
+        <w:r>
+          <w:rPr>
+            <w:noProof/>
+            <w:webHidden/>
+          </w:rPr>
+          <w:fldChar w:fldCharType="separate"/>
+        </w:r>
+        <w:r>
+          <w:rPr>
+            <w:noProof/>
+            <w:webHidden/>
+          </w:rPr>
+          <w:t>7</w:t>
+        </w:r>
+        <w:r>
+          <w:rPr>
+            <w:noProof/>
+            <w:webHidden/>
+          </w:rPr>
+          <w:fldChar w:fldCharType="end"/>
+        </w:r>
+      </w:hyperlink>
+    </w:p>
+    <w:p>
+      <w:pPr>
+        <w:pStyle w:val="Sommario1"/>
+        <w:rPr>
+          <w:rFonts w:asciiTheme="minorHAnsi" w:eastAsiaTheme="minorEastAsia" w:hAnsiTheme="minorHAnsi" w:cstheme="minorBidi"/>
+          <w:b w:val="0"/>
+          <w:bCs w:val="0"/>
+          <w:caps w:val="0"/>
+          <w:noProof/>
+          <w:kern w:val="2"/>
+          <w:szCs w:val="24"/>
+          <w:lang w:val="it-IT" w:eastAsia="it-IT"/>
+          <w14:ligatures w14:val="standardContextual"/>
+        </w:rPr>
+      </w:pPr>
+      <w:hyperlink w:anchor="_Toc241397261" w:history="1">
+        <w:r>
+          <w:rPr>
+            <w:rStyle w:val="Collegamentoipertestuale"/>
+            <w:noProof/>
+          </w:rPr>
+          <w:t>6</w:t>
+        </w:r>
+        <w:r>
+          <w:rPr>
+            <w:rFonts w:asciiTheme="minorHAnsi" w:eastAsiaTheme="minorEastAsia" w:hAnsiTheme="minorHAnsi" w:cstheme="minorBidi"/>
+            <w:b w:val="0"/>
+            <w:bCs w:val="0"/>
+            <w:caps w:val="0"/>
+            <w:noProof/>
+            <w:kern w:val="2"/>
+            <w:szCs w:val="24"/>
+            <w:lang w:val="it-IT" w:eastAsia="it-IT"/>
+            <w14:ligatures w14:val="standardContextual"/>
+          </w:rPr>
+          <w:tab/>
+        </w:r>
+        <w:r>
+          <w:rPr>
+            <w:rStyle w:val="Collegamentoipertestuale"/>
+            <w:noProof/>
+          </w:rPr>
+          <w:t>Pali e micropali caricati orizzontalmente</w:t>
+        </w:r>
+        <w:r>
+          <w:rPr>
+            <w:noProof/>
+            <w:webHidden/>
+          </w:rPr>
+          <w:tab/>
+        </w:r>
+        <w:r>
+          <w:rPr>
+            <w:noProof/>
+            <w:webHidden/>
+          </w:rPr>
+          <w:fldChar w:fldCharType="begin"/>
+        </w:r>
+        <w:r>
+          <w:rPr>
+            <w:noProof/>
+            <w:webHidden/>
+          </w:rPr>
+          <w:instrText xml:space="preserve"> PAGEREF _Toc241397261 \h </w:instrText>
+        </w:r>
+        <w:r>
+          <w:rPr>
+            <w:noProof/>
+            <w:webHidden/>
+          </w:rPr>
+        </w:r>
+        <w:r>
+          <w:rPr>
+            <w:noProof/>
+            <w:webHidden/>
+          </w:rPr>
+          <w:fldChar w:fldCharType="separate"/>
+        </w:r>
+        <w:r>
+          <w:rPr>
+            <w:noProof/>
+            <w:webHidden/>
+          </w:rPr>
+          <w:t>8</w:t>
+        </w:r>
+        <w:r>
+          <w:rPr>
+            <w:noProof/>
+            <w:webHidden/>
+          </w:rPr>
+          <w:fldChar w:fldCharType="end"/>
+        </w:r>
+      </w:hyperlink>
+    </w:p>
+    <w:p>
+      <w:pPr>
+        <w:pStyle w:val="Sommario2"/>
+        <w:tabs>
+          <w:tab w:val="left" w:pos="720"/>
+          <w:tab w:val="right" w:leader="dot" w:pos="9628"/>
+        </w:tabs>
+        <w:rPr>
+          <w:rFonts w:asciiTheme="minorHAnsi" w:eastAsiaTheme="minorEastAsia" w:hAnsiTheme="minorHAnsi" w:cstheme="minorBidi"/>
+          <w:smallCaps w:val="0"/>
+          <w:noProof/>
+          <w:kern w:val="2"/>
+          <w:szCs w:val="24"/>
+          <w14:ligatures w14:val="standardContextual"/>
+        </w:rPr>
+      </w:pPr>
+      <w:hyperlink w:anchor="_Toc241397262" w:history="1">
+        <w:r>
+          <w:rPr>
+            <w:rStyle w:val="Collegamentoipertestuale"/>
+            <w:noProof/>
+          </w:rPr>
+          <w:t>6.1</w:t>
+        </w:r>
+        <w:r>
+          <w:rPr>
+            <w:rFonts w:asciiTheme="minorHAnsi" w:eastAsiaTheme="minorEastAsia" w:hAnsiTheme="minorHAnsi" w:cstheme="minorBidi"/>
+            <w:smallCaps w:val="0"/>
+            <w:noProof/>
+            <w:kern w:val="2"/>
+            <w:szCs w:val="24"/>
+            <w14:ligatures w14:val="standardContextual"/>
+          </w:rPr>
+          <w:tab/>
+        </w:r>
+        <w:r>
+          <w:rPr>
+            <w:rStyle w:val="Collegamentoipertestuale"/>
+            <w:noProof/>
+          </w:rPr>
+          <w:t>Preparare un modello coerente</w:t>
+        </w:r>
+        <w:r>
+          <w:rPr>
+            <w:noProof/>
+            <w:webHidden/>
+          </w:rPr>
+          <w:tab/>
+        </w:r>
+        <w:r>
+          <w:rPr>
+            <w:noProof/>
+            <w:webHidden/>
+          </w:rPr>
+          <w:fldChar w:fldCharType="begin"/>
+        </w:r>
+        <w:r>
+          <w:rPr>
+            <w:noProof/>
+            <w:webHidden/>
+          </w:rPr>
+          <w:instrText xml:space="preserve"> PAGEREF _Toc241397262 \h </w:instrText>
+        </w:r>
+        <w:r>
+          <w:rPr>
+            <w:noProof/>
+            <w:webHidden/>
+          </w:rPr>
+        </w:r>
+        <w:r>
+          <w:rPr>
+            <w:noProof/>
+            <w:webHidden/>
+          </w:rPr>
+          <w:fldChar w:fldCharType="separate"/>
+        </w:r>
+        <w:r>
+          <w:rPr>
+            <w:noProof/>
+            <w:webHidden/>
+          </w:rPr>
+          <w:t>8</w:t>
+        </w:r>
+        <w:r>
+          <w:rPr>
+            <w:noProof/>
+            <w:webHidden/>
+          </w:rPr>
+          <w:fldChar w:fldCharType="end"/>
+        </w:r>
+      </w:hyperlink>
+    </w:p>
+    <w:p>
+      <w:pPr>
+        <w:pStyle w:val="Sommario2"/>
+        <w:tabs>
+          <w:tab w:val="left" w:pos="720"/>
+          <w:tab w:val="right" w:leader="dot" w:pos="9628"/>
+        </w:tabs>
+        <w:rPr>
+          <w:rFonts w:asciiTheme="minorHAnsi" w:eastAsiaTheme="minorEastAsia" w:hAnsiTheme="minorHAnsi" w:cstheme="minorBidi"/>
+          <w:smallCaps w:val="0"/>
+          <w:noProof/>
+          <w:kern w:val="2"/>
+          <w:szCs w:val="24"/>
+          <w14:ligatures w14:val="standardContextual"/>
+        </w:rPr>
+      </w:pPr>
+      <w:hyperlink w:anchor="_Toc241397263" w:history="1">
+        <w:r>
+          <w:rPr>
+            <w:rStyle w:val="Collegamentoipertestuale"/>
+            <w:noProof/>
+          </w:rPr>
+          <w:t>6.2</w:t>
+        </w:r>
+        <w:r>
+          <w:rPr>
+            <w:rFonts w:asciiTheme="minorHAnsi" w:eastAsiaTheme="minorEastAsia" w:hAnsiTheme="minorHAnsi" w:cstheme="minorBidi"/>
+            <w:smallCaps w:val="0"/>
+            <w:noProof/>
+            <w:kern w:val="2"/>
+            <w:szCs w:val="24"/>
+            <w14:ligatures w14:val="standardContextual"/>
+          </w:rPr>
+          <w:tab/>
+        </w:r>
+        <w:r>
+          <w:rPr>
+            <w:rStyle w:val="Collegamentoipertestuale"/>
+            <w:noProof/>
+          </w:rPr>
+          <w:t>Momento resistente del palo in calcestruzzo</w:t>
+        </w:r>
+        <w:r>
+          <w:rPr>
+            <w:noProof/>
+            <w:webHidden/>
+          </w:rPr>
+          <w:tab/>
+        </w:r>
+        <w:r>
+          <w:rPr>
+            <w:noProof/>
+            <w:webHidden/>
+          </w:rPr>
+          <w:fldChar w:fldCharType="begin"/>
+        </w:r>
+        <w:r>
+          <w:rPr>
+            <w:noProof/>
+            <w:webHidden/>
+          </w:rPr>
+          <w:instrText xml:space="preserve"> PAGEREF _Toc241397263 \h </w:instrText>
+        </w:r>
+        <w:r>
+          <w:rPr>
+            <w:noProof/>
+            <w:webHidden/>
+          </w:rPr>
+        </w:r>
+        <w:r>
+          <w:rPr>
+            <w:noProof/>
+            <w:webHidden/>
+          </w:rPr>
+          <w:fldChar w:fldCharType="separate"/>
+        </w:r>
+        <w:r>
+          <w:rPr>
+            <w:noProof/>
+            <w:webHidden/>
+          </w:rPr>
+          <w:t>8</w:t>
+        </w:r>
+        <w:r>
+          <w:rPr>
+            <w:noProof/>
+            <w:webHidden/>
+          </w:rPr>
+          <w:fldChar w:fldCharType="end"/>
+        </w:r>
+      </w:hyperlink>
+    </w:p>
+    <w:p>
+      <w:pPr>
+        <w:pStyle w:val="Sommario2"/>
+        <w:tabs>
+          <w:tab w:val="left" w:pos="720"/>
+          <w:tab w:val="right" w:leader="dot" w:pos="9628"/>
+        </w:tabs>
+        <w:rPr>
+          <w:rFonts w:asciiTheme="minorHAnsi" w:eastAsiaTheme="minorEastAsia" w:hAnsiTheme="minorHAnsi" w:cstheme="minorBidi"/>
+          <w:smallCaps w:val="0"/>
+          <w:noProof/>
+          <w:kern w:val="2"/>
+          <w:szCs w:val="24"/>
+          <w14:ligatures w14:val="standardContextual"/>
+        </w:rPr>
+      </w:pPr>
+      <w:hyperlink w:anchor="_Toc241397264" w:history="1">
+        <w:r>
+          <w:rPr>
+            <w:rStyle w:val="Collegamentoipertestuale"/>
+            <w:noProof/>
+          </w:rPr>
+          <w:t>6.3</w:t>
+        </w:r>
+        <w:r>
+          <w:rPr>
+            <w:rFonts w:asciiTheme="minorHAnsi" w:eastAsiaTheme="minorEastAsia" w:hAnsiTheme="minorHAnsi" w:cstheme="minorBidi"/>
+            <w:smallCaps w:val="0"/>
+            <w:noProof/>
+            <w:kern w:val="2"/>
+            <w:szCs w:val="24"/>
+            <w14:ligatures w14:val="standardContextual"/>
+          </w:rPr>
+          <w:tab/>
+        </w:r>
+        <w:r>
+          <w:rPr>
+            <w:rStyle w:val="Collegamentoipertestuale"/>
+            <w:noProof/>
+          </w:rPr>
+          <w:t>Sezione CHS del micropalo</w:t>
+        </w:r>
+        <w:r>
+          <w:rPr>
+            <w:noProof/>
+            <w:webHidden/>
+          </w:rPr>
+          <w:tab/>
+        </w:r>
+        <w:r>
+          <w:rPr>
+            <w:noProof/>
+            <w:webHidden/>
+          </w:rPr>
+          <w:fldChar w:fldCharType="begin"/>
+        </w:r>
+        <w:r>
+          <w:rPr>
+            <w:noProof/>
+            <w:webHidden/>
+          </w:rPr>
+          <w:instrText xml:space="preserve"> PAGEREF _Toc241397264 \h </w:instrText>
+        </w:r>
+        <w:r>
+          <w:rPr>
+            <w:noProof/>
+            <w:webHidden/>
+          </w:rPr>
+        </w:r>
+        <w:r>
+          <w:rPr>
+            <w:noProof/>
+            <w:webHidden/>
+          </w:rPr>
+          <w:fldChar w:fldCharType="separate"/>
+        </w:r>
+        <w:r>
+          <w:rPr>
+            <w:noProof/>
+            <w:webHidden/>
+          </w:rPr>
+          <w:t>8</w:t>
+        </w:r>
+        <w:r>
+          <w:rPr>
+            <w:noProof/>
+            <w:webHidden/>
+          </w:rPr>
+          <w:fldChar w:fldCharType="end"/>
+        </w:r>
+      </w:hyperlink>
+    </w:p>
+    <w:p>
+      <w:pPr>
+        <w:pStyle w:val="Sommario2"/>
+        <w:tabs>
+          <w:tab w:val="left" w:pos="720"/>
+          <w:tab w:val="right" w:leader="dot" w:pos="9628"/>
+        </w:tabs>
+        <w:rPr>
+          <w:rFonts w:asciiTheme="minorHAnsi" w:eastAsiaTheme="minorEastAsia" w:hAnsiTheme="minorHAnsi" w:cstheme="minorBidi"/>
+          <w:smallCaps w:val="0"/>
+          <w:noProof/>
+          <w:kern w:val="2"/>
+          <w:szCs w:val="24"/>
+          <w14:ligatures w14:val="standardContextual"/>
+        </w:rPr>
+      </w:pPr>
+      <w:hyperlink w:anchor="_Toc241397265" w:history="1">
+        <w:r>
+          <w:rPr>
+            <w:rStyle w:val="Collegamentoipertestuale"/>
+            <w:noProof/>
+          </w:rPr>
+          <w:t>6.4</w:t>
+        </w:r>
+        <w:r>
+          <w:rPr>
+            <w:rFonts w:asciiTheme="minorHAnsi" w:eastAsiaTheme="minorEastAsia" w:hAnsiTheme="minorHAnsi" w:cstheme="minorBidi"/>
+            <w:smallCaps w:val="0"/>
+            <w:noProof/>
+            <w:kern w:val="2"/>
+            <w:szCs w:val="24"/>
+            <w14:ligatures w14:val="standardContextual"/>
+          </w:rPr>
+          <w:tab/>
+        </w:r>
+        <w:r>
+          <w:rPr>
+            <w:rStyle w:val="Collegamentoipertestuale"/>
+            <w:noProof/>
+          </w:rPr>
+          <w:t>Interpretare diagrammi e capacità</w:t>
+        </w:r>
+        <w:r>
+          <w:rPr>
+            <w:noProof/>
+            <w:webHidden/>
+          </w:rPr>
+          <w:tab/>
+        </w:r>
+        <w:r>
+          <w:rPr>
+            <w:noProof/>
+            <w:webHidden/>
+          </w:rPr>
+          <w:fldChar w:fldCharType="begin"/>
+        </w:r>
+        <w:r>
+          <w:rPr>
+            <w:noProof/>
+            <w:webHidden/>
+          </w:rPr>
+          <w:instrText xml:space="preserve"> PAGEREF _Toc241397265 \h </w:instrText>
+        </w:r>
+        <w:r>
+          <w:rPr>
+            <w:noProof/>
+            <w:webHidden/>
+          </w:rPr>
+        </w:r>
+        <w:r>
+          <w:rPr>
+            <w:noProof/>
+            <w:webHidden/>
+          </w:rPr>
+          <w:fldChar w:fldCharType="separate"/>
+        </w:r>
+        <w:r>
+          <w:rPr>
+            <w:noProof/>
+            <w:webHidden/>
+          </w:rPr>
+          <w:t>9</w:t>
+        </w:r>
+        <w:r>
+          <w:rPr>
+            <w:noProof/>
+            <w:webHidden/>
+          </w:rPr>
+          <w:fldChar w:fldCharType="end"/>
+        </w:r>
+      </w:hyperlink>
+    </w:p>
+    <w:p>
+      <w:pPr>
+        <w:pStyle w:val="Sommario1"/>
+        <w:rPr>
+          <w:rFonts w:asciiTheme="minorHAnsi" w:eastAsiaTheme="minorEastAsia" w:hAnsiTheme="minorHAnsi" w:cstheme="minorBidi"/>
+          <w:b w:val="0"/>
+          <w:bCs w:val="0"/>
+          <w:caps w:val="0"/>
+          <w:noProof/>
+          <w:kern w:val="2"/>
+          <w:szCs w:val="24"/>
+          <w:lang w:val="it-IT" w:eastAsia="it-IT"/>
+          <w14:ligatures w14:val="standardContextual"/>
+        </w:rPr>
+      </w:pPr>
+      <w:hyperlink w:anchor="_Toc241397266" w:history="1">
+        <w:r>
+          <w:rPr>
+            <w:rStyle w:val="Collegamentoipertestuale"/>
+            <w:noProof/>
+          </w:rPr>
+          <w:t>7</w:t>
+        </w:r>
+        <w:r>
+          <w:rPr>
+            <w:rFonts w:asciiTheme="minorHAnsi" w:eastAsiaTheme="minorEastAsia" w:hAnsiTheme="minorHAnsi" w:cstheme="minorBidi"/>
+            <w:b w:val="0"/>
+            <w:bCs w:val="0"/>
+            <w:caps w:val="0"/>
+            <w:noProof/>
+            <w:kern w:val="2"/>
+            <w:szCs w:val="24"/>
+            <w:lang w:val="it-IT" w:eastAsia="it-IT"/>
+            <w14:ligatures w14:val="standardContextual"/>
+          </w:rPr>
+          <w:tab/>
+        </w:r>
+        <w:r>
+          <w:rPr>
+            <w:rStyle w:val="Collegamentoipertestuale"/>
+            <w:noProof/>
+          </w:rPr>
+          <w:t>Sezione in calcestruzzo armato</w:t>
+        </w:r>
+        <w:r>
+          <w:rPr>
+            <w:noProof/>
+            <w:webHidden/>
+          </w:rPr>
+          <w:tab/>
+        </w:r>
+        <w:r>
+          <w:rPr>
+            <w:noProof/>
+            <w:webHidden/>
+          </w:rPr>
+          <w:fldChar w:fldCharType="begin"/>
+        </w:r>
+        <w:r>
+          <w:rPr>
+            <w:noProof/>
+            <w:webHidden/>
+          </w:rPr>
+          <w:instrText xml:space="preserve"> PAGEREF _Toc241397266 \h </w:instrText>
+        </w:r>
+        <w:r>
+          <w:rPr>
+            <w:noProof/>
+            <w:webHidden/>
+          </w:rPr>
+        </w:r>
+        <w:r>
+          <w:rPr>
+            <w:noProof/>
+            <w:webHidden/>
+          </w:rPr>
+          <w:fldChar w:fldCharType="separate"/>
+        </w:r>
+        <w:r>
+          <w:rPr>
+            <w:noProof/>
+            <w:webHidden/>
+          </w:rPr>
+          <w:t>9</w:t>
+        </w:r>
+        <w:r>
+          <w:rPr>
+            <w:noProof/>
+            <w:webHidden/>
+          </w:rPr>
+          <w:fldChar w:fldCharType="end"/>
+        </w:r>
+      </w:hyperlink>
+    </w:p>
+    <w:p>
+      <w:pPr>
+        <w:pStyle w:val="Sommario2"/>
+        <w:tabs>
+          <w:tab w:val="left" w:pos="720"/>
+          <w:tab w:val="right" w:leader="dot" w:pos="9628"/>
+        </w:tabs>
+        <w:rPr>
+          <w:rFonts w:asciiTheme="minorHAnsi" w:eastAsiaTheme="minorEastAsia" w:hAnsiTheme="minorHAnsi" w:cstheme="minorBidi"/>
+          <w:smallCaps w:val="0"/>
+          <w:noProof/>
+          <w:kern w:val="2"/>
+          <w:szCs w:val="24"/>
+          <w14:ligatures w14:val="standardContextual"/>
+        </w:rPr>
+      </w:pPr>
+      <w:hyperlink w:anchor="_Toc241397267" w:history="1">
+        <w:r>
+          <w:rPr>
+            <w:rStyle w:val="Collegamentoipertestuale"/>
+            <w:noProof/>
+          </w:rPr>
+          <w:t>7.1</w:t>
+        </w:r>
+        <w:r>
+          <w:rPr>
+            <w:rFonts w:asciiTheme="minorHAnsi" w:eastAsiaTheme="minorEastAsia" w:hAnsiTheme="minorHAnsi" w:cstheme="minorBidi"/>
+            <w:smallCaps w:val="0"/>
+            <w:noProof/>
+            <w:kern w:val="2"/>
+            <w:szCs w:val="24"/>
+            <w14:ligatures w14:val="standardContextual"/>
+          </w:rPr>
+          <w:tab/>
+        </w:r>
+        <w:r>
+          <w:rPr>
+            <w:rStyle w:val="Collegamentoipertestuale"/>
+            <w:noProof/>
+          </w:rPr>
+          <w:t>Geometria barre e materiali</w:t>
+        </w:r>
+        <w:r>
+          <w:rPr>
+            <w:noProof/>
+            <w:webHidden/>
+          </w:rPr>
+          <w:tab/>
+        </w:r>
+        <w:r>
+          <w:rPr>
+            <w:noProof/>
+            <w:webHidden/>
+          </w:rPr>
+          <w:fldChar w:fldCharType="begin"/>
+        </w:r>
+        <w:r>
+          <w:rPr>
+            <w:noProof/>
+            <w:webHidden/>
+          </w:rPr>
+          <w:instrText xml:space="preserve"> PAGEREF _Toc241397267 \h </w:instrText>
+        </w:r>
+        <w:r>
+          <w:rPr>
+            <w:noProof/>
+            <w:webHidden/>
+          </w:rPr>
+        </w:r>
+        <w:r>
+          <w:rPr>
+            <w:noProof/>
+            <w:webHidden/>
+          </w:rPr>
+          <w:fldChar w:fldCharType="separate"/>
+        </w:r>
+        <w:r>
+          <w:rPr>
+            <w:noProof/>
+            <w:webHidden/>
+          </w:rPr>
+          <w:t>9</w:t>
+        </w:r>
+        <w:r>
+          <w:rPr>
+            <w:noProof/>
+            <w:webHidden/>
+          </w:rPr>
+          <w:fldChar w:fldCharType="end"/>
+        </w:r>
+      </w:hyperlink>
+    </w:p>
+    <w:p>
+      <w:pPr>
+        <w:pStyle w:val="Sommario2"/>
+        <w:tabs>
+          <w:tab w:val="left" w:pos="720"/>
+          <w:tab w:val="right" w:leader="dot" w:pos="9628"/>
+        </w:tabs>
+        <w:rPr>
+          <w:rFonts w:asciiTheme="minorHAnsi" w:eastAsiaTheme="minorEastAsia" w:hAnsiTheme="minorHAnsi" w:cstheme="minorBidi"/>
+          <w:smallCaps w:val="0"/>
+          <w:noProof/>
+          <w:kern w:val="2"/>
+          <w:szCs w:val="24"/>
+          <w14:ligatures w14:val="standardContextual"/>
+        </w:rPr>
+      </w:pPr>
+      <w:hyperlink w:anchor="_Toc241397268" w:history="1">
+        <w:r>
+          <w:rPr>
+            <w:rStyle w:val="Collegamentoipertestuale"/>
+            <w:noProof/>
+          </w:rPr>
+          <w:t>7.2</w:t>
+        </w:r>
+        <w:r>
+          <w:rPr>
+            <w:rFonts w:asciiTheme="minorHAnsi" w:eastAsiaTheme="minorEastAsia" w:hAnsiTheme="minorHAnsi" w:cstheme="minorBidi"/>
+            <w:smallCaps w:val="0"/>
+            <w:noProof/>
+            <w:kern w:val="2"/>
+            <w:szCs w:val="24"/>
+            <w14:ligatures w14:val="standardContextual"/>
+          </w:rPr>
+          <w:tab/>
+        </w:r>
+        <w:r>
+          <w:rPr>
+            <w:rStyle w:val="Collegamentoipertestuale"/>
+            <w:noProof/>
+          </w:rPr>
+          <w:t>Azioni assi e convenzioni</w:t>
+        </w:r>
+        <w:r>
+          <w:rPr>
+            <w:noProof/>
+            <w:webHidden/>
+          </w:rPr>
+          <w:tab/>
+        </w:r>
+        <w:r>
+          <w:rPr>
+            <w:noProof/>
+            <w:webHidden/>
+          </w:rPr>
+          <w:fldChar w:fldCharType="begin"/>
+        </w:r>
+        <w:r>
+          <w:rPr>
+            <w:noProof/>
+            <w:webHidden/>
+          </w:rPr>
+          <w:instrText xml:space="preserve"> PAGEREF _Toc241397268 \h </w:instrText>
+        </w:r>
+        <w:r>
+          <w:rPr>
+            <w:noProof/>
+            <w:webHidden/>
+          </w:rPr>
+        </w:r>
+        <w:r>
+          <w:rPr>
+            <w:noProof/>
+            <w:webHidden/>
+          </w:rPr>
+          <w:fldChar w:fldCharType="separate"/>
+        </w:r>
+        <w:r>
+          <w:rPr>
+            <w:noProof/>
+            <w:webHidden/>
+          </w:rPr>
+          <w:t>9</w:t>
+        </w:r>
+        <w:r>
+          <w:rPr>
+            <w:noProof/>
+            <w:webHidden/>
+          </w:rPr>
+          <w:fldChar w:fldCharType="end"/>
+        </w:r>
+      </w:hyperlink>
+    </w:p>
+    <w:p>
+      <w:pPr>
+        <w:pStyle w:val="Sommario2"/>
+        <w:tabs>
+          <w:tab w:val="left" w:pos="720"/>
+          <w:tab w:val="right" w:leader="dot" w:pos="9628"/>
+        </w:tabs>
+        <w:rPr>
+          <w:rFonts w:asciiTheme="minorHAnsi" w:eastAsiaTheme="minorEastAsia" w:hAnsiTheme="minorHAnsi" w:cstheme="minorBidi"/>
+          <w:smallCaps w:val="0"/>
+          <w:noProof/>
+          <w:kern w:val="2"/>
+          <w:szCs w:val="24"/>
+          <w14:ligatures w14:val="standardContextual"/>
+        </w:rPr>
+      </w:pPr>
+      <w:hyperlink w:anchor="_Toc241397269" w:history="1">
+        <w:r>
+          <w:rPr>
+            <w:rStyle w:val="Collegamentoipertestuale"/>
+            <w:noProof/>
+          </w:rPr>
+          <w:t>7.3</w:t>
+        </w:r>
+        <w:r>
+          <w:rPr>
+            <w:rFonts w:asciiTheme="minorHAnsi" w:eastAsiaTheme="minorEastAsia" w:hAnsiTheme="minorHAnsi" w:cstheme="minorBidi"/>
+            <w:smallCaps w:val="0"/>
+            <w:noProof/>
+            <w:kern w:val="2"/>
+            <w:szCs w:val="24"/>
+            <w14:ligatures w14:val="standardContextual"/>
+          </w:rPr>
+          <w:tab/>
+        </w:r>
+        <w:r>
+          <w:rPr>
+            <w:rStyle w:val="Collegamentoipertestuale"/>
+            <w:noProof/>
+          </w:rPr>
+          <w:t>Domini tridimensionali e bidimensionali</w:t>
+        </w:r>
+        <w:r>
+          <w:rPr>
+            <w:noProof/>
+            <w:webHidden/>
+          </w:rPr>
+          <w:tab/>
+        </w:r>
+        <w:r>
+          <w:rPr>
+            <w:noProof/>
+            <w:webHidden/>
+          </w:rPr>
+          <w:fldChar w:fldCharType="begin"/>
+        </w:r>
+        <w:r>
+          <w:rPr>
+            <w:noProof/>
+            <w:webHidden/>
+          </w:rPr>
+          <w:instrText xml:space="preserve"> PAGEREF _Toc241397269 \h </w:instrText>
+        </w:r>
+        <w:r>
+          <w:rPr>
+            <w:noProof/>
+            <w:webHidden/>
+          </w:rPr>
+        </w:r>
+        <w:r>
+          <w:rPr>
+            <w:noProof/>
+            <w:webHidden/>
+          </w:rPr>
+          <w:fldChar w:fldCharType="separate"/>
+        </w:r>
+        <w:r>
+          <w:rPr>
+            <w:noProof/>
+            <w:webHidden/>
+          </w:rPr>
+          <w:t>10</w:t>
+        </w:r>
+        <w:r>
+          <w:rPr>
+            <w:noProof/>
+            <w:webHidden/>
+          </w:rPr>
+          <w:fldChar w:fldCharType="end"/>
+        </w:r>
+      </w:hyperlink>
+    </w:p>
+    <w:p>
+      <w:pPr>
+        <w:pStyle w:val="Sommario2"/>
+        <w:tabs>
+          <w:tab w:val="left" w:pos="720"/>
+          <w:tab w:val="right" w:leader="dot" w:pos="9628"/>
+        </w:tabs>
+        <w:rPr>
+          <w:rFonts w:asciiTheme="minorHAnsi" w:eastAsiaTheme="minorEastAsia" w:hAnsiTheme="minorHAnsi" w:cstheme="minorBidi"/>
+          <w:smallCaps w:val="0"/>
+          <w:noProof/>
+          <w:kern w:val="2"/>
+          <w:szCs w:val="24"/>
+          <w14:ligatures w14:val="standardContextual"/>
+        </w:rPr>
+      </w:pPr>
+      <w:hyperlink w:anchor="_Toc241397270" w:history="1">
+        <w:r>
+          <w:rPr>
+            <w:rStyle w:val="Collegamentoipertestuale"/>
+            <w:noProof/>
+          </w:rPr>
+          <w:t>7.4</w:t>
+        </w:r>
+        <w:r>
+          <w:rPr>
+            <w:rFonts w:asciiTheme="minorHAnsi" w:eastAsiaTheme="minorEastAsia" w:hAnsiTheme="minorHAnsi" w:cstheme="minorBidi"/>
+            <w:smallCaps w:val="0"/>
+            <w:noProof/>
+            <w:kern w:val="2"/>
+            <w:szCs w:val="24"/>
+            <w14:ligatures w14:val="standardContextual"/>
+          </w:rPr>
+          <w:tab/>
+        </w:r>
+        <w:r>
+          <w:rPr>
+            <w:rStyle w:val="Collegamentoipertestuale"/>
+            <w:noProof/>
+          </w:rPr>
+          <w:t>Tensioni e fessurazione</w:t>
+        </w:r>
+        <w:r>
+          <w:rPr>
+            <w:noProof/>
+            <w:webHidden/>
+          </w:rPr>
+          <w:tab/>
+        </w:r>
+        <w:r>
+          <w:rPr>
+            <w:noProof/>
+            <w:webHidden/>
+          </w:rPr>
+          <w:fldChar w:fldCharType="begin"/>
+        </w:r>
+        <w:r>
+          <w:rPr>
+            <w:noProof/>
+            <w:webHidden/>
+          </w:rPr>
+          <w:instrText xml:space="preserve"> PAGEREF _Toc241397270 \h </w:instrText>
+        </w:r>
+        <w:r>
+          <w:rPr>
+            <w:noProof/>
+            <w:webHidden/>
+          </w:rPr>
+        </w:r>
+        <w:r>
+          <w:rPr>
+            <w:noProof/>
+            <w:webHidden/>
+          </w:rPr>
+          <w:fldChar w:fldCharType="separate"/>
+        </w:r>
+        <w:r>
+          <w:rPr>
+            <w:noProof/>
+            <w:webHidden/>
+          </w:rPr>
+          <w:t>10</w:t>
+        </w:r>
+        <w:r>
+          <w:rPr>
+            <w:noProof/>
+            <w:webHidden/>
+          </w:rPr>
+          <w:fldChar w:fldCharType="end"/>
+        </w:r>
+      </w:hyperlink>
+    </w:p>
+    <w:p>
+      <w:pPr>
+        <w:pStyle w:val="Sommario2"/>
+        <w:tabs>
+          <w:tab w:val="left" w:pos="720"/>
+          <w:tab w:val="right" w:leader="dot" w:pos="9628"/>
+        </w:tabs>
+        <w:rPr>
+          <w:rFonts w:asciiTheme="minorHAnsi" w:eastAsiaTheme="minorEastAsia" w:hAnsiTheme="minorHAnsi" w:cstheme="minorBidi"/>
+          <w:smallCaps w:val="0"/>
+          <w:noProof/>
+          <w:kern w:val="2"/>
+          <w:szCs w:val="24"/>
+          <w14:ligatures w14:val="standardContextual"/>
+        </w:rPr>
+      </w:pPr>
+      <w:hyperlink w:anchor="_Toc241397271" w:history="1">
+        <w:r>
+          <w:rPr>
+            <w:rStyle w:val="Collegamentoipertestuale"/>
+            <w:noProof/>
+          </w:rPr>
+          <w:t>7.5</w:t>
+        </w:r>
+        <w:r>
+          <w:rPr>
+            <w:rFonts w:asciiTheme="minorHAnsi" w:eastAsiaTheme="minorEastAsia" w:hAnsiTheme="minorHAnsi" w:cstheme="minorBidi"/>
+            <w:smallCaps w:val="0"/>
+            <w:noProof/>
+            <w:kern w:val="2"/>
+            <w:szCs w:val="24"/>
+            <w14:ligatures w14:val="standardContextual"/>
+          </w:rPr>
+          <w:tab/>
+        </w:r>
+        <w:r>
+          <w:rPr>
+            <w:rStyle w:val="Collegamentoipertestuale"/>
+            <w:noProof/>
+          </w:rPr>
+          <w:t>Taglio torsione e dettagli</w:t>
+        </w:r>
+        <w:r>
+          <w:rPr>
+            <w:noProof/>
+            <w:webHidden/>
+          </w:rPr>
+          <w:tab/>
+        </w:r>
+        <w:r>
+          <w:rPr>
+            <w:noProof/>
+            <w:webHidden/>
+          </w:rPr>
+          <w:fldChar w:fldCharType="begin"/>
+        </w:r>
+        <w:r>
+          <w:rPr>
+            <w:noProof/>
+            <w:webHidden/>
+          </w:rPr>
+          <w:instrText xml:space="preserve"> PAGEREF _Toc241397271 \h </w:instrText>
+        </w:r>
+        <w:r>
+          <w:rPr>
+            <w:noProof/>
+            <w:webHidden/>
+          </w:rPr>
+        </w:r>
+        <w:r>
+          <w:rPr>
+            <w:noProof/>
+            <w:webHidden/>
+          </w:rPr>
+          <w:fldChar w:fldCharType="separate"/>
+        </w:r>
+        <w:r>
+          <w:rPr>
+            <w:noProof/>
+            <w:webHidden/>
+          </w:rPr>
+          <w:t>10</w:t>
+        </w:r>
+        <w:r>
+          <w:rPr>
+            <w:noProof/>
+            <w:webHidden/>
+          </w:rPr>
+          <w:fldChar w:fldCharType="end"/>
+        </w:r>
+      </w:hyperlink>
+    </w:p>
+    <w:p>
+      <w:pPr>
+        <w:pStyle w:val="Sommario2"/>
+        <w:tabs>
+          <w:tab w:val="left" w:pos="720"/>
+          <w:tab w:val="right" w:leader="dot" w:pos="9628"/>
+        </w:tabs>
+        <w:rPr>
+          <w:rFonts w:asciiTheme="minorHAnsi" w:eastAsiaTheme="minorEastAsia" w:hAnsiTheme="minorHAnsi" w:cstheme="minorBidi"/>
+          <w:smallCaps w:val="0"/>
+          <w:noProof/>
+          <w:kern w:val="2"/>
+          <w:szCs w:val="24"/>
+          <w14:ligatures w14:val="standardContextual"/>
+        </w:rPr>
+      </w:pPr>
+      <w:hyperlink w:anchor="_Toc241397272" w:history="1">
+        <w:r>
+          <w:rPr>
+            <w:rStyle w:val="Collegamentoipertestuale"/>
+            <w:noProof/>
+          </w:rPr>
+          <w:t>7.6</w:t>
+        </w:r>
+        <w:r>
+          <w:rPr>
+            <w:rFonts w:asciiTheme="minorHAnsi" w:eastAsiaTheme="minorEastAsia" w:hAnsiTheme="minorHAnsi" w:cstheme="minorBidi"/>
+            <w:smallCaps w:val="0"/>
+            <w:noProof/>
+            <w:kern w:val="2"/>
+            <w:szCs w:val="24"/>
+            <w14:ligatures w14:val="standardContextual"/>
+          </w:rPr>
+          <w:tab/>
+        </w:r>
+        <w:r>
+          <w:rPr>
+            <w:rStyle w:val="Collegamentoipertestuale"/>
+            <w:noProof/>
+          </w:rPr>
+          <w:t>Curva momento curvatura e aggiornamento</w:t>
+        </w:r>
+        <w:r>
+          <w:rPr>
+            <w:noProof/>
+            <w:webHidden/>
+          </w:rPr>
+          <w:tab/>
+        </w:r>
+        <w:r>
+          <w:rPr>
+            <w:noProof/>
+            <w:webHidden/>
+          </w:rPr>
+          <w:fldChar w:fldCharType="begin"/>
+        </w:r>
+        <w:r>
+          <w:rPr>
+            <w:noProof/>
+            <w:webHidden/>
+          </w:rPr>
+          <w:instrText xml:space="preserve"> PAGEREF _Toc241397272 \h </w:instrText>
+        </w:r>
+        <w:r>
+          <w:rPr>
+            <w:noProof/>
+            <w:webHidden/>
+          </w:rPr>
+        </w:r>
+        <w:r>
+          <w:rPr>
+            <w:noProof/>
+            <w:webHidden/>
+          </w:rPr>
+          <w:fldChar w:fldCharType="separate"/>
+        </w:r>
+        <w:r>
+          <w:rPr>
+            <w:noProof/>
+            <w:webHidden/>
+          </w:rPr>
+          <w:t>11</w:t>
+        </w:r>
+        <w:r>
+          <w:rPr>
+            <w:noProof/>
+            <w:webHidden/>
+          </w:rPr>
+          <w:fldChar w:fldCharType="end"/>
+        </w:r>
+      </w:hyperlink>
+    </w:p>
+    <w:p>
+      <w:pPr>
+        <w:pStyle w:val="Sommario1"/>
+        <w:rPr>
+          <w:rFonts w:asciiTheme="minorHAnsi" w:eastAsiaTheme="minorEastAsia" w:hAnsiTheme="minorHAnsi" w:cstheme="minorBidi"/>
+          <w:b w:val="0"/>
+          <w:bCs w:val="0"/>
+          <w:caps w:val="0"/>
+          <w:noProof/>
+          <w:kern w:val="2"/>
+          <w:szCs w:val="24"/>
+          <w:lang w:val="it-IT" w:eastAsia="it-IT"/>
+          <w14:ligatures w14:val="standardContextual"/>
+        </w:rPr>
+      </w:pPr>
+      <w:hyperlink w:anchor="_Toc241397273" w:history="1">
+        <w:r>
+          <w:rPr>
+            <w:rStyle w:val="Collegamentoipertestuale"/>
+            <w:noProof/>
+          </w:rPr>
+          <w:t>8</w:t>
+        </w:r>
+        <w:r>
+          <w:rPr>
+            <w:rFonts w:asciiTheme="minorHAnsi" w:eastAsiaTheme="minorEastAsia" w:hAnsiTheme="minorHAnsi" w:cstheme="minorBidi"/>
+            <w:b w:val="0"/>
+            <w:bCs w:val="0"/>
+            <w:caps w:val="0"/>
+            <w:noProof/>
+            <w:kern w:val="2"/>
+            <w:szCs w:val="24"/>
+            <w:lang w:val="it-IT" w:eastAsia="it-IT"/>
+            <w14:ligatures w14:val="standardContextual"/>
+          </w:rPr>
+          <w:tab/>
+        </w:r>
+        <w:r>
+          <w:rPr>
+            <w:rStyle w:val="Collegamentoipertestuale"/>
+            <w:noProof/>
+          </w:rPr>
+          <w:t>Sezione composta da ponte</w:t>
+        </w:r>
+        <w:r>
+          <w:rPr>
+            <w:noProof/>
+            <w:webHidden/>
+          </w:rPr>
+          <w:tab/>
+        </w:r>
+        <w:r>
+          <w:rPr>
+            <w:noProof/>
+            <w:webHidden/>
+          </w:rPr>
+          <w:fldChar w:fldCharType="begin"/>
+        </w:r>
+        <w:r>
+          <w:rPr>
+            <w:noProof/>
+            <w:webHidden/>
+          </w:rPr>
+          <w:instrText xml:space="preserve"> PAGEREF _Toc241397273 \h </w:instrText>
+        </w:r>
+        <w:r>
+          <w:rPr>
+            <w:noProof/>
+            <w:webHidden/>
+          </w:rPr>
+        </w:r>
+        <w:r>
+          <w:rPr>
+            <w:noProof/>
+            <w:webHidden/>
+          </w:rPr>
+          <w:fldChar w:fldCharType="separate"/>
+        </w:r>
+        <w:r>
+          <w:rPr>
+            <w:noProof/>
+            <w:webHidden/>
+          </w:rPr>
+          <w:t>11</w:t>
+        </w:r>
+        <w:r>
+          <w:rPr>
+            <w:noProof/>
+            <w:webHidden/>
+          </w:rPr>
+          <w:fldChar w:fldCharType="end"/>
+        </w:r>
+      </w:hyperlink>
+    </w:p>
+    <w:p>
+      <w:pPr>
+        <w:pStyle w:val="Sommario2"/>
+        <w:tabs>
+          <w:tab w:val="left" w:pos="720"/>
+          <w:tab w:val="right" w:leader="dot" w:pos="9628"/>
+        </w:tabs>
+        <w:rPr>
+          <w:rFonts w:asciiTheme="minorHAnsi" w:eastAsiaTheme="minorEastAsia" w:hAnsiTheme="minorHAnsi" w:cstheme="minorBidi"/>
+          <w:smallCaps w:val="0"/>
+          <w:noProof/>
+          <w:kern w:val="2"/>
+          <w:szCs w:val="24"/>
+          <w14:ligatures w14:val="standardContextual"/>
+        </w:rPr>
+      </w:pPr>
+      <w:hyperlink w:anchor="_Toc241397274" w:history="1">
+        <w:r>
+          <w:rPr>
+            <w:rStyle w:val="Collegamentoipertestuale"/>
+            <w:noProof/>
+          </w:rPr>
+          <w:t>8.1</w:t>
+        </w:r>
+        <w:r>
+          <w:rPr>
+            <w:rFonts w:asciiTheme="minorHAnsi" w:eastAsiaTheme="minorEastAsia" w:hAnsiTheme="minorHAnsi" w:cstheme="minorBidi"/>
+            <w:smallCaps w:val="0"/>
+            <w:noProof/>
+            <w:kern w:val="2"/>
+            <w:szCs w:val="24"/>
+            <w14:ligatures w14:val="standardContextual"/>
+          </w:rPr>
+          <w:tab/>
+        </w:r>
+        <w:r>
+          <w:rPr>
+            <w:rStyle w:val="Collegamentoipertestuale"/>
+            <w:noProof/>
+          </w:rPr>
+          <w:t>Definire la sezione locale</w:t>
+        </w:r>
+        <w:r>
+          <w:rPr>
+            <w:noProof/>
+            <w:webHidden/>
+          </w:rPr>
+          <w:tab/>
+        </w:r>
+        <w:r>
+          <w:rPr>
+            <w:noProof/>
+            <w:webHidden/>
+          </w:rPr>
+          <w:fldChar w:fldCharType="begin"/>
+        </w:r>
+        <w:r>
+          <w:rPr>
+            <w:noProof/>
+            <w:webHidden/>
+          </w:rPr>
+          <w:instrText xml:space="preserve"> PAGEREF _Toc241397274 \h </w:instrText>
+        </w:r>
+        <w:r>
+          <w:rPr>
+            <w:noProof/>
+            <w:webHidden/>
+          </w:rPr>
+        </w:r>
+        <w:r>
+          <w:rPr>
+            <w:noProof/>
+            <w:webHidden/>
+          </w:rPr>
+          <w:fldChar w:fldCharType="separate"/>
+        </w:r>
+        <w:r>
+          <w:rPr>
+            <w:noProof/>
+            <w:webHidden/>
+          </w:rPr>
+          <w:t>11</w:t>
+        </w:r>
+        <w:r>
+          <w:rPr>
+            <w:noProof/>
+            <w:webHidden/>
+          </w:rPr>
+          <w:fldChar w:fldCharType="end"/>
+        </w:r>
+      </w:hyperlink>
+    </w:p>
+    <w:p>
+      <w:pPr>
+        <w:pStyle w:val="Sommario2"/>
+        <w:tabs>
+          <w:tab w:val="left" w:pos="720"/>
+          <w:tab w:val="right" w:leader="dot" w:pos="9628"/>
+        </w:tabs>
+        <w:rPr>
+          <w:rFonts w:asciiTheme="minorHAnsi" w:eastAsiaTheme="minorEastAsia" w:hAnsiTheme="minorHAnsi" w:cstheme="minorBidi"/>
+          <w:smallCaps w:val="0"/>
+          <w:noProof/>
+          <w:kern w:val="2"/>
+          <w:szCs w:val="24"/>
+          <w14:ligatures w14:val="standardContextual"/>
+        </w:rPr>
+      </w:pPr>
+      <w:hyperlink w:anchor="_Toc241397275" w:history="1">
+        <w:r>
+          <w:rPr>
+            <w:rStyle w:val="Collegamentoipertestuale"/>
+            <w:noProof/>
+          </w:rPr>
+          <w:t>8.2</w:t>
+        </w:r>
+        <w:r>
+          <w:rPr>
+            <w:rFonts w:asciiTheme="minorHAnsi" w:eastAsiaTheme="minorEastAsia" w:hAnsiTheme="minorHAnsi" w:cstheme="minorBidi"/>
+            <w:smallCaps w:val="0"/>
+            <w:noProof/>
+            <w:kern w:val="2"/>
+            <w:szCs w:val="24"/>
+            <w14:ligatures w14:val="standardContextual"/>
+          </w:rPr>
+          <w:tab/>
+        </w:r>
+        <w:r>
+          <w:rPr>
+            <w:rStyle w:val="Collegamentoipertestuale"/>
+            <w:noProof/>
+          </w:rPr>
+          <w:t>Scegliere consapevolmente il metodo</w:t>
+        </w:r>
+        <w:r>
+          <w:rPr>
+            <w:noProof/>
+            <w:webHidden/>
+          </w:rPr>
+          <w:tab/>
+        </w:r>
+        <w:r>
+          <w:rPr>
+            <w:noProof/>
+            <w:webHidden/>
+          </w:rPr>
+          <w:fldChar w:fldCharType="begin"/>
+        </w:r>
+        <w:r>
+          <w:rPr>
+            <w:noProof/>
+            <w:webHidden/>
+          </w:rPr>
+          <w:instrText xml:space="preserve"> PAGEREF _Toc241397275 \h </w:instrText>
+        </w:r>
+        <w:r>
+          <w:rPr>
+            <w:noProof/>
+            <w:webHidden/>
+          </w:rPr>
+        </w:r>
+        <w:r>
+          <w:rPr>
+            <w:noProof/>
+            <w:webHidden/>
+          </w:rPr>
+          <w:fldChar w:fldCharType="separate"/>
+        </w:r>
+        <w:r>
+          <w:rPr>
+            <w:noProof/>
+            <w:webHidden/>
+          </w:rPr>
+          <w:t>12</w:t>
+        </w:r>
+        <w:r>
+          <w:rPr>
+            <w:noProof/>
+            <w:webHidden/>
+          </w:rPr>
+          <w:fldChar w:fldCharType="end"/>
+        </w:r>
+      </w:hyperlink>
+    </w:p>
+    <w:p>
+      <w:pPr>
+        <w:pStyle w:val="Sommario2"/>
+        <w:tabs>
+          <w:tab w:val="left" w:pos="720"/>
+          <w:tab w:val="right" w:leader="dot" w:pos="9628"/>
+        </w:tabs>
+        <w:rPr>
+          <w:rFonts w:asciiTheme="minorHAnsi" w:eastAsiaTheme="minorEastAsia" w:hAnsiTheme="minorHAnsi" w:cstheme="minorBidi"/>
+          <w:smallCaps w:val="0"/>
+          <w:noProof/>
+          <w:kern w:val="2"/>
+          <w:szCs w:val="24"/>
+          <w14:ligatures w14:val="standardContextual"/>
+        </w:rPr>
+      </w:pPr>
+      <w:hyperlink w:anchor="_Toc241397276" w:history="1">
+        <w:r>
+          <w:rPr>
+            <w:rStyle w:val="Collegamentoipertestuale"/>
+            <w:noProof/>
+          </w:rPr>
+          <w:t>8.3</w:t>
+        </w:r>
+        <w:r>
+          <w:rPr>
+            <w:rFonts w:asciiTheme="minorHAnsi" w:eastAsiaTheme="minorEastAsia" w:hAnsiTheme="minorHAnsi" w:cstheme="minorBidi"/>
+            <w:smallCaps w:val="0"/>
+            <w:noProof/>
+            <w:kern w:val="2"/>
+            <w:szCs w:val="24"/>
+            <w14:ligatures w14:val="standardContextual"/>
+          </w:rPr>
+          <w:tab/>
+        </w:r>
+        <w:r>
+          <w:rPr>
+            <w:rStyle w:val="Collegamentoipertestuale"/>
+            <w:noProof/>
+          </w:rPr>
+          <w:t>Costruire le fasi</w:t>
+        </w:r>
+        <w:r>
+          <w:rPr>
+            <w:noProof/>
+            <w:webHidden/>
+          </w:rPr>
+          <w:tab/>
+        </w:r>
+        <w:r>
+          <w:rPr>
+            <w:noProof/>
+            <w:webHidden/>
+          </w:rPr>
+          <w:fldChar w:fldCharType="begin"/>
+        </w:r>
+        <w:r>
+          <w:rPr>
+            <w:noProof/>
+            <w:webHidden/>
+          </w:rPr>
+          <w:instrText xml:space="preserve"> PAGEREF _Toc241397276 \h </w:instrText>
+        </w:r>
+        <w:r>
+          <w:rPr>
+            <w:noProof/>
+            <w:webHidden/>
+          </w:rPr>
+        </w:r>
+        <w:r>
+          <w:rPr>
+            <w:noProof/>
+            <w:webHidden/>
+          </w:rPr>
+          <w:fldChar w:fldCharType="separate"/>
+        </w:r>
+        <w:r>
+          <w:rPr>
+            <w:noProof/>
+            <w:webHidden/>
+          </w:rPr>
+          <w:t>12</w:t>
+        </w:r>
+        <w:r>
+          <w:rPr>
+            <w:noProof/>
+            <w:webHidden/>
+          </w:rPr>
+          <w:fldChar w:fldCharType="end"/>
+        </w:r>
+      </w:hyperlink>
+    </w:p>
+    <w:p>
+      <w:pPr>
+        <w:pStyle w:val="Sommario2"/>
+        <w:tabs>
+          <w:tab w:val="left" w:pos="720"/>
+          <w:tab w:val="right" w:leader="dot" w:pos="9628"/>
+        </w:tabs>
+        <w:rPr>
+          <w:rFonts w:asciiTheme="minorHAnsi" w:eastAsiaTheme="minorEastAsia" w:hAnsiTheme="minorHAnsi" w:cstheme="minorBidi"/>
+          <w:smallCaps w:val="0"/>
+          <w:noProof/>
+          <w:kern w:val="2"/>
+          <w:szCs w:val="24"/>
+          <w14:ligatures w14:val="standardContextual"/>
+        </w:rPr>
+      </w:pPr>
+      <w:hyperlink w:anchor="_Toc241397277" w:history="1">
+        <w:r>
+          <w:rPr>
+            <w:rStyle w:val="Collegamentoipertestuale"/>
+            <w:noProof/>
+          </w:rPr>
+          <w:t>8.4</w:t>
+        </w:r>
+        <w:r>
+          <w:rPr>
+            <w:rFonts w:asciiTheme="minorHAnsi" w:eastAsiaTheme="minorEastAsia" w:hAnsiTheme="minorHAnsi" w:cstheme="minorBidi"/>
+            <w:smallCaps w:val="0"/>
+            <w:noProof/>
+            <w:kern w:val="2"/>
+            <w:szCs w:val="24"/>
+            <w14:ligatures w14:val="standardContextual"/>
+          </w:rPr>
+          <w:tab/>
+        </w:r>
+        <w:r>
+          <w:rPr>
+            <w:rStyle w:val="Collegamentoipertestuale"/>
+            <w:noProof/>
+          </w:rPr>
+          <w:t>Leggere efficacia tensioni e controlli locali</w:t>
+        </w:r>
+        <w:r>
+          <w:rPr>
+            <w:noProof/>
+            <w:webHidden/>
+          </w:rPr>
+          <w:tab/>
+        </w:r>
+        <w:r>
+          <w:rPr>
+            <w:noProof/>
+            <w:webHidden/>
+          </w:rPr>
+          <w:fldChar w:fldCharType="begin"/>
+        </w:r>
+        <w:r>
+          <w:rPr>
+            <w:noProof/>
+            <w:webHidden/>
+          </w:rPr>
+          <w:instrText xml:space="preserve"> PAGEREF _Toc241397277 \h </w:instrText>
+        </w:r>
+        <w:r>
+          <w:rPr>
+            <w:noProof/>
+            <w:webHidden/>
+          </w:rPr>
+        </w:r>
+        <w:r>
+          <w:rPr>
+            <w:noProof/>
+            <w:webHidden/>
+          </w:rPr>
+          <w:fldChar w:fldCharType="separate"/>
+        </w:r>
+        <w:r>
+          <w:rPr>
+            <w:noProof/>
+            <w:webHidden/>
+          </w:rPr>
+          <w:t>13</w:t>
+        </w:r>
+        <w:r>
+          <w:rPr>
+            <w:noProof/>
+            <w:webHidden/>
+          </w:rPr>
+          <w:fldChar w:fldCharType="end"/>
+        </w:r>
+      </w:hyperlink>
+    </w:p>
+    <w:p>
+      <w:pPr>
+        <w:pStyle w:val="Sommario2"/>
+        <w:tabs>
+          <w:tab w:val="left" w:pos="720"/>
+          <w:tab w:val="right" w:leader="dot" w:pos="9628"/>
+        </w:tabs>
+        <w:rPr>
+          <w:rFonts w:asciiTheme="minorHAnsi" w:eastAsiaTheme="minorEastAsia" w:hAnsiTheme="minorHAnsi" w:cstheme="minorBidi"/>
+          <w:smallCaps w:val="0"/>
+          <w:noProof/>
+          <w:kern w:val="2"/>
+          <w:szCs w:val="24"/>
+          <w14:ligatures w14:val="standardContextual"/>
+        </w:rPr>
+      </w:pPr>
+      <w:hyperlink w:anchor="_Toc241397278" w:history="1">
+        <w:r>
+          <w:rPr>
+            <w:rStyle w:val="Collegamentoipertestuale"/>
+            <w:noProof/>
+          </w:rPr>
+          <w:t>8.5</w:t>
+        </w:r>
+        <w:r>
+          <w:rPr>
+            <w:rFonts w:asciiTheme="minorHAnsi" w:eastAsiaTheme="minorEastAsia" w:hAnsiTheme="minorHAnsi" w:cstheme="minorBidi"/>
+            <w:smallCaps w:val="0"/>
+            <w:noProof/>
+            <w:kern w:val="2"/>
+            <w:szCs w:val="24"/>
+            <w14:ligatures w14:val="standardContextual"/>
+          </w:rPr>
+          <w:tab/>
+        </w:r>
+        <w:r>
+          <w:rPr>
+            <w:rStyle w:val="Collegamentoipertestuale"/>
+            <w:noProof/>
+          </w:rPr>
+          <w:t>Curve di risposta</w:t>
+        </w:r>
+        <w:r>
+          <w:rPr>
+            <w:noProof/>
+            <w:webHidden/>
+          </w:rPr>
+          <w:tab/>
+        </w:r>
+        <w:r>
+          <w:rPr>
+            <w:noProof/>
+            <w:webHidden/>
+          </w:rPr>
+          <w:fldChar w:fldCharType="begin"/>
+        </w:r>
+        <w:r>
+          <w:rPr>
+            <w:noProof/>
+            <w:webHidden/>
+          </w:rPr>
+          <w:instrText xml:space="preserve"> PAGEREF _Toc241397278 \h </w:instrText>
+        </w:r>
+        <w:r>
+          <w:rPr>
+            <w:noProof/>
+            <w:webHidden/>
+          </w:rPr>
+        </w:r>
+        <w:r>
+          <w:rPr>
+            <w:noProof/>
+            <w:webHidden/>
+          </w:rPr>
+          <w:fldChar w:fldCharType="separate"/>
+        </w:r>
+        <w:r>
+          <w:rPr>
+            <w:noProof/>
+            <w:webHidden/>
+          </w:rPr>
+          <w:t>13</w:t>
+        </w:r>
+        <w:r>
+          <w:rPr>
+            <w:noProof/>
+            <w:webHidden/>
+          </w:rPr>
+          <w:fldChar w:fldCharType="end"/>
+        </w:r>
+      </w:hyperlink>
+    </w:p>
+    <w:p>
+      <w:pPr>
+        <w:pStyle w:val="Sommario1"/>
+        <w:rPr>
+          <w:rFonts w:asciiTheme="minorHAnsi" w:eastAsiaTheme="minorEastAsia" w:hAnsiTheme="minorHAnsi" w:cstheme="minorBidi"/>
+          <w:b w:val="0"/>
+          <w:bCs w:val="0"/>
+          <w:caps w:val="0"/>
+          <w:noProof/>
+          <w:kern w:val="2"/>
+          <w:szCs w:val="24"/>
+          <w:lang w:val="it-IT" w:eastAsia="it-IT"/>
+          <w14:ligatures w14:val="standardContextual"/>
+        </w:rPr>
+      </w:pPr>
+      <w:hyperlink w:anchor="_Toc241397279" w:history="1">
+        <w:r>
+          <w:rPr>
+            <w:rStyle w:val="Collegamentoipertestuale"/>
+            <w:noProof/>
+          </w:rPr>
+          <w:t>9</w:t>
+        </w:r>
+        <w:r>
+          <w:rPr>
+            <w:rFonts w:asciiTheme="minorHAnsi" w:eastAsiaTheme="minorEastAsia" w:hAnsiTheme="minorHAnsi" w:cstheme="minorBidi"/>
+            <w:b w:val="0"/>
+            <w:bCs w:val="0"/>
+            <w:caps w:val="0"/>
+            <w:noProof/>
+            <w:kern w:val="2"/>
+            <w:szCs w:val="24"/>
+            <w:lang w:val="it-IT" w:eastAsia="it-IT"/>
+            <w14:ligatures w14:val="standardContextual"/>
+          </w:rPr>
+          <w:tab/>
+        </w:r>
+        <w:r>
+          <w:rPr>
+            <w:rStyle w:val="Collegamentoipertestuale"/>
+            <w:noProof/>
+          </w:rPr>
+          <w:t>Bridge Design</w:t>
+        </w:r>
+        <w:r>
+          <w:rPr>
+            <w:noProof/>
+            <w:webHidden/>
+          </w:rPr>
+          <w:tab/>
+        </w:r>
+        <w:r>
+          <w:rPr>
+            <w:noProof/>
+            <w:webHidden/>
+          </w:rPr>
+          <w:fldChar w:fldCharType="begin"/>
+        </w:r>
+        <w:r>
+          <w:rPr>
+            <w:noProof/>
+            <w:webHidden/>
+          </w:rPr>
+          <w:instrText xml:space="preserve"> PAGEREF _Toc241397279 \h </w:instrText>
+        </w:r>
+        <w:r>
+          <w:rPr>
+            <w:noProof/>
+            <w:webHidden/>
+          </w:rPr>
+        </w:r>
+        <w:r>
+          <w:rPr>
+            <w:noProof/>
+            <w:webHidden/>
+          </w:rPr>
+          <w:fldChar w:fldCharType="separate"/>
+        </w:r>
+        <w:r>
+          <w:rPr>
+            <w:noProof/>
+            <w:webHidden/>
+          </w:rPr>
+          <w:t>13</w:t>
+        </w:r>
+        <w:r>
+          <w:rPr>
+            <w:noProof/>
+            <w:webHidden/>
+          </w:rPr>
+          <w:fldChar w:fldCharType="end"/>
+        </w:r>
+      </w:hyperlink>
+    </w:p>
+    <w:p>
+      <w:pPr>
+        <w:pStyle w:val="Sommario2"/>
+        <w:tabs>
+          <w:tab w:val="left" w:pos="720"/>
+          <w:tab w:val="right" w:leader="dot" w:pos="9628"/>
+        </w:tabs>
+        <w:rPr>
+          <w:rFonts w:asciiTheme="minorHAnsi" w:eastAsiaTheme="minorEastAsia" w:hAnsiTheme="minorHAnsi" w:cstheme="minorBidi"/>
+          <w:smallCaps w:val="0"/>
+          <w:noProof/>
+          <w:kern w:val="2"/>
+          <w:szCs w:val="24"/>
+          <w14:ligatures w14:val="standardContextual"/>
+        </w:rPr>
+      </w:pPr>
+      <w:hyperlink w:anchor="_Toc241397280" w:history="1">
+        <w:r>
+          <w:rPr>
+            <w:rStyle w:val="Collegamentoipertestuale"/>
+            <w:noProof/>
+          </w:rPr>
+          <w:t>9.1</w:t>
+        </w:r>
+        <w:r>
+          <w:rPr>
+            <w:rFonts w:asciiTheme="minorHAnsi" w:eastAsiaTheme="minorEastAsia" w:hAnsiTheme="minorHAnsi" w:cstheme="minorBidi"/>
+            <w:smallCaps w:val="0"/>
+            <w:noProof/>
+            <w:kern w:val="2"/>
+            <w:szCs w:val="24"/>
+            <w14:ligatures w14:val="standardContextual"/>
+          </w:rPr>
+          <w:tab/>
+        </w:r>
+        <w:r>
+          <w:rPr>
+            <w:rStyle w:val="Collegamentoipertestuale"/>
+            <w:noProof/>
+          </w:rPr>
+          <w:t>Scopo e struttura della finestra</w:t>
+        </w:r>
+        <w:r>
+          <w:rPr>
+            <w:noProof/>
+            <w:webHidden/>
+          </w:rPr>
+          <w:tab/>
+        </w:r>
+        <w:r>
+          <w:rPr>
+            <w:noProof/>
+            <w:webHidden/>
+          </w:rPr>
+          <w:fldChar w:fldCharType="begin"/>
+        </w:r>
+        <w:r>
+          <w:rPr>
+            <w:noProof/>
+            <w:webHidden/>
+          </w:rPr>
+          <w:instrText xml:space="preserve"> PAGEREF _Toc241397280 \h </w:instrText>
+        </w:r>
+        <w:r>
+          <w:rPr>
+            <w:noProof/>
+            <w:webHidden/>
+          </w:rPr>
+        </w:r>
+        <w:r>
+          <w:rPr>
+            <w:noProof/>
+            <w:webHidden/>
+          </w:rPr>
+          <w:fldChar w:fldCharType="separate"/>
+        </w:r>
+        <w:r>
+          <w:rPr>
+            <w:noProof/>
+            <w:webHidden/>
+          </w:rPr>
+          <w:t>13</w:t>
+        </w:r>
+        <w:r>
+          <w:rPr>
+            <w:noProof/>
+            <w:webHidden/>
+          </w:rPr>
+          <w:fldChar w:fldCharType="end"/>
+        </w:r>
+      </w:hyperlink>
+    </w:p>
+    <w:p>
+      <w:pPr>
+        <w:pStyle w:val="Sommario2"/>
+        <w:tabs>
+          <w:tab w:val="left" w:pos="720"/>
+          <w:tab w:val="right" w:leader="dot" w:pos="9628"/>
+        </w:tabs>
+        <w:rPr>
+          <w:rFonts w:asciiTheme="minorHAnsi" w:eastAsiaTheme="minorEastAsia" w:hAnsiTheme="minorHAnsi" w:cstheme="minorBidi"/>
+          <w:smallCaps w:val="0"/>
+          <w:noProof/>
+          <w:kern w:val="2"/>
+          <w:szCs w:val="24"/>
+          <w14:ligatures w14:val="standardContextual"/>
+        </w:rPr>
+      </w:pPr>
+      <w:hyperlink w:anchor="_Toc241397281" w:history="1">
+        <w:r>
+          <w:rPr>
+            <w:rStyle w:val="Collegamentoipertestuale"/>
+            <w:noProof/>
+          </w:rPr>
+          <w:t>9.2</w:t>
+        </w:r>
+        <w:r>
+          <w:rPr>
+            <w:rFonts w:asciiTheme="minorHAnsi" w:eastAsiaTheme="minorEastAsia" w:hAnsiTheme="minorHAnsi" w:cstheme="minorBidi"/>
+            <w:smallCaps w:val="0"/>
+            <w:noProof/>
+            <w:kern w:val="2"/>
+            <w:szCs w:val="24"/>
+            <w14:ligatures w14:val="standardContextual"/>
+          </w:rPr>
+          <w:tab/>
+        </w:r>
+        <w:r>
+          <w:rPr>
+            <w:rStyle w:val="Collegamentoipertestuale"/>
+            <w:noProof/>
+          </w:rPr>
+          <w:t>Impostare il sito e le campate</w:t>
+        </w:r>
+        <w:r>
+          <w:rPr>
+            <w:noProof/>
+            <w:webHidden/>
+          </w:rPr>
+          <w:tab/>
+        </w:r>
+        <w:r>
+          <w:rPr>
+            <w:noProof/>
+            <w:webHidden/>
+          </w:rPr>
+          <w:fldChar w:fldCharType="begin"/>
+        </w:r>
+        <w:r>
+          <w:rPr>
+            <w:noProof/>
+            <w:webHidden/>
+          </w:rPr>
+          <w:instrText xml:space="preserve"> PAGEREF _Toc241397281 \h </w:instrText>
+        </w:r>
+        <w:r>
+          <w:rPr>
+            <w:noProof/>
+            <w:webHidden/>
+          </w:rPr>
+        </w:r>
+        <w:r>
+          <w:rPr>
+            <w:noProof/>
+            <w:webHidden/>
+          </w:rPr>
+          <w:fldChar w:fldCharType="separate"/>
+        </w:r>
+        <w:r>
+          <w:rPr>
+            <w:noProof/>
+            <w:webHidden/>
+          </w:rPr>
+          <w:t>14</w:t>
+        </w:r>
+        <w:r>
+          <w:rPr>
+            <w:noProof/>
+            <w:webHidden/>
+          </w:rPr>
+          <w:fldChar w:fldCharType="end"/>
+        </w:r>
+      </w:hyperlink>
+    </w:p>
+    <w:p>
+      <w:pPr>
+        <w:pStyle w:val="Sommario2"/>
+        <w:tabs>
+          <w:tab w:val="left" w:pos="720"/>
+          <w:tab w:val="right" w:leader="dot" w:pos="9628"/>
+        </w:tabs>
+        <w:rPr>
+          <w:rFonts w:asciiTheme="minorHAnsi" w:eastAsiaTheme="minorEastAsia" w:hAnsiTheme="minorHAnsi" w:cstheme="minorBidi"/>
+          <w:smallCaps w:val="0"/>
+          <w:noProof/>
+          <w:kern w:val="2"/>
+          <w:szCs w:val="24"/>
+          <w14:ligatures w14:val="standardContextual"/>
+        </w:rPr>
+      </w:pPr>
+      <w:hyperlink w:anchor="_Toc241397282" w:history="1">
+        <w:r>
+          <w:rPr>
+            <w:rStyle w:val="Collegamentoipertestuale"/>
+            <w:noProof/>
+          </w:rPr>
+          <w:t>9.3</w:t>
+        </w:r>
+        <w:r>
+          <w:rPr>
+            <w:rFonts w:asciiTheme="minorHAnsi" w:eastAsiaTheme="minorEastAsia" w:hAnsiTheme="minorHAnsi" w:cstheme="minorBidi"/>
+            <w:smallCaps w:val="0"/>
+            <w:noProof/>
+            <w:kern w:val="2"/>
+            <w:szCs w:val="24"/>
+            <w14:ligatures w14:val="standardContextual"/>
+          </w:rPr>
+          <w:tab/>
+        </w:r>
+        <w:r>
+          <w:rPr>
+            <w:rStyle w:val="Collegamentoipertestuale"/>
+            <w:noProof/>
+          </w:rPr>
+          <w:t>Scegliere famiglia e dimensioni</w:t>
+        </w:r>
+        <w:r>
+          <w:rPr>
+            <w:noProof/>
+            <w:webHidden/>
+          </w:rPr>
+          <w:tab/>
+        </w:r>
+        <w:r>
+          <w:rPr>
+            <w:noProof/>
+            <w:webHidden/>
+          </w:rPr>
+          <w:fldChar w:fldCharType="begin"/>
+        </w:r>
+        <w:r>
+          <w:rPr>
+            <w:noProof/>
+            <w:webHidden/>
+          </w:rPr>
+          <w:instrText xml:space="preserve"> PAGEREF _Toc241397282 \h </w:instrText>
+        </w:r>
+        <w:r>
+          <w:rPr>
+            <w:noProof/>
+            <w:webHidden/>
+          </w:rPr>
+        </w:r>
+        <w:r>
+          <w:rPr>
+            <w:noProof/>
+            <w:webHidden/>
+          </w:rPr>
+          <w:fldChar w:fldCharType="separate"/>
+        </w:r>
+        <w:r>
+          <w:rPr>
+            <w:noProof/>
+            <w:webHidden/>
+          </w:rPr>
+          <w:t>14</w:t>
+        </w:r>
+        <w:r>
+          <w:rPr>
+            <w:noProof/>
+            <w:webHidden/>
+          </w:rPr>
+          <w:fldChar w:fldCharType="end"/>
+        </w:r>
+      </w:hyperlink>
+    </w:p>
+    <w:p>
+      <w:pPr>
+        <w:pStyle w:val="Sommario2"/>
+        <w:tabs>
+          <w:tab w:val="left" w:pos="720"/>
+          <w:tab w:val="right" w:leader="dot" w:pos="9628"/>
+        </w:tabs>
+        <w:rPr>
+          <w:rFonts w:asciiTheme="minorHAnsi" w:eastAsiaTheme="minorEastAsia" w:hAnsiTheme="minorHAnsi" w:cstheme="minorBidi"/>
+          <w:smallCaps w:val="0"/>
+          <w:noProof/>
+          <w:kern w:val="2"/>
+          <w:szCs w:val="24"/>
+          <w14:ligatures w14:val="standardContextual"/>
+        </w:rPr>
+      </w:pPr>
+      <w:hyperlink w:anchor="_Toc241397283" w:history="1">
+        <w:r>
+          <w:rPr>
+            <w:rStyle w:val="Collegamentoipertestuale"/>
+            <w:noProof/>
+          </w:rPr>
+          <w:t>9.4</w:t>
+        </w:r>
+        <w:r>
+          <w:rPr>
+            <w:rFonts w:asciiTheme="minorHAnsi" w:eastAsiaTheme="minorEastAsia" w:hAnsiTheme="minorHAnsi" w:cstheme="minorBidi"/>
+            <w:smallCaps w:val="0"/>
+            <w:noProof/>
+            <w:kern w:val="2"/>
+            <w:szCs w:val="24"/>
+            <w14:ligatures w14:val="standardContextual"/>
+          </w:rPr>
+          <w:tab/>
+        </w:r>
+        <w:r>
+          <w:rPr>
+            <w:rStyle w:val="Collegamentoipertestuale"/>
+            <w:noProof/>
+          </w:rPr>
+          <w:t>Pile fondazioni e materiali</w:t>
+        </w:r>
+        <w:r>
+          <w:rPr>
+            <w:noProof/>
+            <w:webHidden/>
+          </w:rPr>
+          <w:tab/>
+        </w:r>
+        <w:r>
+          <w:rPr>
+            <w:noProof/>
+            <w:webHidden/>
+          </w:rPr>
+          <w:fldChar w:fldCharType="begin"/>
+        </w:r>
+        <w:r>
+          <w:rPr>
+            <w:noProof/>
+            <w:webHidden/>
+          </w:rPr>
+          <w:instrText xml:space="preserve"> PAGEREF _Toc241397283 \h </w:instrText>
+        </w:r>
+        <w:r>
+          <w:rPr>
+            <w:noProof/>
+            <w:webHidden/>
+          </w:rPr>
+        </w:r>
+        <w:r>
+          <w:rPr>
+            <w:noProof/>
+            <w:webHidden/>
+          </w:rPr>
+          <w:fldChar w:fldCharType="separate"/>
+        </w:r>
+        <w:r>
+          <w:rPr>
+            <w:noProof/>
+            <w:webHidden/>
+          </w:rPr>
+          <w:t>15</w:t>
+        </w:r>
+        <w:r>
+          <w:rPr>
+            <w:noProof/>
+            <w:webHidden/>
+          </w:rPr>
+          <w:fldChar w:fldCharType="end"/>
+        </w:r>
+      </w:hyperlink>
+    </w:p>
+    <w:p>
+      <w:pPr>
+        <w:pStyle w:val="Sommario2"/>
+        <w:tabs>
+          <w:tab w:val="left" w:pos="720"/>
+          <w:tab w:val="right" w:leader="dot" w:pos="9628"/>
+        </w:tabs>
+        <w:rPr>
+          <w:rFonts w:asciiTheme="minorHAnsi" w:eastAsiaTheme="minorEastAsia" w:hAnsiTheme="minorHAnsi" w:cstheme="minorBidi"/>
+          <w:smallCaps w:val="0"/>
+          <w:noProof/>
+          <w:kern w:val="2"/>
+          <w:szCs w:val="24"/>
+          <w14:ligatures w14:val="standardContextual"/>
+        </w:rPr>
+      </w:pPr>
+      <w:hyperlink w:anchor="_Toc241397284" w:history="1">
+        <w:r>
+          <w:rPr>
+            <w:rStyle w:val="Collegamentoipertestuale"/>
+            <w:noProof/>
+          </w:rPr>
+          <w:t>9.5</w:t>
+        </w:r>
+        <w:r>
+          <w:rPr>
+            <w:rFonts w:asciiTheme="minorHAnsi" w:eastAsiaTheme="minorEastAsia" w:hAnsiTheme="minorHAnsi" w:cstheme="minorBidi"/>
+            <w:smallCaps w:val="0"/>
+            <w:noProof/>
+            <w:kern w:val="2"/>
+            <w:szCs w:val="24"/>
+            <w14:ligatures w14:val="standardContextual"/>
+          </w:rPr>
+          <w:tab/>
+        </w:r>
+        <w:r>
+          <w:rPr>
+            <w:rStyle w:val="Collegamentoipertestuale"/>
+            <w:noProof/>
+          </w:rPr>
+          <w:t>Personalizzare il listino</w:t>
+        </w:r>
+        <w:r>
+          <w:rPr>
+            <w:noProof/>
+            <w:webHidden/>
+          </w:rPr>
+          <w:tab/>
+        </w:r>
+        <w:r>
+          <w:rPr>
+            <w:noProof/>
+            <w:webHidden/>
+          </w:rPr>
+          <w:fldChar w:fldCharType="begin"/>
+        </w:r>
+        <w:r>
+          <w:rPr>
+            <w:noProof/>
+            <w:webHidden/>
+          </w:rPr>
+          <w:instrText xml:space="preserve"> PAGEREF _Toc241397284 \h </w:instrText>
+        </w:r>
+        <w:r>
+          <w:rPr>
+            <w:noProof/>
+            <w:webHidden/>
+          </w:rPr>
+        </w:r>
+        <w:r>
+          <w:rPr>
+            <w:noProof/>
+            <w:webHidden/>
+          </w:rPr>
+          <w:fldChar w:fldCharType="separate"/>
+        </w:r>
+        <w:r>
+          <w:rPr>
+            <w:noProof/>
+            <w:webHidden/>
+          </w:rPr>
+          <w:t>15</w:t>
+        </w:r>
+        <w:r>
+          <w:rPr>
+            <w:noProof/>
+            <w:webHidden/>
+          </w:rPr>
+          <w:fldChar w:fldCharType="end"/>
+        </w:r>
+      </w:hyperlink>
+    </w:p>
+    <w:p>
+      <w:pPr>
+        <w:pStyle w:val="Sommario2"/>
+        <w:tabs>
+          <w:tab w:val="left" w:pos="720"/>
+          <w:tab w:val="right" w:leader="dot" w:pos="9628"/>
+        </w:tabs>
+        <w:rPr>
+          <w:rFonts w:asciiTheme="minorHAnsi" w:eastAsiaTheme="minorEastAsia" w:hAnsiTheme="minorHAnsi" w:cstheme="minorBidi"/>
+          <w:smallCaps w:val="0"/>
+          <w:noProof/>
+          <w:kern w:val="2"/>
+          <w:szCs w:val="24"/>
+          <w14:ligatures w14:val="standardContextual"/>
+        </w:rPr>
+      </w:pPr>
+      <w:hyperlink w:anchor="_Toc241397285" w:history="1">
+        <w:r>
+          <w:rPr>
+            <w:rStyle w:val="Collegamentoipertestuale"/>
+            <w:noProof/>
+          </w:rPr>
+          <w:t>9.6</w:t>
+        </w:r>
+        <w:r>
+          <w:rPr>
+            <w:rFonts w:asciiTheme="minorHAnsi" w:eastAsiaTheme="minorEastAsia" w:hAnsiTheme="minorHAnsi" w:cstheme="minorBidi"/>
+            <w:smallCaps w:val="0"/>
+            <w:noProof/>
+            <w:kern w:val="2"/>
+            <w:szCs w:val="24"/>
+            <w14:ligatures w14:val="standardContextual"/>
+          </w:rPr>
+          <w:tab/>
+        </w:r>
+        <w:r>
+          <w:rPr>
+            <w:rStyle w:val="Collegamentoipertestuale"/>
+            <w:noProof/>
+          </w:rPr>
+          <w:t>CO₂ alternative e confronto A B</w:t>
+        </w:r>
+        <w:r>
+          <w:rPr>
+            <w:noProof/>
+            <w:webHidden/>
+          </w:rPr>
+          <w:tab/>
+        </w:r>
+        <w:r>
+          <w:rPr>
+            <w:noProof/>
+            <w:webHidden/>
+          </w:rPr>
+          <w:fldChar w:fldCharType="begin"/>
+        </w:r>
+        <w:r>
+          <w:rPr>
+            <w:noProof/>
+            <w:webHidden/>
+          </w:rPr>
+          <w:instrText xml:space="preserve"> PAGEREF _Toc241397285 \h </w:instrText>
+        </w:r>
+        <w:r>
+          <w:rPr>
+            <w:noProof/>
+            <w:webHidden/>
+          </w:rPr>
+        </w:r>
+        <w:r>
+          <w:rPr>
+            <w:noProof/>
+            <w:webHidden/>
+          </w:rPr>
+          <w:fldChar w:fldCharType="separate"/>
+        </w:r>
+        <w:r>
+          <w:rPr>
+            <w:noProof/>
+            <w:webHidden/>
+          </w:rPr>
+          <w:t>16</w:t>
+        </w:r>
+        <w:r>
+          <w:rPr>
+            <w:noProof/>
+            <w:webHidden/>
+          </w:rPr>
+          <w:fldChar w:fldCharType="end"/>
+        </w:r>
+      </w:hyperlink>
+    </w:p>
+    <w:p>
+      <w:pPr>
+        <w:pStyle w:val="Sommario2"/>
+        <w:tabs>
+          <w:tab w:val="left" w:pos="720"/>
+          <w:tab w:val="right" w:leader="dot" w:pos="9628"/>
+        </w:tabs>
+        <w:rPr>
+          <w:rFonts w:asciiTheme="minorHAnsi" w:eastAsiaTheme="minorEastAsia" w:hAnsiTheme="minorHAnsi" w:cstheme="minorBidi"/>
+          <w:smallCaps w:val="0"/>
+          <w:noProof/>
+          <w:kern w:val="2"/>
+          <w:szCs w:val="24"/>
+          <w14:ligatures w14:val="standardContextual"/>
+        </w:rPr>
+      </w:pPr>
+      <w:hyperlink w:anchor="_Toc241397286" w:history="1">
+        <w:r>
+          <w:rPr>
+            <w:rStyle w:val="Collegamentoipertestuale"/>
+            <w:noProof/>
+          </w:rPr>
+          <w:t>9.7</w:t>
+        </w:r>
+        <w:r>
+          <w:rPr>
+            <w:rFonts w:asciiTheme="minorHAnsi" w:eastAsiaTheme="minorEastAsia" w:hAnsiTheme="minorHAnsi" w:cstheme="minorBidi"/>
+            <w:smallCaps w:val="0"/>
+            <w:noProof/>
+            <w:kern w:val="2"/>
+            <w:szCs w:val="24"/>
+            <w14:ligatures w14:val="standardContextual"/>
+          </w:rPr>
+          <w:tab/>
+        </w:r>
+        <w:r>
+          <w:rPr>
+            <w:rStyle w:val="Collegamentoipertestuale"/>
+            <w:noProof/>
+          </w:rPr>
+          <w:t>Risultati ed esportazioni</w:t>
+        </w:r>
+        <w:r>
+          <w:rPr>
+            <w:noProof/>
+            <w:webHidden/>
+          </w:rPr>
+          <w:tab/>
+        </w:r>
+        <w:r>
+          <w:rPr>
+            <w:noProof/>
+            <w:webHidden/>
+          </w:rPr>
+          <w:fldChar w:fldCharType="begin"/>
+        </w:r>
+        <w:r>
+          <w:rPr>
+            <w:noProof/>
+            <w:webHidden/>
+          </w:rPr>
+          <w:instrText xml:space="preserve"> PAGEREF _Toc241397286 \h </w:instrText>
+        </w:r>
+        <w:r>
+          <w:rPr>
+            <w:noProof/>
+            <w:webHidden/>
+          </w:rPr>
+        </w:r>
+        <w:r>
+          <w:rPr>
+            <w:noProof/>
+            <w:webHidden/>
+          </w:rPr>
+          <w:fldChar w:fldCharType="separate"/>
+        </w:r>
+        <w:r>
+          <w:rPr>
+            <w:noProof/>
+            <w:webHidden/>
+          </w:rPr>
+          <w:t>16</w:t>
+        </w:r>
+        <w:r>
+          <w:rPr>
+            <w:noProof/>
+            <w:webHidden/>
+          </w:rPr>
+          <w:fldChar w:fldCharType="end"/>
+        </w:r>
+      </w:hyperlink>
+    </w:p>
+    <w:p>
+      <w:pPr>
+        <w:pStyle w:val="Sommario1"/>
+        <w:rPr>
+          <w:rFonts w:asciiTheme="minorHAnsi" w:eastAsiaTheme="minorEastAsia" w:hAnsiTheme="minorHAnsi" w:cstheme="minorBidi"/>
+          <w:b w:val="0"/>
+          <w:bCs w:val="0"/>
+          <w:caps w:val="0"/>
+          <w:noProof/>
+          <w:kern w:val="2"/>
+          <w:szCs w:val="24"/>
+          <w:lang w:val="it-IT" w:eastAsia="it-IT"/>
+          <w14:ligatures w14:val="standardContextual"/>
+        </w:rPr>
+      </w:pPr>
+      <w:hyperlink w:anchor="_Toc241397287" w:history="1">
+        <w:r>
+          <w:rPr>
+            <w:rStyle w:val="Collegamentoipertestuale"/>
+            <w:noProof/>
+          </w:rPr>
+          <w:t>10</w:t>
+        </w:r>
+        <w:r>
+          <w:rPr>
+            <w:rFonts w:asciiTheme="minorHAnsi" w:eastAsiaTheme="minorEastAsia" w:hAnsiTheme="minorHAnsi" w:cstheme="minorBidi"/>
+            <w:b w:val="0"/>
+            <w:bCs w:val="0"/>
+            <w:caps w:val="0"/>
+            <w:noProof/>
+            <w:kern w:val="2"/>
+            <w:szCs w:val="24"/>
+            <w:lang w:val="it-IT" w:eastAsia="it-IT"/>
+            <w14:ligatures w14:val="standardContextual"/>
+          </w:rPr>
+          <w:tab/>
+        </w:r>
+        <w:r>
+          <w:rPr>
+            <w:rStyle w:val="Collegamentoipertestuale"/>
+            <w:noProof/>
+          </w:rPr>
+          <w:t>Salvataggio e report</w:t>
+        </w:r>
+        <w:r>
+          <w:rPr>
+            <w:noProof/>
+            <w:webHidden/>
+          </w:rPr>
+          <w:tab/>
+        </w:r>
+        <w:r>
+          <w:rPr>
+            <w:noProof/>
+            <w:webHidden/>
+          </w:rPr>
+          <w:fldChar w:fldCharType="begin"/>
+        </w:r>
+        <w:r>
+          <w:rPr>
+            <w:noProof/>
+            <w:webHidden/>
+          </w:rPr>
+          <w:instrText xml:space="preserve"> PAGEREF _Toc241397287 \h </w:instrText>
+        </w:r>
+        <w:r>
+          <w:rPr>
+            <w:noProof/>
+            <w:webHidden/>
+          </w:rPr>
+        </w:r>
+        <w:r>
+          <w:rPr>
+            <w:noProof/>
+            <w:webHidden/>
+          </w:rPr>
+          <w:fldChar w:fldCharType="separate"/>
+        </w:r>
+        <w:r>
+          <w:rPr>
+            <w:noProof/>
+            <w:webHidden/>
+          </w:rPr>
+          <w:t>16</w:t>
+        </w:r>
+        <w:r>
+          <w:rPr>
+            <w:noProof/>
+            <w:webHidden/>
+          </w:rPr>
+          <w:fldChar w:fldCharType="end"/>
+        </w:r>
+      </w:hyperlink>
+    </w:p>
+    <w:p>
+      <w:pPr>
+        <w:pStyle w:val="Sommario2"/>
+        <w:tabs>
+          <w:tab w:val="left" w:pos="720"/>
+          <w:tab w:val="right" w:leader="dot" w:pos="9628"/>
+        </w:tabs>
+        <w:rPr>
+          <w:rFonts w:asciiTheme="minorHAnsi" w:eastAsiaTheme="minorEastAsia" w:hAnsiTheme="minorHAnsi" w:cstheme="minorBidi"/>
+          <w:smallCaps w:val="0"/>
+          <w:noProof/>
+          <w:kern w:val="2"/>
+          <w:szCs w:val="24"/>
+          <w14:ligatures w14:val="standardContextual"/>
+        </w:rPr>
+      </w:pPr>
+      <w:hyperlink w:anchor="_Toc241397288" w:history="1">
+        <w:r>
+          <w:rPr>
+            <w:rStyle w:val="Collegamentoipertestuale"/>
+            <w:noProof/>
+          </w:rPr>
+          <w:t>10.1</w:t>
+        </w:r>
+        <w:r>
+          <w:rPr>
+            <w:rFonts w:asciiTheme="minorHAnsi" w:eastAsiaTheme="minorEastAsia" w:hAnsiTheme="minorHAnsi" w:cstheme="minorBidi"/>
+            <w:smallCaps w:val="0"/>
+            <w:noProof/>
+            <w:kern w:val="2"/>
+            <w:szCs w:val="24"/>
+            <w14:ligatures w14:val="standardContextual"/>
+          </w:rPr>
+          <w:tab/>
+        </w:r>
+        <w:r>
+          <w:rPr>
+            <w:rStyle w:val="Collegamentoipertestuale"/>
+            <w:noProof/>
+          </w:rPr>
+          <w:t>Conservare dati modificabili</w:t>
+        </w:r>
+        <w:r>
+          <w:rPr>
+            <w:noProof/>
+            <w:webHidden/>
+          </w:rPr>
+          <w:tab/>
+        </w:r>
+        <w:r>
+          <w:rPr>
+            <w:noProof/>
+            <w:webHidden/>
+          </w:rPr>
+          <w:fldChar w:fldCharType="begin"/>
+        </w:r>
+        <w:r>
+          <w:rPr>
+            <w:noProof/>
+            <w:webHidden/>
+          </w:rPr>
+          <w:instrText xml:space="preserve"> PAGEREF _Toc241397288 \h </w:instrText>
+        </w:r>
+        <w:r>
+          <w:rPr>
+            <w:noProof/>
+            <w:webHidden/>
+          </w:rPr>
+        </w:r>
+        <w:r>
+          <w:rPr>
+            <w:noProof/>
+            <w:webHidden/>
+          </w:rPr>
+          <w:fldChar w:fldCharType="separate"/>
+        </w:r>
+        <w:r>
+          <w:rPr>
+            <w:noProof/>
+            <w:webHidden/>
+          </w:rPr>
+          <w:t>16</w:t>
+        </w:r>
+        <w:r>
+          <w:rPr>
+            <w:noProof/>
+            <w:webHidden/>
+          </w:rPr>
+          <w:fldChar w:fldCharType="end"/>
+        </w:r>
+      </w:hyperlink>
+    </w:p>
+    <w:p>
+      <w:pPr>
+        <w:pStyle w:val="Sommario2"/>
+        <w:tabs>
+          <w:tab w:val="left" w:pos="720"/>
+          <w:tab w:val="right" w:leader="dot" w:pos="9628"/>
+        </w:tabs>
+        <w:rPr>
+          <w:rFonts w:asciiTheme="minorHAnsi" w:eastAsiaTheme="minorEastAsia" w:hAnsiTheme="minorHAnsi" w:cstheme="minorBidi"/>
+          <w:smallCaps w:val="0"/>
+          <w:noProof/>
+          <w:kern w:val="2"/>
+          <w:szCs w:val="24"/>
+          <w14:ligatures w14:val="standardContextual"/>
+        </w:rPr>
+      </w:pPr>
+      <w:hyperlink w:anchor="_Toc241397289" w:history="1">
+        <w:r>
+          <w:rPr>
+            <w:rStyle w:val="Collegamentoipertestuale"/>
+            <w:noProof/>
+          </w:rPr>
+          <w:t>10.2</w:t>
+        </w:r>
+        <w:r>
+          <w:rPr>
+            <w:rFonts w:asciiTheme="minorHAnsi" w:eastAsiaTheme="minorEastAsia" w:hAnsiTheme="minorHAnsi" w:cstheme="minorBidi"/>
+            <w:smallCaps w:val="0"/>
+            <w:noProof/>
+            <w:kern w:val="2"/>
+            <w:szCs w:val="24"/>
+            <w14:ligatures w14:val="standardContextual"/>
+          </w:rPr>
+          <w:tab/>
+        </w:r>
+        <w:r>
+          <w:rPr>
+            <w:rStyle w:val="Collegamentoipertestuale"/>
+            <w:noProof/>
+          </w:rPr>
+          <w:t>Report del singolo foglio e del progetto</w:t>
+        </w:r>
+        <w:r>
+          <w:rPr>
+            <w:noProof/>
+            <w:webHidden/>
+          </w:rPr>
+          <w:tab/>
+        </w:r>
+        <w:r>
+          <w:rPr>
+            <w:noProof/>
+            <w:webHidden/>
+          </w:rPr>
+          <w:fldChar w:fldCharType="begin"/>
+        </w:r>
+        <w:r>
+          <w:rPr>
+            <w:noProof/>
+            <w:webHidden/>
+          </w:rPr>
+          <w:instrText xml:space="preserve"> PAGEREF _Toc241397289 \h </w:instrText>
+        </w:r>
+        <w:r>
+          <w:rPr>
+            <w:noProof/>
+            <w:webHidden/>
+          </w:rPr>
+        </w:r>
+        <w:r>
+          <w:rPr>
+            <w:noProof/>
+            <w:webHidden/>
+          </w:rPr>
+          <w:fldChar w:fldCharType="separate"/>
+        </w:r>
+        <w:r>
+          <w:rPr>
+            <w:noProof/>
+            <w:webHidden/>
+          </w:rPr>
+          <w:t>17</w:t>
+        </w:r>
+        <w:r>
+          <w:rPr>
+            <w:noProof/>
+            <w:webHidden/>
+          </w:rPr>
+          <w:fldChar w:fldCharType="end"/>
+        </w:r>
+      </w:hyperlink>
+    </w:p>
+    <w:p>
+      <w:pPr>
+        <w:pStyle w:val="Sommario1"/>
+        <w:rPr>
+          <w:rFonts w:asciiTheme="minorHAnsi" w:eastAsiaTheme="minorEastAsia" w:hAnsiTheme="minorHAnsi" w:cstheme="minorBidi"/>
+          <w:b w:val="0"/>
+          <w:bCs w:val="0"/>
+          <w:caps w:val="0"/>
+          <w:noProof/>
+          <w:kern w:val="2"/>
+          <w:szCs w:val="24"/>
+          <w:lang w:val="it-IT" w:eastAsia="it-IT"/>
+          <w14:ligatures w14:val="standardContextual"/>
+        </w:rPr>
+      </w:pPr>
+      <w:hyperlink w:anchor="_Toc241397290" w:history="1">
+        <w:r>
+          <w:rPr>
+            <w:rStyle w:val="Collegamentoipertestuale"/>
+            <w:noProof/>
+          </w:rPr>
+          <w:t>11</w:t>
+        </w:r>
+        <w:r>
+          <w:rPr>
+            <w:rFonts w:asciiTheme="minorHAnsi" w:eastAsiaTheme="minorEastAsia" w:hAnsiTheme="minorHAnsi" w:cstheme="minorBidi"/>
+            <w:b w:val="0"/>
+            <w:bCs w:val="0"/>
+            <w:caps w:val="0"/>
+            <w:noProof/>
+            <w:kern w:val="2"/>
+            <w:szCs w:val="24"/>
+            <w:lang w:val="it-IT" w:eastAsia="it-IT"/>
+            <w14:ligatures w14:val="standardContextual"/>
+          </w:rPr>
+          <w:tab/>
+        </w:r>
+        <w:r>
+          <w:rPr>
+            <w:rStyle w:val="Collegamentoipertestuale"/>
+            <w:noProof/>
+          </w:rPr>
+          <w:t>Percorso completo per un primo progetto</w:t>
+        </w:r>
+        <w:r>
+          <w:rPr>
+            <w:noProof/>
+            <w:webHidden/>
+          </w:rPr>
+          <w:tab/>
+        </w:r>
+        <w:r>
+          <w:rPr>
+            <w:noProof/>
+            <w:webHidden/>
+          </w:rPr>
+          <w:fldChar w:fldCharType="begin"/>
+        </w:r>
+        <w:r>
+          <w:rPr>
+            <w:noProof/>
+            <w:webHidden/>
+          </w:rPr>
+          <w:instrText xml:space="preserve"> PAGEREF _Toc241397290 \h </w:instrText>
+        </w:r>
+        <w:r>
+          <w:rPr>
+            <w:noProof/>
+            <w:webHidden/>
+          </w:rPr>
+        </w:r>
+        <w:r>
+          <w:rPr>
+            <w:noProof/>
+            <w:webHidden/>
+          </w:rPr>
+          <w:fldChar w:fldCharType="separate"/>
+        </w:r>
+        <w:r>
+          <w:rPr>
+            <w:noProof/>
+            <w:webHidden/>
+          </w:rPr>
+          <w:t>17</w:t>
+        </w:r>
+        <w:r>
+          <w:rPr>
+            <w:noProof/>
+            <w:webHidden/>
+          </w:rPr>
+          <w:fldChar w:fldCharType="end"/>
+        </w:r>
+      </w:hyperlink>
+    </w:p>
+    <w:p>
+      <w:pPr>
+        <w:pStyle w:val="Sommario1"/>
+        <w:rPr>
+          <w:rFonts w:asciiTheme="minorHAnsi" w:eastAsiaTheme="minorEastAsia" w:hAnsiTheme="minorHAnsi" w:cstheme="minorBidi"/>
+          <w:b w:val="0"/>
+          <w:bCs w:val="0"/>
+          <w:caps w:val="0"/>
+          <w:noProof/>
+          <w:kern w:val="2"/>
+          <w:szCs w:val="24"/>
+          <w:lang w:val="it-IT" w:eastAsia="it-IT"/>
+          <w14:ligatures w14:val="standardContextual"/>
+        </w:rPr>
+      </w:pPr>
+      <w:hyperlink w:anchor="_Toc241397291" w:history="1">
+        <w:r>
+          <w:rPr>
+            <w:rStyle w:val="Collegamentoipertestuale"/>
+            <w:noProof/>
+          </w:rPr>
+          <w:t>12</w:t>
+        </w:r>
+        <w:r>
+          <w:rPr>
+            <w:rFonts w:asciiTheme="minorHAnsi" w:eastAsiaTheme="minorEastAsia" w:hAnsiTheme="minorHAnsi" w:cstheme="minorBidi"/>
+            <w:b w:val="0"/>
+            <w:bCs w:val="0"/>
+            <w:caps w:val="0"/>
+            <w:noProof/>
+            <w:kern w:val="2"/>
+            <w:szCs w:val="24"/>
+            <w:lang w:val="it-IT" w:eastAsia="it-IT"/>
+            <w14:ligatures w14:val="standardContextual"/>
+          </w:rPr>
+          <w:tab/>
+        </w:r>
+        <w:r>
+          <w:rPr>
+            <w:rStyle w:val="Collegamentoipertestuale"/>
+            <w:noProof/>
+          </w:rPr>
+          <w:t>Problemi frequenti e controlli finali</w:t>
+        </w:r>
+        <w:r>
+          <w:rPr>
+            <w:noProof/>
+            <w:webHidden/>
+          </w:rPr>
+          <w:tab/>
+        </w:r>
+        <w:r>
+          <w:rPr>
+            <w:noProof/>
+            <w:webHidden/>
+          </w:rPr>
+          <w:fldChar w:fldCharType="begin"/>
+        </w:r>
+        <w:r>
+          <w:rPr>
+            <w:noProof/>
+            <w:webHidden/>
+          </w:rPr>
+          <w:instrText xml:space="preserve"> PAGEREF _Toc241397291 \h </w:instrText>
+        </w:r>
+        <w:r>
+          <w:rPr>
+            <w:noProof/>
+            <w:webHidden/>
+          </w:rPr>
+        </w:r>
+        <w:r>
+          <w:rPr>
+            <w:noProof/>
+            <w:webHidden/>
+          </w:rPr>
+          <w:fldChar w:fldCharType="separate"/>
+        </w:r>
+        <w:r>
+          <w:rPr>
+            <w:noProof/>
+            <w:webHidden/>
+          </w:rPr>
+          <w:t>18</w:t>
+        </w:r>
+        <w:r>
+          <w:rPr>
+            <w:noProof/>
+            <w:webHidden/>
+          </w:rPr>
+          <w:fldChar w:fldCharType="end"/>
+        </w:r>
+      </w:hyperlink>
+    </w:p>
+    <w:p>
+      <w:pPr>
+        <w:pStyle w:val="Sommario2"/>
+        <w:tabs>
+          <w:tab w:val="left" w:pos="720"/>
+          <w:tab w:val="right" w:leader="dot" w:pos="9628"/>
+        </w:tabs>
+        <w:rPr>
+          <w:rFonts w:asciiTheme="minorHAnsi" w:eastAsiaTheme="minorEastAsia" w:hAnsiTheme="minorHAnsi" w:cstheme="minorBidi"/>
+          <w:smallCaps w:val="0"/>
+          <w:noProof/>
+          <w:kern w:val="2"/>
+          <w:szCs w:val="24"/>
+          <w14:ligatures w14:val="standardContextual"/>
+        </w:rPr>
+      </w:pPr>
+      <w:hyperlink w:anchor="_Toc241397292" w:history="1">
+        <w:r>
+          <w:rPr>
+            <w:rStyle w:val="Collegamentoipertestuale"/>
+            <w:noProof/>
+          </w:rPr>
+          <w:t>12.1</w:t>
+        </w:r>
+        <w:r>
+          <w:rPr>
+            <w:rFonts w:asciiTheme="minorHAnsi" w:eastAsiaTheme="minorEastAsia" w:hAnsiTheme="minorHAnsi" w:cstheme="minorBidi"/>
+            <w:smallCaps w:val="0"/>
+            <w:noProof/>
+            <w:kern w:val="2"/>
+            <w:szCs w:val="24"/>
+            <w14:ligatures w14:val="standardContextual"/>
+          </w:rPr>
+          <w:tab/>
+        </w:r>
+        <w:r>
+          <w:rPr>
+            <w:rStyle w:val="Collegamentoipertestuale"/>
+            <w:noProof/>
+          </w:rPr>
+          <w:t>Riferimenti per approfondire</w:t>
+        </w:r>
+        <w:r>
+          <w:rPr>
+            <w:noProof/>
+            <w:webHidden/>
+          </w:rPr>
+          <w:tab/>
+        </w:r>
+        <w:r>
+          <w:rPr>
+            <w:noProof/>
+            <w:webHidden/>
+          </w:rPr>
+          <w:fldChar w:fldCharType="begin"/>
+        </w:r>
+        <w:r>
+          <w:rPr>
+            <w:noProof/>
+            <w:webHidden/>
+          </w:rPr>
+          <w:instrText xml:space="preserve"> PAGEREF _Toc241397292 \h </w:instrText>
+        </w:r>
+        <w:r>
+          <w:rPr>
+            <w:noProof/>
+            <w:webHidden/>
+          </w:rPr>
+        </w:r>
+        <w:r>
+          <w:rPr>
+            <w:noProof/>
+            <w:webHidden/>
+          </w:rPr>
+          <w:fldChar w:fldCharType="separate"/>
+        </w:r>
+        <w:r>
+          <w:rPr>
+            <w:noProof/>
+            <w:webHidden/>
+          </w:rPr>
+          <w:t>18</w:t>
+        </w:r>
+        <w:r>
+          <w:rPr>
+            <w:noProof/>
+            <w:webHidden/>
+          </w:rPr>
+          <w:fldChar w:fldCharType="end"/>
+        </w:r>
+      </w:hyperlink>
+    </w:p>
+    <w:p>
+      <w:r>
+        <w:fldChar w:fldCharType="end"/>
+      </w:r>
     </w:p>
     <w:p>
       <w:pPr>
@@ -1760,6 +7151,7 @@
         <w:spacing w:after="140"/>
       </w:pPr>
       <w:r>
+        <w:lastRenderedPageBreak/>
         <w:t>Questa guida accompagna l'utilizzatore dalla creazione del progetto alla lettura dei risultati e alla produzione dei report. Comprende i moduli geotecnici, i materiali, le sezioni in calcestruzzo armato, la sezione composta da ponte e Bridge Design. È riferita alla versione del repository aggiornata il 26 settembre 2026. La guida teorica separata descrive le formule e le scelte di modello; le due guide vanno utilizzate insieme quando si deve motivare un risultato.</w:t>
       </w:r>
     </w:p>
@@ -1777,9 +7169,11 @@
         <w:keepNext/>
         <w:spacing w:after="140"/>
       </w:pPr>
+      <w:bookmarkStart w:id="2" w:name="_Toc241397241"/>
       <w:r>
         <w:t>Avvio e scelta del modulo</w:t>
       </w:r>
+      <w:bookmarkEnd w:id="2"/>
     </w:p>
     <w:p>
       <w:pPr>
@@ -1787,9 +7181,11 @@
         <w:keepNext/>
         <w:spacing w:after="140"/>
       </w:pPr>
+      <w:bookmarkStart w:id="3" w:name="_Toc241397242"/>
       <w:r>
         <w:t>Avviare la versione aggiornata</w:t>
       </w:r>
+      <w:bookmarkEnd w:id="3"/>
     </w:p>
     <w:p>
       <w:pPr>
@@ -1813,24 +7209,26 @@
         <w:keepNext/>
         <w:spacing w:after="140"/>
       </w:pPr>
+      <w:bookmarkStart w:id="4" w:name="_Toc241397243"/>
       <w:r>
         <w:t>Scegliere il foglio adatto</w:t>
       </w:r>
+      <w:bookmarkEnd w:id="4"/>
     </w:p>
     <w:tbl>
       <w:tblPr>
-        <w:tblW w:type="auto" w:w="0"/>
+        <w:tblW w:w="0" w:type="auto"/>
         <w:jc w:val="center"/>
+        <w:tblBorders>
+          <w:top w:val="single" w:sz="4" w:space="0" w:color="B7B7B7"/>
+          <w:left w:val="single" w:sz="4" w:space="0" w:color="B7B7B7"/>
+          <w:bottom w:val="single" w:sz="4" w:space="0" w:color="B7B7B7"/>
+          <w:right w:val="single" w:sz="4" w:space="0" w:color="B7B7B7"/>
+          <w:insideH w:val="single" w:sz="4" w:space="0" w:color="B7B7B7"/>
+          <w:insideV w:val="single" w:sz="4" w:space="0" w:color="B7B7B7"/>
+        </w:tblBorders>
         <w:tblLayout w:type="fixed"/>
-        <w:tblLook w:firstColumn="1" w:firstRow="1" w:lastColumn="0" w:lastRow="0" w:noHBand="0" w:noVBand="1" w:val="04A0"/>
-        <w:tblBorders>
-          <w:top w:val="single" w:sz="4" w:color="B7B7B7"/>
-          <w:left w:val="single" w:sz="4" w:color="B7B7B7"/>
-          <w:bottom w:val="single" w:sz="4" w:color="B7B7B7"/>
-          <w:right w:val="single" w:sz="4" w:color="B7B7B7"/>
-          <w:insideH w:val="single" w:sz="4" w:color="B7B7B7"/>
-          <w:insideV w:val="single" w:sz="4" w:color="B7B7B7"/>
-        </w:tblBorders>
+        <w:tblLook w:val="04A0" w:firstRow="1" w:lastRow="0" w:firstColumn="1" w:lastColumn="0" w:noHBand="0" w:noVBand="1"/>
       </w:tblPr>
       <w:tblGrid>
         <w:gridCol w:w="2381"/>
@@ -1841,18 +7239,19 @@
         <w:trPr>
           <w:cantSplit/>
           <w:tblHeader/>
+          <w:jc w:val="center"/>
         </w:trPr>
         <w:tc>
           <w:tcPr>
-            <w:tcW w:type="dxa" w:w="2381"/>
-            <w:vAlign w:val="center"/>
+            <w:tcW w:w="2381" w:type="dxa"/>
+            <w:shd w:val="clear" w:color="auto" w:fill="E7E6E6"/>
             <w:tcMar>
               <w:top w:w="90" w:type="dxa"/>
               <w:left w:w="90" w:type="dxa"/>
               <w:bottom w:w="90" w:type="dxa"/>
               <w:right w:w="90" w:type="dxa"/>
             </w:tcMar>
-            <w:shd w:fill="E7E6E6"/>
+            <w:vAlign w:val="center"/>
           </w:tcPr>
           <w:p>
             <w:pPr>
@@ -1870,15 +7269,15 @@
         </w:tc>
         <w:tc>
           <w:tcPr>
-            <w:tcW w:type="dxa" w:w="3402"/>
-            <w:vAlign w:val="center"/>
+            <w:tcW w:w="3402" w:type="dxa"/>
+            <w:shd w:val="clear" w:color="auto" w:fill="E7E6E6"/>
             <w:tcMar>
               <w:top w:w="90" w:type="dxa"/>
               <w:left w:w="90" w:type="dxa"/>
               <w:bottom w:w="90" w:type="dxa"/>
               <w:right w:w="90" w:type="dxa"/>
             </w:tcMar>
-            <w:shd w:fill="E7E6E6"/>
+            <w:vAlign w:val="center"/>
           </w:tcPr>
           <w:p>
             <w:pPr>
@@ -1896,15 +7295,15 @@
         </w:tc>
         <w:tc>
           <w:tcPr>
-            <w:tcW w:type="dxa" w:w="3855"/>
-            <w:vAlign w:val="center"/>
+            <w:tcW w:w="3855" w:type="dxa"/>
+            <w:shd w:val="clear" w:color="auto" w:fill="E7E6E6"/>
             <w:tcMar>
               <w:top w:w="90" w:type="dxa"/>
               <w:left w:w="90" w:type="dxa"/>
               <w:bottom w:w="90" w:type="dxa"/>
               <w:right w:w="90" w:type="dxa"/>
             </w:tcMar>
-            <w:shd w:fill="E7E6E6"/>
+            <w:vAlign w:val="center"/>
           </w:tcPr>
           <w:p>
             <w:pPr>
@@ -1924,17 +7323,18 @@
       <w:tr>
         <w:trPr>
           <w:cantSplit/>
+          <w:jc w:val="center"/>
         </w:trPr>
         <w:tc>
           <w:tcPr>
-            <w:tcW w:type="dxa" w:w="2381"/>
-            <w:vAlign w:val="center"/>
+            <w:tcW w:w="2381" w:type="dxa"/>
             <w:tcMar>
               <w:top w:w="90" w:type="dxa"/>
               <w:left w:w="90" w:type="dxa"/>
               <w:bottom w:w="90" w:type="dxa"/>
               <w:right w:w="90" w:type="dxa"/>
             </w:tcMar>
+            <w:vAlign w:val="center"/>
           </w:tcPr>
           <w:p>
             <w:pPr>
@@ -1943,7 +7343,6 @@
             </w:pPr>
             <w:r>
               <w:rPr>
-                <w:b w:val="0"/>
                 <w:sz w:val="21"/>
               </w:rPr>
               <w:t>Palo verticale</w:t>
@@ -1952,14 +7351,14 @@
         </w:tc>
         <w:tc>
           <w:tcPr>
-            <w:tcW w:type="dxa" w:w="3402"/>
-            <w:vAlign w:val="center"/>
+            <w:tcW w:w="3402" w:type="dxa"/>
             <w:tcMar>
               <w:top w:w="90" w:type="dxa"/>
               <w:left w:w="90" w:type="dxa"/>
               <w:bottom w:w="90" w:type="dxa"/>
               <w:right w:w="90" w:type="dxa"/>
             </w:tcMar>
+            <w:vAlign w:val="center"/>
           </w:tcPr>
           <w:p>
             <w:pPr>
@@ -1968,7 +7367,6 @@
             </w:pPr>
             <w:r>
               <w:rPr>
-                <w:b w:val="0"/>
                 <w:sz w:val="21"/>
               </w:rPr>
               <w:t>Quale resistenza assiale geotecnica si ottiene con questi terreni e questa lunghezza</w:t>
@@ -1977,14 +7375,14 @@
         </w:tc>
         <w:tc>
           <w:tcPr>
-            <w:tcW w:type="dxa" w:w="3855"/>
-            <w:vAlign w:val="center"/>
+            <w:tcW w:w="3855" w:type="dxa"/>
             <w:tcMar>
               <w:top w:w="90" w:type="dxa"/>
               <w:left w:w="90" w:type="dxa"/>
               <w:bottom w:w="90" w:type="dxa"/>
               <w:right w:w="90" w:type="dxa"/>
             </w:tcMar>
+            <w:vAlign w:val="center"/>
           </w:tcPr>
           <w:p>
             <w:pPr>
@@ -1993,7 +7391,6 @@
             </w:pPr>
             <w:r>
               <w:rPr>
-                <w:b w:val="0"/>
                 <w:sz w:val="21"/>
               </w:rPr>
               <w:t>Stratigrafie, falda, tecnologia, azioni e coefficienti</w:t>
@@ -2004,17 +7401,18 @@
       <w:tr>
         <w:trPr>
           <w:cantSplit/>
+          <w:jc w:val="center"/>
         </w:trPr>
         <w:tc>
           <w:tcPr>
-            <w:tcW w:type="dxa" w:w="2381"/>
-            <w:vAlign w:val="center"/>
+            <w:tcW w:w="2381" w:type="dxa"/>
             <w:tcMar>
               <w:top w:w="90" w:type="dxa"/>
               <w:left w:w="90" w:type="dxa"/>
               <w:bottom w:w="90" w:type="dxa"/>
               <w:right w:w="90" w:type="dxa"/>
             </w:tcMar>
+            <w:vAlign w:val="center"/>
           </w:tcPr>
           <w:p>
             <w:pPr>
@@ -2023,7 +7421,6 @@
             </w:pPr>
             <w:r>
               <w:rPr>
-                <w:b w:val="0"/>
                 <w:sz w:val="21"/>
               </w:rPr>
               <w:t>Micropalo verticale</w:t>
@@ -2032,14 +7429,14 @@
         </w:tc>
         <w:tc>
           <w:tcPr>
-            <w:tcW w:type="dxa" w:w="3402"/>
-            <w:vAlign w:val="center"/>
+            <w:tcW w:w="3402" w:type="dxa"/>
             <w:tcMar>
               <w:top w:w="90" w:type="dxa"/>
               <w:left w:w="90" w:type="dxa"/>
               <w:bottom w:w="90" w:type="dxa"/>
               <w:right w:w="90" w:type="dxa"/>
             </w:tcMar>
+            <w:vAlign w:val="center"/>
           </w:tcPr>
           <w:p>
             <w:pPr>
@@ -2048,7 +7445,6 @@
             </w:pPr>
             <w:r>
               <w:rPr>
-                <w:b w:val="0"/>
                 <w:sz w:val="21"/>
               </w:rPr>
               <w:t>Quale resistenza del bulbo iniettato è compatibile con l'abaco scelto</w:t>
@@ -2057,14 +7453,14 @@
         </w:tc>
         <w:tc>
           <w:tcPr>
-            <w:tcW w:type="dxa" w:w="3855"/>
-            <w:vAlign w:val="center"/>
+            <w:tcW w:w="3855" w:type="dxa"/>
             <w:tcMar>
               <w:top w:w="90" w:type="dxa"/>
               <w:left w:w="90" w:type="dxa"/>
               <w:bottom w:w="90" w:type="dxa"/>
               <w:right w:w="90" w:type="dxa"/>
             </w:tcMar>
+            <w:vAlign w:val="center"/>
           </w:tcPr>
           <w:p>
             <w:pPr>
@@ -2073,7 +7469,6 @@
             </w:pPr>
             <w:r>
               <w:rPr>
-                <w:b w:val="0"/>
                 <w:sz w:val="21"/>
               </w:rPr>
               <w:t>Terreni, p_l, iniezione, diametri, inclinazione e tratto attivo</w:t>
@@ -2084,17 +7479,18 @@
       <w:tr>
         <w:trPr>
           <w:cantSplit/>
+          <w:jc w:val="center"/>
         </w:trPr>
         <w:tc>
           <w:tcPr>
-            <w:tcW w:type="dxa" w:w="2381"/>
-            <w:vAlign w:val="center"/>
+            <w:tcW w:w="2381" w:type="dxa"/>
             <w:tcMar>
               <w:top w:w="90" w:type="dxa"/>
               <w:left w:w="90" w:type="dxa"/>
               <w:bottom w:w="90" w:type="dxa"/>
               <w:right w:w="90" w:type="dxa"/>
             </w:tcMar>
+            <w:vAlign w:val="center"/>
           </w:tcPr>
           <w:p>
             <w:pPr>
@@ -2103,7 +7499,6 @@
             </w:pPr>
             <w:r>
               <w:rPr>
-                <w:b w:val="0"/>
                 <w:sz w:val="21"/>
               </w:rPr>
               <w:t>Palo orizzontale</w:t>
@@ -2112,14 +7507,14 @@
         </w:tc>
         <w:tc>
           <w:tcPr>
-            <w:tcW w:type="dxa" w:w="3402"/>
-            <w:vAlign w:val="center"/>
+            <w:tcW w:w="3402" w:type="dxa"/>
             <w:tcMar>
               <w:top w:w="90" w:type="dxa"/>
               <w:left w:w="90" w:type="dxa"/>
               <w:bottom w:w="90" w:type="dxa"/>
               <w:right w:w="90" w:type="dxa"/>
             </w:tcMar>
+            <w:vAlign w:val="center"/>
           </w:tcPr>
           <w:p>
             <w:pPr>
@@ -2128,7 +7523,6 @@
             </w:pPr>
             <w:r>
               <w:rPr>
-                <w:b w:val="0"/>
                 <w:sz w:val="21"/>
               </w:rPr>
               <w:t>Quale carico limite laterale risulta dal meccanismo di Broms</w:t>
@@ -2137,14 +7531,14 @@
         </w:tc>
         <w:tc>
           <w:tcPr>
-            <w:tcW w:type="dxa" w:w="3855"/>
-            <w:vAlign w:val="center"/>
+            <w:tcW w:w="3855" w:type="dxa"/>
             <w:tcMar>
               <w:top w:w="90" w:type="dxa"/>
               <w:left w:w="90" w:type="dxa"/>
               <w:bottom w:w="90" w:type="dxa"/>
               <w:right w:w="90" w:type="dxa"/>
             </w:tcMar>
+            <w:vAlign w:val="center"/>
           </w:tcPr>
           <w:p>
             <w:pPr>
@@ -2153,7 +7547,6 @@
             </w:pPr>
             <w:r>
               <w:rPr>
-                <w:b w:val="0"/>
                 <w:sz w:val="21"/>
               </w:rPr>
               <w:t>Terreno, diametro, lunghezza, vincolo e momento resistente</w:t>
@@ -2164,17 +7557,18 @@
       <w:tr>
         <w:trPr>
           <w:cantSplit/>
+          <w:jc w:val="center"/>
         </w:trPr>
         <w:tc>
           <w:tcPr>
-            <w:tcW w:type="dxa" w:w="2381"/>
-            <w:vAlign w:val="center"/>
+            <w:tcW w:w="2381" w:type="dxa"/>
             <w:tcMar>
               <w:top w:w="90" w:type="dxa"/>
               <w:left w:w="90" w:type="dxa"/>
               <w:bottom w:w="90" w:type="dxa"/>
               <w:right w:w="90" w:type="dxa"/>
             </w:tcMar>
+            <w:vAlign w:val="center"/>
           </w:tcPr>
           <w:p>
             <w:pPr>
@@ -2183,23 +7577,23 @@
             </w:pPr>
             <w:r>
               <w:rPr>
-                <w:b w:val="0"/>
                 <w:sz w:val="21"/>
               </w:rPr>
+              <w:lastRenderedPageBreak/>
               <w:t>Micropalo orizzontale</w:t>
             </w:r>
           </w:p>
         </w:tc>
         <w:tc>
           <w:tcPr>
-            <w:tcW w:type="dxa" w:w="3402"/>
-            <w:vAlign w:val="center"/>
+            <w:tcW w:w="3402" w:type="dxa"/>
             <w:tcMar>
               <w:top w:w="90" w:type="dxa"/>
               <w:left w:w="90" w:type="dxa"/>
               <w:bottom w:w="90" w:type="dxa"/>
               <w:right w:w="90" w:type="dxa"/>
             </w:tcMar>
+            <w:vAlign w:val="center"/>
           </w:tcPr>
           <w:p>
             <w:pPr>
@@ -2208,7 +7602,6 @@
             </w:pPr>
             <w:r>
               <w:rPr>
-                <w:b w:val="0"/>
                 <w:sz w:val="21"/>
               </w:rPr>
               <w:t>Quale capacità laterale risulta usando una sezione tubolare CHS</w:t>
@@ -2217,14 +7610,14 @@
         </w:tc>
         <w:tc>
           <w:tcPr>
-            <w:tcW w:type="dxa" w:w="3855"/>
-            <w:vAlign w:val="center"/>
+            <w:tcW w:w="3855" w:type="dxa"/>
             <w:tcMar>
               <w:top w:w="90" w:type="dxa"/>
               <w:left w:w="90" w:type="dxa"/>
               <w:bottom w:w="90" w:type="dxa"/>
               <w:right w:w="90" w:type="dxa"/>
             </w:tcMar>
+            <w:vAlign w:val="center"/>
           </w:tcPr>
           <w:p>
             <w:pPr>
@@ -2233,7 +7626,6 @@
             </w:pPr>
             <w:r>
               <w:rPr>
-                <w:b w:val="0"/>
                 <w:sz w:val="21"/>
               </w:rPr>
               <w:t>Diametro geotecnico, tubo, materiale, N e terreno</w:t>
@@ -2244,17 +7636,18 @@
       <w:tr>
         <w:trPr>
           <w:cantSplit/>
+          <w:jc w:val="center"/>
         </w:trPr>
         <w:tc>
           <w:tcPr>
-            <w:tcW w:type="dxa" w:w="2381"/>
-            <w:vAlign w:val="center"/>
+            <w:tcW w:w="2381" w:type="dxa"/>
             <w:tcMar>
               <w:top w:w="90" w:type="dxa"/>
               <w:left w:w="90" w:type="dxa"/>
               <w:bottom w:w="90" w:type="dxa"/>
               <w:right w:w="90" w:type="dxa"/>
             </w:tcMar>
+            <w:vAlign w:val="center"/>
           </w:tcPr>
           <w:p>
             <w:pPr>
@@ -2263,7 +7656,6 @@
             </w:pPr>
             <w:r>
               <w:rPr>
-                <w:b w:val="0"/>
                 <w:sz w:val="21"/>
               </w:rPr>
               <w:t>Sezione in c a</w:t>
@@ -2272,14 +7664,14 @@
         </w:tc>
         <w:tc>
           <w:tcPr>
-            <w:tcW w:type="dxa" w:w="3402"/>
-            <w:vAlign w:val="center"/>
+            <w:tcW w:w="3402" w:type="dxa"/>
             <w:tcMar>
               <w:top w:w="90" w:type="dxa"/>
               <w:left w:w="90" w:type="dxa"/>
               <w:bottom w:w="90" w:type="dxa"/>
               <w:right w:w="90" w:type="dxa"/>
             </w:tcMar>
+            <w:vAlign w:val="center"/>
           </w:tcPr>
           <w:p>
             <w:pPr>
@@ -2288,7 +7680,6 @@
             </w:pPr>
             <w:r>
               <w:rPr>
-                <w:b w:val="0"/>
                 <w:sz w:val="21"/>
               </w:rPr>
               <w:t>Come risponde e si verifica una sezione assegnata</w:t>
@@ -2297,14 +7688,14 @@
         </w:tc>
         <w:tc>
           <w:tcPr>
-            <w:tcW w:type="dxa" w:w="3855"/>
-            <w:vAlign w:val="center"/>
+            <w:tcW w:w="3855" w:type="dxa"/>
             <w:tcMar>
               <w:top w:w="90" w:type="dxa"/>
               <w:left w:w="90" w:type="dxa"/>
               <w:bottom w:w="90" w:type="dxa"/>
               <w:right w:w="90" w:type="dxa"/>
             </w:tcMar>
+            <w:vAlign w:val="center"/>
           </w:tcPr>
           <w:p>
             <w:pPr>
@@ -2313,7 +7704,6 @@
             </w:pPr>
             <w:r>
               <w:rPr>
-                <w:b w:val="0"/>
                 <w:sz w:val="21"/>
               </w:rPr>
               <w:t>Geometria, barre, materiali e combinazioni N M V T</w:t>
@@ -2324,17 +7714,18 @@
       <w:tr>
         <w:trPr>
           <w:cantSplit/>
+          <w:jc w:val="center"/>
         </w:trPr>
         <w:tc>
           <w:tcPr>
-            <w:tcW w:type="dxa" w:w="2381"/>
-            <w:vAlign w:val="center"/>
+            <w:tcW w:w="2381" w:type="dxa"/>
             <w:tcMar>
               <w:top w:w="90" w:type="dxa"/>
               <w:left w:w="90" w:type="dxa"/>
               <w:bottom w:w="90" w:type="dxa"/>
               <w:right w:w="90" w:type="dxa"/>
             </w:tcMar>
+            <w:vAlign w:val="center"/>
           </w:tcPr>
           <w:p>
             <w:pPr>
@@ -2343,7 +7734,6 @@
             </w:pPr>
             <w:r>
               <w:rPr>
-                <w:b w:val="0"/>
                 <w:sz w:val="21"/>
               </w:rPr>
               <w:t>Sezione composta</w:t>
@@ -2352,14 +7742,14 @@
         </w:tc>
         <w:tc>
           <w:tcPr>
-            <w:tcW w:type="dxa" w:w="3402"/>
-            <w:vAlign w:val="center"/>
+            <w:tcW w:w="3402" w:type="dxa"/>
             <w:tcMar>
               <w:top w:w="90" w:type="dxa"/>
               <w:left w:w="90" w:type="dxa"/>
               <w:bottom w:w="90" w:type="dxa"/>
               <w:right w:w="90" w:type="dxa"/>
             </w:tcMar>
+            <w:vAlign w:val="center"/>
           </w:tcPr>
           <w:p>
             <w:pPr>
@@ -2368,7 +7758,6 @@
             </w:pPr>
             <w:r>
               <w:rPr>
-                <w:b w:val="0"/>
                 <w:sz w:val="21"/>
               </w:rPr>
               <w:t>Come si ripartiscono le tensioni in una sezione da ponte attraverso le fasi</w:t>
@@ -2377,14 +7766,14 @@
         </w:tc>
         <w:tc>
           <w:tcPr>
-            <w:tcW w:type="dxa" w:w="3855"/>
-            <w:vAlign w:val="center"/>
+            <w:tcW w:w="3855" w:type="dxa"/>
             <w:tcMar>
               <w:top w:w="90" w:type="dxa"/>
               <w:left w:w="90" w:type="dxa"/>
               <w:bottom w:w="90" w:type="dxa"/>
               <w:right w:w="90" w:type="dxa"/>
             </w:tcMar>
+            <w:vAlign w:val="center"/>
           </w:tcPr>
           <w:p>
             <w:pPr>
@@ -2393,7 +7782,6 @@
             </w:pPr>
             <w:r>
               <w:rPr>
-                <w:b w:val="0"/>
                 <w:sz w:val="21"/>
               </w:rPr>
               <w:t>H saldato, soletta, piatti, barre, fasi e metodo</w:t>
@@ -2404,17 +7792,18 @@
       <w:tr>
         <w:trPr>
           <w:cantSplit/>
+          <w:jc w:val="center"/>
         </w:trPr>
         <w:tc>
           <w:tcPr>
-            <w:tcW w:type="dxa" w:w="2381"/>
-            <w:vAlign w:val="center"/>
+            <w:tcW w:w="2381" w:type="dxa"/>
             <w:tcMar>
               <w:top w:w="90" w:type="dxa"/>
               <w:left w:w="90" w:type="dxa"/>
               <w:bottom w:w="90" w:type="dxa"/>
               <w:right w:w="90" w:type="dxa"/>
             </w:tcMar>
+            <w:vAlign w:val="center"/>
           </w:tcPr>
           <w:p>
             <w:pPr>
@@ -2423,7 +7812,6 @@
             </w:pPr>
             <w:r>
               <w:rPr>
-                <w:b w:val="0"/>
                 <w:sz w:val="21"/>
               </w:rPr>
               <w:t>Bridge Design</w:t>
@@ -2432,14 +7820,14 @@
         </w:tc>
         <w:tc>
           <w:tcPr>
-            <w:tcW w:type="dxa" w:w="3402"/>
-            <w:vAlign w:val="center"/>
+            <w:tcW w:w="3402" w:type="dxa"/>
             <w:tcMar>
               <w:top w:w="90" w:type="dxa"/>
               <w:left w:w="90" w:type="dxa"/>
               <w:bottom w:w="90" w:type="dxa"/>
               <w:right w:w="90" w:type="dxa"/>
             </w:tcMar>
+            <w:vAlign w:val="center"/>
           </w:tcPr>
           <w:p>
             <w:pPr>
@@ -2448,7 +7836,6 @@
             </w:pPr>
             <w:r>
               <w:rPr>
-                <w:b w:val="0"/>
                 <w:sz w:val="21"/>
               </w:rPr>
               <w:t>Quale configurazione preliminare, quantità, costo e CO₂ sono plausibili</w:t>
@@ -2457,14 +7844,14 @@
         </w:tc>
         <w:tc>
           <w:tcPr>
-            <w:tcW w:type="dxa" w:w="3855"/>
-            <w:vAlign w:val="center"/>
+            <w:tcW w:w="3855" w:type="dxa"/>
             <w:tcMar>
               <w:top w:w="90" w:type="dxa"/>
               <w:left w:w="90" w:type="dxa"/>
               <w:bottom w:w="90" w:type="dxa"/>
               <w:right w:w="90" w:type="dxa"/>
             </w:tcMar>
+            <w:vAlign w:val="center"/>
           </w:tcPr>
           <w:p>
             <w:pPr>
@@ -2473,7 +7860,6 @@
             </w:pPr>
             <w:r>
               <w:rPr>
-                <w:b w:val="0"/>
                 <w:sz w:val="21"/>
               </w:rPr>
               <w:t>Sito, campate, larghezza, famiglia, fondazioni e listino</w:t>
@@ -2484,17 +7870,18 @@
       <w:tr>
         <w:trPr>
           <w:cantSplit/>
+          <w:jc w:val="center"/>
         </w:trPr>
         <w:tc>
           <w:tcPr>
-            <w:tcW w:type="dxa" w:w="2381"/>
-            <w:vAlign w:val="center"/>
+            <w:tcW w:w="2381" w:type="dxa"/>
             <w:tcMar>
               <w:top w:w="90" w:type="dxa"/>
               <w:left w:w="90" w:type="dxa"/>
               <w:bottom w:w="90" w:type="dxa"/>
               <w:right w:w="90" w:type="dxa"/>
             </w:tcMar>
+            <w:vAlign w:val="center"/>
           </w:tcPr>
           <w:p>
             <w:pPr>
@@ -2503,7 +7890,6 @@
             </w:pPr>
             <w:r>
               <w:rPr>
-                <w:b w:val="0"/>
                 <w:sz w:val="21"/>
               </w:rPr>
               <w:t>Calcestruzzo e durabilità</w:t>
@@ -2512,14 +7898,14 @@
         </w:tc>
         <w:tc>
           <w:tcPr>
-            <w:tcW w:type="dxa" w:w="3402"/>
-            <w:vAlign w:val="center"/>
+            <w:tcW w:w="3402" w:type="dxa"/>
             <w:tcMar>
               <w:top w:w="90" w:type="dxa"/>
               <w:left w:w="90" w:type="dxa"/>
               <w:bottom w:w="90" w:type="dxa"/>
               <w:right w:w="90" w:type="dxa"/>
             </w:tcMar>
+            <w:vAlign w:val="center"/>
           </w:tcPr>
           <w:p>
             <w:pPr>
@@ -2528,7 +7914,6 @@
             </w:pPr>
             <w:r>
               <w:rPr>
-                <w:b w:val="0"/>
                 <w:sz w:val="21"/>
               </w:rPr>
               <w:t>Quali requisiti del materiale e del copriferro derivano dalle scelte assegnate</w:t>
@@ -2537,14 +7922,14 @@
         </w:tc>
         <w:tc>
           <w:tcPr>
-            <w:tcW w:type="dxa" w:w="3855"/>
-            <w:vAlign w:val="center"/>
+            <w:tcW w:w="3855" w:type="dxa"/>
             <w:tcMar>
               <w:top w:w="90" w:type="dxa"/>
               <w:left w:w="90" w:type="dxa"/>
               <w:bottom w:w="90" w:type="dxa"/>
               <w:right w:w="90" w:type="dxa"/>
             </w:tcMar>
+            <w:vAlign w:val="center"/>
           </w:tcPr>
           <w:p>
             <w:pPr>
@@ -2553,7 +7938,6 @@
             </w:pPr>
             <w:r>
               <w:rPr>
-                <w:b w:val="0"/>
                 <w:sz w:val="21"/>
               </w:rPr>
               <w:t>Esposizioni, vita, materiale, diametri e condizioni esecutive</w:t>
@@ -2564,17 +7948,18 @@
       <w:tr>
         <w:trPr>
           <w:cantSplit/>
+          <w:jc w:val="center"/>
         </w:trPr>
         <w:tc>
           <w:tcPr>
-            <w:tcW w:type="dxa" w:w="2381"/>
-            <w:vAlign w:val="center"/>
+            <w:tcW w:w="2381" w:type="dxa"/>
             <w:tcMar>
               <w:top w:w="90" w:type="dxa"/>
               <w:left w:w="90" w:type="dxa"/>
               <w:bottom w:w="90" w:type="dxa"/>
               <w:right w:w="90" w:type="dxa"/>
             </w:tcMar>
+            <w:vAlign w:val="center"/>
           </w:tcPr>
           <w:p>
             <w:pPr>
@@ -2583,7 +7968,6 @@
             </w:pPr>
             <w:r>
               <w:rPr>
-                <w:b w:val="0"/>
                 <w:sz w:val="21"/>
               </w:rPr>
               <w:t>Acciaio per armature</w:t>
@@ -2592,14 +7976,14 @@
         </w:tc>
         <w:tc>
           <w:tcPr>
-            <w:tcW w:type="dxa" w:w="3402"/>
-            <w:vAlign w:val="center"/>
+            <w:tcW w:w="3402" w:type="dxa"/>
             <w:tcMar>
               <w:top w:w="90" w:type="dxa"/>
               <w:left w:w="90" w:type="dxa"/>
               <w:bottom w:w="90" w:type="dxa"/>
               <w:right w:w="90" w:type="dxa"/>
             </w:tcMar>
+            <w:vAlign w:val="center"/>
           </w:tcPr>
           <w:p>
             <w:pPr>
@@ -2608,7 +7992,6 @@
             </w:pPr>
             <w:r>
               <w:rPr>
-                <w:b w:val="0"/>
                 <w:sz w:val="21"/>
               </w:rPr>
               <w:t>Quali proprietà e diagramma usare per l'armatura</w:t>
@@ -2617,14 +8000,14 @@
         </w:tc>
         <w:tc>
           <w:tcPr>
-            <w:tcW w:type="dxa" w:w="3855"/>
-            <w:vAlign w:val="center"/>
+            <w:tcW w:w="3855" w:type="dxa"/>
             <w:tcMar>
               <w:top w:w="90" w:type="dxa"/>
               <w:left w:w="90" w:type="dxa"/>
               <w:bottom w:w="90" w:type="dxa"/>
               <w:right w:w="90" w:type="dxa"/>
             </w:tcMar>
+            <w:vAlign w:val="center"/>
           </w:tcPr>
           <w:p>
             <w:pPr>
@@ -2633,7 +8016,6 @@
             </w:pPr>
             <w:r>
               <w:rPr>
-                <w:b w:val="0"/>
                 <w:sz w:val="21"/>
               </w:rPr>
               <w:t>Classe o dati personalizzati e coefficienti</w:t>
@@ -2642,11 +8024,7 @@
         </w:tc>
       </w:tr>
     </w:tbl>
-    <w:p>
-      <w:pPr>
-        <w:spacing w:after="0"/>
-      </w:pPr>
-    </w:p>
+    <w:p/>
     <w:p>
       <w:pPr>
         <w:spacing w:after="140"/>
@@ -2661,9 +8039,11 @@
         <w:keepNext/>
         <w:spacing w:after="140"/>
       </w:pPr>
+      <w:bookmarkStart w:id="5" w:name="_Toc241397244"/>
       <w:r>
         <w:t>Leggere e compilare i campi</w:t>
       </w:r>
+      <w:bookmarkEnd w:id="5"/>
     </w:p>
     <w:p>
       <w:pPr>
@@ -2686,7 +8066,11 @@
         <w:spacing w:after="140"/>
       </w:pPr>
       <w:r>
-        <w:t>La finestra segue l'ingrandimento di Windows. I pannelli più stretti si dispongono verticalmente; le tabelle possono mantenere uno scorrimento proprio. I divisori nella composizione dei progetti permettono di allargare l'albero o il catalogo. Cercare prima la barra del pannello che contiene il dato: lo scorrimento della finestra e quello della tabella non sono necessariamente lo stesso comando.</w:t>
+        <w:t xml:space="preserve">La finestra segue l'ingrandimento di Windows. I pannelli più stretti si dispongono verticalmente; le tabelle possono mantenere uno scorrimento proprio. I divisori nella </w:t>
+      </w:r>
+      <w:r>
+        <w:lastRenderedPageBreak/>
+        <w:t>composizione dei progetti permettono di allargare l'albero o il catalogo. Cercare prima la barra del pannello che contiene il dato: lo scorrimento della finestra e quello della tabella non sono necessariamente lo stesso comando.</w:t>
       </w:r>
     </w:p>
     <w:p>
@@ -2695,9 +8079,11 @@
         <w:keepNext/>
         <w:spacing w:after="140"/>
       </w:pPr>
+      <w:bookmarkStart w:id="6" w:name="_Toc241397245"/>
       <w:r>
         <w:t>Progetti e gestione del lavoro</w:t>
       </w:r>
+      <w:bookmarkEnd w:id="6"/>
     </w:p>
     <w:p>
       <w:pPr>
@@ -2705,9 +8091,11 @@
         <w:keepNext/>
         <w:spacing w:after="140"/>
       </w:pPr>
+      <w:bookmarkStart w:id="7" w:name="_Toc241397246"/>
       <w:r>
         <w:t>Costruire una struttura leggibile</w:t>
       </w:r>
+      <w:bookmarkEnd w:id="7"/>
     </w:p>
     <w:p>
       <w:pPr>
@@ -2739,9 +8127,11 @@
         <w:keepNext/>
         <w:spacing w:after="140"/>
       </w:pPr>
+      <w:bookmarkStart w:id="8" w:name="_Toc241397247"/>
       <w:r>
         <w:t>Comprendere i dati comuni</w:t>
       </w:r>
+      <w:bookmarkEnd w:id="8"/>
     </w:p>
     <w:p>
       <w:pPr>
@@ -2756,7 +8146,10 @@
         <w:spacing w:after="140"/>
       </w:pPr>
       <w:r>
-        <w:t>Per esempio, un materiale CLS definito nel progetto può governare i fogli compatibili delle pile e dell'impalcato. Se si vuole deliberatamente un materiale diverso per un ramo, occorre verificare come è organizzato il riferimento superiore: scrivere un valore diverso in basso può produrre un conflitto, senza modificare il riferimento. Il confronto mostra percorso, valore e provenienza dei dati. «Uniforma a questo» agisce nel ramo governato dal riferimento e non promuove dal basso una proprietà già governata da un antenato.</w:t>
+        <w:t>Per esempio, un materiale CLS definito nel progetto può governare i fogli compatibili delle pile e dell'impalcato. Se si vuole deliberatamente un materiale diverso per un ramo, occorre verificare come è organizzato il riferimento superiore: scrivere un valore diverso in basso può produrre un conflitto, senza modificare il riferimento. Il confronto mostra percorso, valore e provenienza dei dati. «Uniforma a questo» agisce nel ramo governato dal riferimento e non promuove dal basso una proprietà già governata</w:t>
+      </w:r>
+      <w:r>
+        <w:t xml:space="preserve"> da un antenato.</w:t>
       </w:r>
     </w:p>
     <w:p>
@@ -2772,7 +8165,11 @@
         <w:spacing w:after="140"/>
       </w:pPr>
       <w:r>
-        <w:t>Prima di produrre un report di progetto aprire il riepilogo Controlli e Dati comuni. Un avviso sul copriferro o un conflitto non è necessariamente un errore numerico, ma richiede una decisione esplicita. La condivisione non deve essere confusa con una sincronizzazione universale di ogni campo: gli adattatori dei moduli preservano unità, forme ammesse e significato delle proprietà.</w:t>
+        <w:t xml:space="preserve">Prima di produrre un report di progetto aprire il riepilogo Controlli e Dati comuni. Un avviso sul copriferro o un conflitto non è necessariamente un errore numerico, ma richiede una decisione esplicita. La condivisione non deve essere confusa con una </w:t>
+      </w:r>
+      <w:r>
+        <w:lastRenderedPageBreak/>
+        <w:t>sincronizzazione universale di ogni campo: gli adattatori dei moduli preservano unità, forme ammesse e significato delle proprietà.</w:t>
       </w:r>
     </w:p>
     <w:p>
@@ -2781,9 +8178,11 @@
         <w:keepNext/>
         <w:spacing w:after="140"/>
       </w:pPr>
+      <w:bookmarkStart w:id="9" w:name="_Toc241397248"/>
       <w:r>
         <w:t>Spostare duplicare e annullare</w:t>
       </w:r>
+      <w:bookmarkEnd w:id="9"/>
     </w:p>
     <w:p>
       <w:pPr>
@@ -2815,9 +8214,11 @@
         <w:keepNext/>
         <w:spacing w:after="140"/>
       </w:pPr>
+      <w:bookmarkStart w:id="10" w:name="_Toc241397249"/>
       <w:r>
         <w:t>Usare le revisioni</w:t>
       </w:r>
+      <w:bookmarkEnd w:id="10"/>
     </w:p>
     <w:p>
       <w:pPr>
@@ -2849,9 +8250,11 @@
         <w:keepNext/>
         <w:spacing w:after="140"/>
       </w:pPr>
+      <w:bookmarkStart w:id="11" w:name="_Toc241397250"/>
       <w:r>
         <w:t>Materiali e durabilità</w:t>
       </w:r>
+      <w:bookmarkEnd w:id="11"/>
     </w:p>
     <w:p>
       <w:pPr>
@@ -2859,16 +8262,22 @@
         <w:keepNext/>
         <w:spacing w:after="140"/>
       </w:pPr>
+      <w:bookmarkStart w:id="12" w:name="_Toc241397251"/>
       <w:r>
         <w:t>Preparare il calcestruzzo</w:t>
       </w:r>
-    </w:p>
-    <w:p>
-      <w:pPr>
-        <w:spacing w:after="140"/>
-      </w:pPr>
-      <w:r>
-        <w:t>Selezionare una o più classi di esposizione realmente pertinenti alla superficie e all'ambiente. X0, XC, XD, XS, XF e XA descrivono fenomeni differenti; non sono livelli successivi di un'unica scala. In presenza di esposizioni combinate il modulo ricerca i requisiti più gravosi fra quelli applicabili. Non scegliere semplicemente la classe con il nome alfabeticamente maggiore.</w:t>
+      <w:bookmarkEnd w:id="12"/>
+    </w:p>
+    <w:p>
+      <w:pPr>
+        <w:spacing w:after="140"/>
+      </w:pPr>
+      <w:r>
+        <w:t xml:space="preserve">Selezionare una o più classi di esposizione realmente pertinenti alla superficie e all'ambiente. X0, XC, XD, XS, XF e XA descrivono fenomeni differenti; non sono livelli </w:t>
+      </w:r>
+      <w:r>
+        <w:lastRenderedPageBreak/>
+        <w:t>successivi di un'unica scala. In presenza di esposizioni combinate il modulo ricerca i requisiti più gravosi fra quelli applicabili. Non scegliere semplicemente la classe con il nome alfabeticamente maggiore.</w:t>
       </w:r>
     </w:p>
     <w:p>
@@ -2901,9 +8310,11 @@
         <w:keepNext/>
         <w:spacing w:after="140"/>
       </w:pPr>
+      <w:bookmarkStart w:id="13" w:name="_Toc241397252"/>
       <w:r>
         <w:t>Preparare l'acciaio per armature</w:t>
       </w:r>
+      <w:bookmarkEnd w:id="13"/>
     </w:p>
     <w:p>
       <w:pPr>
@@ -2935,9 +8346,11 @@
         <w:keepNext/>
         <w:spacing w:after="140"/>
       </w:pPr>
+      <w:bookmarkStart w:id="14" w:name="_Toc241397253"/>
       <w:r>
         <w:t>Palo verticale</w:t>
       </w:r>
+      <w:bookmarkEnd w:id="14"/>
     </w:p>
     <w:p>
       <w:pPr>
@@ -2945,16 +8358,22 @@
         <w:keepNext/>
         <w:spacing w:after="140"/>
       </w:pPr>
+      <w:bookmarkStart w:id="15" w:name="_Toc241397254"/>
       <w:r>
         <w:t>Compilazione ordinata</w:t>
       </w:r>
-    </w:p>
-    <w:p>
-      <w:pPr>
-        <w:spacing w:after="140"/>
-      </w:pPr>
-      <w:r>
-        <w:t>Impostare tecnologia del palo, diametro, lunghezza, peso del materiale, azioni assiali e coefficienti. Compilare poi le stratigrafie. Ogni nuovo sondaggio parte con una riga da completare, non con un terreno automaticamente valido. Inserire nome, spessore, famiglia del terreno, addensamento dove richiesto, pesi di volume e parametri di resistenza.</w:t>
+      <w:bookmarkEnd w:id="15"/>
+    </w:p>
+    <w:p>
+      <w:pPr>
+        <w:spacing w:after="140"/>
+      </w:pPr>
+      <w:r>
+        <w:t xml:space="preserve">Impostare tecnologia del palo, diametro, lunghezza, peso del materiale, azioni assiali e coefficienti. Compilare poi le stratigrafie. Ogni nuovo sondaggio parte con una riga da completare, non con un terreno automaticamente valido. Inserire nome, spessore, </w:t>
+      </w:r>
+      <w:r>
+        <w:lastRenderedPageBreak/>
+        <w:t>famiglia del terreno, addensamento dove richiesto, pesi di volume e parametri di resistenza.</w:t>
       </w:r>
     </w:p>
     <w:p>
@@ -2987,9 +8406,11 @@
         <w:keepNext/>
         <w:spacing w:after="140"/>
       </w:pPr>
+      <w:bookmarkStart w:id="16" w:name="_Toc241397255"/>
       <w:r>
         <w:t>Coefficienti e gruppo di pali</w:t>
       </w:r>
+      <w:bookmarkEnd w:id="16"/>
     </w:p>
     <w:p>
       <w:pPr>
@@ -3013,9 +8434,11 @@
         <w:keepNext/>
         <w:spacing w:after="140"/>
       </w:pPr>
+      <w:bookmarkStart w:id="17" w:name="_Toc241397256"/>
       <w:r>
         <w:t>Leggere i risultati</w:t>
       </w:r>
+      <w:bookmarkEnd w:id="17"/>
     </w:p>
     <w:p>
       <w:pPr>
@@ -3038,7 +8461,11 @@
         <w:spacing w:after="140"/>
       </w:pPr>
       <w:r>
-        <w:t>Se una stratigrafia non raggiunge la quota richiesta, il calcolo non inventa gli strati mancanti. Integrare l'indagine o rivedere la lunghezza. La casella che disattiva il laterale elimina il contributo resistente di quel tratto, ma ne conserva il peso e l'effetto sulle tensioni negli strati sottostanti. È utile per escludere un tratto non affidabile, non per modellare automaticamente l'attrito negativo.</w:t>
+        <w:t xml:space="preserve">Se una stratigrafia non raggiunge la quota richiesta, il calcolo non inventa gli strati mancanti. Integrare l'indagine o rivedere la lunghezza. La casella che disattiva il laterale </w:t>
+      </w:r>
+      <w:r>
+        <w:lastRenderedPageBreak/>
+        <w:t>elimina il contributo resistente di quel tratto, ma ne conserva il peso e l'effetto sulle tensioni negli strati sottostanti. È utile per escludere un tratto non affidabile, non per modellare automaticamente l'attrito negativo.</w:t>
       </w:r>
     </w:p>
     <w:p>
@@ -3047,9 +8474,11 @@
         <w:keepNext/>
         <w:spacing w:after="140"/>
       </w:pPr>
+      <w:bookmarkStart w:id="18" w:name="_Toc241397257"/>
       <w:r>
         <w:t>Esempio di controllo manuale</w:t>
       </w:r>
+      <w:bookmarkEnd w:id="18"/>
     </w:p>
     <w:p>
       <w:pPr>
@@ -3073,9 +8502,11 @@
         <w:keepNext/>
         <w:spacing w:after="140"/>
       </w:pPr>
+      <w:bookmarkStart w:id="19" w:name="_Toc241397258"/>
       <w:r>
         <w:t>Micropalo verticale</w:t>
       </w:r>
+      <w:bookmarkEnd w:id="19"/>
     </w:p>
     <w:p>
       <w:pPr>
@@ -3083,9 +8514,11 @@
         <w:keepNext/>
         <w:spacing w:after="140"/>
       </w:pPr>
+      <w:bookmarkStart w:id="20" w:name="_Toc241397259"/>
       <w:r>
         <w:t>Dati del bulbo e dell'iniezione</w:t>
       </w:r>
+      <w:bookmarkEnd w:id="20"/>
     </w:p>
     <w:p>
       <w:pPr>
@@ -3117,9 +8550,11 @@
         <w:keepNext/>
         <w:spacing w:after="140"/>
       </w:pPr>
+      <w:bookmarkStart w:id="21" w:name="_Toc241397260"/>
       <w:r>
         <w:t>Tubo e peso</w:t>
       </w:r>
+      <w:bookmarkEnd w:id="21"/>
     </w:p>
     <w:p>
       <w:pPr>
@@ -3134,7 +8569,11 @@
         <w:spacing w:after="140"/>
       </w:pPr>
       <w:r>
-        <w:t>Verificare che p_l rientri nel campo della curva selezionata: il motore rifiuta l'estrapolazione. Un messaggio di fuori abaco va risolto cambiando la base di calcolo o il dato, non forzando il valore al bordo senza motivazione. Nel report conservare curva, tipo di iniezione, α, pressione e tratte: sono le informazioni che consentono di ricostruire la stima.</w:t>
+        <w:t xml:space="preserve">Verificare che p_l rientri nel campo della curva selezionata: il motore rifiuta l'estrapolazione. Un messaggio di fuori abaco va risolto cambiando la base di calcolo o il dato, non forzando il valore al bordo senza motivazione. Nel report conservare curva, tipo </w:t>
+      </w:r>
+      <w:r>
+        <w:lastRenderedPageBreak/>
+        <w:t>di iniezione, α, pressione e tratte: sono le informazioni che consentono di ricostruire la stima.</w:t>
       </w:r>
     </w:p>
     <w:p>
@@ -3143,9 +8582,11 @@
         <w:keepNext/>
         <w:spacing w:after="140"/>
       </w:pPr>
+      <w:bookmarkStart w:id="22" w:name="_Toc241397261"/>
       <w:r>
         <w:t>Pali e micropali caricati orizzontalmente</w:t>
       </w:r>
+      <w:bookmarkEnd w:id="22"/>
     </w:p>
     <w:p>
       <w:pPr>
@@ -3153,9 +8594,11 @@
         <w:keepNext/>
         <w:spacing w:after="140"/>
       </w:pPr>
+      <w:bookmarkStart w:id="23" w:name="_Toc241397262"/>
       <w:r>
         <w:t>Preparare un modello coerente</w:t>
       </w:r>
+      <w:bookmarkEnd w:id="23"/>
     </w:p>
     <w:p>
       <w:pPr>
@@ -3187,9 +8630,11 @@
         <w:keepNext/>
         <w:spacing w:after="140"/>
       </w:pPr>
+      <w:bookmarkStart w:id="24" w:name="_Toc241397263"/>
       <w:r>
         <w:t>Momento resistente del palo in calcestruzzo</w:t>
       </w:r>
+      <w:bookmarkEnd w:id="24"/>
     </w:p>
     <w:p>
       <w:pPr>
@@ -3213,9 +8658,11 @@
         <w:keepNext/>
         <w:spacing w:after="140"/>
       </w:pPr>
+      <w:bookmarkStart w:id="25" w:name="_Toc241397264"/>
       <w:r>
         <w:t>Sezione CHS del micropalo</w:t>
       </w:r>
+      <w:bookmarkEnd w:id="25"/>
     </w:p>
     <w:p>
       <w:pPr>
@@ -3239,9 +8686,12 @@
         <w:keepNext/>
         <w:spacing w:after="140"/>
       </w:pPr>
-      <w:r>
+      <w:bookmarkStart w:id="26" w:name="_Toc241397265"/>
+      <w:r>
+        <w:lastRenderedPageBreak/>
         <w:t>Interpretare diagrammi e capacità</w:t>
       </w:r>
+      <w:bookmarkEnd w:id="26"/>
     </w:p>
     <w:p>
       <w:pPr>
@@ -3265,9 +8715,11 @@
         <w:keepNext/>
         <w:spacing w:after="140"/>
       </w:pPr>
+      <w:bookmarkStart w:id="27" w:name="_Toc241397266"/>
       <w:r>
         <w:t>Sezione in calcestruzzo armato</w:t>
       </w:r>
+      <w:bookmarkEnd w:id="27"/>
     </w:p>
     <w:p>
       <w:pPr>
@@ -3275,9 +8727,11 @@
         <w:keepNext/>
         <w:spacing w:after="140"/>
       </w:pPr>
+      <w:bookmarkStart w:id="28" w:name="_Toc241397267"/>
       <w:r>
         <w:t>Geometria barre e materiali</w:t>
       </w:r>
+      <w:bookmarkEnd w:id="28"/>
     </w:p>
     <w:p>
       <w:pPr>
@@ -3309,9 +8763,11 @@
         <w:keepNext/>
         <w:spacing w:after="140"/>
       </w:pPr>
+      <w:bookmarkStart w:id="29" w:name="_Toc241397268"/>
       <w:r>
         <w:t>Azioni assi e convenzioni</w:t>
       </w:r>
+      <w:bookmarkEnd w:id="29"/>
     </w:p>
     <w:p>
       <w:pPr>
@@ -3335,9 +8791,12 @@
         <w:keepNext/>
         <w:spacing w:after="140"/>
       </w:pPr>
-      <w:r>
+      <w:bookmarkStart w:id="30" w:name="_Toc241397269"/>
+      <w:r>
+        <w:lastRenderedPageBreak/>
         <w:t>Domini tridimensionali e bidimensionali</w:t>
       </w:r>
+      <w:bookmarkEnd w:id="30"/>
     </w:p>
     <w:p>
       <w:pPr>
@@ -3369,9 +8828,11 @@
         <w:keepNext/>
         <w:spacing w:after="140"/>
       </w:pPr>
+      <w:bookmarkStart w:id="31" w:name="_Toc241397270"/>
       <w:r>
         <w:t>Tensioni e fessurazione</w:t>
       </w:r>
+      <w:bookmarkEnd w:id="31"/>
     </w:p>
     <w:p>
       <w:pPr>
@@ -3403,9 +8864,11 @@
         <w:keepNext/>
         <w:spacing w:after="140"/>
       </w:pPr>
+      <w:bookmarkStart w:id="32" w:name="_Toc241397271"/>
       <w:r>
         <w:t>Taglio torsione e dettagli</w:t>
       </w:r>
+      <w:bookmarkEnd w:id="32"/>
     </w:p>
     <w:p>
       <w:pPr>
@@ -3428,6 +8891,7 @@
         <w:spacing w:after="140"/>
       </w:pPr>
       <w:r>
+        <w:lastRenderedPageBreak/>
         <w:t>Nella scheda dettagli costruttivi scegliere il tipo di elemento e completare le informazioni su diametri, passi, sovrapposizioni, ancoraggi e copriferro. «Da completare» non equivale a «Verificato». I controlli automatici riguardano le condizioni esplicitamente rappresentate; ganci, nodi, confinamento e situazioni esecutive speciali possono richiedere valutazioni aggiuntive.</w:t>
       </w:r>
     </w:p>
@@ -3437,9 +8901,11 @@
         <w:keepNext/>
         <w:spacing w:after="140"/>
       </w:pPr>
+      <w:bookmarkStart w:id="33" w:name="_Toc241397272"/>
       <w:r>
         <w:t>Curva momento curvatura e aggiornamento</w:t>
       </w:r>
+      <w:bookmarkEnd w:id="33"/>
     </w:p>
     <w:p>
       <w:pPr>
@@ -3471,9 +8937,11 @@
         <w:keepNext/>
         <w:spacing w:after="140"/>
       </w:pPr>
+      <w:bookmarkStart w:id="34" w:name="_Toc241397273"/>
       <w:r>
         <w:t>Sezione composta da ponte</w:t>
       </w:r>
+      <w:bookmarkEnd w:id="34"/>
     </w:p>
     <w:p>
       <w:pPr>
@@ -3481,9 +8949,11 @@
         <w:keepNext/>
         <w:spacing w:after="140"/>
       </w:pPr>
+      <w:bookmarkStart w:id="35" w:name="_Toc241397274"/>
       <w:r>
         <w:t>Definire la sezione locale</w:t>
       </w:r>
+      <w:bookmarkEnd w:id="35"/>
     </w:p>
     <w:p>
       <w:pPr>
@@ -3498,7 +8968,10 @@
         <w:spacing w:after="140"/>
       </w:pPr>
       <w:r>
-        <w:t>La larghezza efficace della soletta beff è un dato assegnato. Va determinata esternamente per la sezione e la situazione considerate. Il foglio non ricostruisce dalla sola geometria trasversale tutte le luci equivalenti e le condizioni longitudinali necessarie. Le quote delle barre seguono la convenzione faccia asse mostrata dal controllo: non confonderle con il copriferro esterno della staffa. Nelle fasi della sezione la compressione è negativa e la trazione positiva; le reazioni assegnate per gli appoggi hanno invece l'etichetta specifica positiva a compressione.</w:t>
+        <w:t xml:space="preserve">La larghezza efficace della soletta beff è un dato assegnato. Va determinata esternamente per la sezione e la situazione considerate. Il foglio non ricostruisce dalla sola geometria trasversale tutte le luci equivalenti e le condizioni longitudinali necessarie. Le quote delle barre seguono la convenzione faccia asse mostrata dal controllo: non confonderle con il copriferro esterno della staffa. Nelle fasi della sezione la compressione è negativa e la trazione positiva; le reazioni assegnate per gli appoggi </w:t>
+      </w:r>
+      <w:r>
+        <w:t>hanno invece l'etichetta specifica positiva a compressione.</w:t>
       </w:r>
     </w:p>
     <w:p>
@@ -3507,24 +8980,27 @@
         <w:keepNext/>
         <w:spacing w:after="140"/>
       </w:pPr>
-      <w:r>
+      <w:bookmarkStart w:id="36" w:name="_Toc241397275"/>
+      <w:r>
+        <w:lastRenderedPageBreak/>
         <w:t>Scegliere consapevolmente il metodo</w:t>
       </w:r>
+      <w:bookmarkEnd w:id="36"/>
     </w:p>
     <w:tbl>
       <w:tblPr>
-        <w:tblW w:type="auto" w:w="0"/>
+        <w:tblW w:w="0" w:type="auto"/>
         <w:jc w:val="center"/>
+        <w:tblBorders>
+          <w:top w:val="single" w:sz="4" w:space="0" w:color="B7B7B7"/>
+          <w:left w:val="single" w:sz="4" w:space="0" w:color="B7B7B7"/>
+          <w:bottom w:val="single" w:sz="4" w:space="0" w:color="B7B7B7"/>
+          <w:right w:val="single" w:sz="4" w:space="0" w:color="B7B7B7"/>
+          <w:insideH w:val="single" w:sz="4" w:space="0" w:color="B7B7B7"/>
+          <w:insideV w:val="single" w:sz="4" w:space="0" w:color="B7B7B7"/>
+        </w:tblBorders>
         <w:tblLayout w:type="fixed"/>
-        <w:tblLook w:firstColumn="1" w:firstRow="1" w:lastColumn="0" w:lastRow="0" w:noHBand="0" w:noVBand="1" w:val="04A0"/>
-        <w:tblBorders>
-          <w:top w:val="single" w:sz="4" w:color="B7B7B7"/>
-          <w:left w:val="single" w:sz="4" w:color="B7B7B7"/>
-          <w:bottom w:val="single" w:sz="4" w:color="B7B7B7"/>
-          <w:right w:val="single" w:sz="4" w:color="B7B7B7"/>
-          <w:insideH w:val="single" w:sz="4" w:color="B7B7B7"/>
-          <w:insideV w:val="single" w:sz="4" w:color="B7B7B7"/>
-        </w:tblBorders>
+        <w:tblLook w:val="04A0" w:firstRow="1" w:lastRow="0" w:firstColumn="1" w:lastColumn="0" w:noHBand="0" w:noVBand="1"/>
       </w:tblPr>
       <w:tblGrid>
         <w:gridCol w:w="2381"/>
@@ -3535,18 +9011,19 @@
         <w:trPr>
           <w:cantSplit/>
           <w:tblHeader/>
+          <w:jc w:val="center"/>
         </w:trPr>
         <w:tc>
           <w:tcPr>
-            <w:tcW w:type="dxa" w:w="2381"/>
-            <w:vAlign w:val="center"/>
+            <w:tcW w:w="2381" w:type="dxa"/>
+            <w:shd w:val="clear" w:color="auto" w:fill="E7E6E6"/>
             <w:tcMar>
               <w:top w:w="90" w:type="dxa"/>
               <w:left w:w="90" w:type="dxa"/>
               <w:bottom w:w="90" w:type="dxa"/>
               <w:right w:w="90" w:type="dxa"/>
             </w:tcMar>
-            <w:shd w:fill="E7E6E6"/>
+            <w:vAlign w:val="center"/>
           </w:tcPr>
           <w:p>
             <w:pPr>
@@ -3564,15 +9041,15 @@
         </w:tc>
         <w:tc>
           <w:tcPr>
-            <w:tcW w:type="dxa" w:w="3402"/>
-            <w:vAlign w:val="center"/>
+            <w:tcW w:w="3402" w:type="dxa"/>
+            <w:shd w:val="clear" w:color="auto" w:fill="E7E6E6"/>
             <w:tcMar>
               <w:top w:w="90" w:type="dxa"/>
               <w:left w:w="90" w:type="dxa"/>
               <w:bottom w:w="90" w:type="dxa"/>
               <w:right w:w="90" w:type="dxa"/>
             </w:tcMar>
-            <w:shd w:fill="E7E6E6"/>
+            <w:vAlign w:val="center"/>
           </w:tcPr>
           <w:p>
             <w:pPr>
@@ -3590,15 +9067,15 @@
         </w:tc>
         <w:tc>
           <w:tcPr>
-            <w:tcW w:type="dxa" w:w="3855"/>
-            <w:vAlign w:val="center"/>
+            <w:tcW w:w="3855" w:type="dxa"/>
+            <w:shd w:val="clear" w:color="auto" w:fill="E7E6E6"/>
             <w:tcMar>
               <w:top w:w="90" w:type="dxa"/>
               <w:left w:w="90" w:type="dxa"/>
               <w:bottom w:w="90" w:type="dxa"/>
               <w:right w:w="90" w:type="dxa"/>
             </w:tcMar>
-            <w:shd w:fill="E7E6E6"/>
+            <w:vAlign w:val="center"/>
           </w:tcPr>
           <w:p>
             <w:pPr>
@@ -3618,17 +9095,18 @@
       <w:tr>
         <w:trPr>
           <w:cantSplit/>
+          <w:jc w:val="center"/>
         </w:trPr>
         <w:tc>
           <w:tcPr>
-            <w:tcW w:type="dxa" w:w="2381"/>
-            <w:vAlign w:val="center"/>
+            <w:tcW w:w="2381" w:type="dxa"/>
             <w:tcMar>
               <w:top w:w="90" w:type="dxa"/>
               <w:left w:w="90" w:type="dxa"/>
               <w:bottom w:w="90" w:type="dxa"/>
               <w:right w:w="90" w:type="dxa"/>
             </w:tcMar>
+            <w:vAlign w:val="center"/>
           </w:tcPr>
           <w:p>
             <w:pPr>
@@ -3637,7 +9115,6 @@
             </w:pPr>
             <w:r>
               <w:rPr>
-                <w:b w:val="0"/>
                 <w:sz w:val="21"/>
               </w:rPr>
               <w:t>Cumulativo</w:t>
@@ -3646,14 +9123,14 @@
         </w:tc>
         <w:tc>
           <w:tcPr>
-            <w:tcW w:type="dxa" w:w="3402"/>
-            <w:vAlign w:val="center"/>
+            <w:tcW w:w="3402" w:type="dxa"/>
             <w:tcMar>
               <w:top w:w="90" w:type="dxa"/>
               <w:left w:w="90" w:type="dxa"/>
               <w:bottom w:w="90" w:type="dxa"/>
               <w:right w:w="90" w:type="dxa"/>
             </w:tcMar>
+            <w:vAlign w:val="center"/>
           </w:tcPr>
           <w:p>
             <w:pPr>
@@ -3662,7 +9139,6 @@
             </w:pPr>
             <w:r>
               <w:rPr>
-                <w:b w:val="0"/>
                 <w:sz w:val="21"/>
               </w:rPr>
               <w:t>Somma di contributi elastici delle fasi sulla geometria efficace comune</w:t>
@@ -3671,14 +9147,14 @@
         </w:tc>
         <w:tc>
           <w:tcPr>
-            <w:tcW w:type="dxa" w:w="3855"/>
-            <w:vAlign w:val="center"/>
+            <w:tcW w:w="3855" w:type="dxa"/>
             <w:tcMar>
               <w:top w:w="90" w:type="dxa"/>
               <w:left w:w="90" w:type="dxa"/>
               <w:bottom w:w="90" w:type="dxa"/>
               <w:right w:w="90" w:type="dxa"/>
             </w:tcMar>
+            <w:vAlign w:val="center"/>
           </w:tcPr>
           <w:p>
             <w:pPr>
@@ -3687,7 +9163,6 @@
             </w:pPr>
             <w:r>
               <w:rPr>
-                <w:b w:val="0"/>
                 <w:sz w:val="21"/>
               </w:rPr>
               <w:t>Non rappresenta una memoria costitutiva cronologica</w:t>
@@ -3698,17 +9173,18 @@
       <w:tr>
         <w:trPr>
           <w:cantSplit/>
+          <w:jc w:val="center"/>
         </w:trPr>
         <w:tc>
           <w:tcPr>
-            <w:tcW w:type="dxa" w:w="2381"/>
-            <w:vAlign w:val="center"/>
+            <w:tcW w:w="2381" w:type="dxa"/>
             <w:tcMar>
               <w:top w:w="90" w:type="dxa"/>
               <w:left w:w="90" w:type="dxa"/>
               <w:bottom w:w="90" w:type="dxa"/>
               <w:right w:w="90" w:type="dxa"/>
             </w:tcMar>
+            <w:vAlign w:val="center"/>
           </w:tcPr>
           <w:p>
             <w:pPr>
@@ -3717,7 +9193,6 @@
             </w:pPr>
             <w:r>
               <w:rPr>
-                <w:b w:val="0"/>
                 <w:sz w:val="21"/>
               </w:rPr>
               <w:t>Storico lineare</w:t>
@@ -3726,14 +9201,14 @@
         </w:tc>
         <w:tc>
           <w:tcPr>
-            <w:tcW w:type="dxa" w:w="3402"/>
-            <w:vAlign w:val="center"/>
+            <w:tcW w:w="3402" w:type="dxa"/>
             <w:tcMar>
               <w:top w:w="90" w:type="dxa"/>
               <w:left w:w="90" w:type="dxa"/>
               <w:bottom w:w="90" w:type="dxa"/>
               <w:right w:w="90" w:type="dxa"/>
             </w:tcMar>
+            <w:vAlign w:val="center"/>
           </w:tcPr>
           <w:p>
             <w:pPr>
@@ -3742,7 +9217,6 @@
             </w:pPr>
             <w:r>
               <w:rPr>
-                <w:b w:val="0"/>
                 <w:sz w:val="21"/>
               </w:rPr>
               <w:t>Successione di fasi con deformazioni e riferimento al getto</w:t>
@@ -3751,14 +9225,14 @@
         </w:tc>
         <w:tc>
           <w:tcPr>
-            <w:tcW w:type="dxa" w:w="3855"/>
-            <w:vAlign w:val="center"/>
+            <w:tcW w:w="3855" w:type="dxa"/>
             <w:tcMar>
               <w:top w:w="90" w:type="dxa"/>
               <w:left w:w="90" w:type="dxa"/>
               <w:bottom w:w="90" w:type="dxa"/>
               <w:right w:w="90" w:type="dxa"/>
             </w:tcMar>
+            <w:vAlign w:val="center"/>
           </w:tcPr>
           <w:p>
             <w:pPr>
@@ -3767,7 +9241,6 @@
             </w:pPr>
             <w:r>
               <w:rPr>
-                <w:b w:val="0"/>
                 <w:sz w:val="21"/>
               </w:rPr>
               <w:t>φ o n del nuovo incremento non rilassa automaticamente tutto il passato</w:t>
@@ -3778,17 +9251,18 @@
       <w:tr>
         <w:trPr>
           <w:cantSplit/>
+          <w:jc w:val="center"/>
         </w:trPr>
         <w:tc>
           <w:tcPr>
-            <w:tcW w:type="dxa" w:w="2381"/>
-            <w:vAlign w:val="center"/>
+            <w:tcW w:w="2381" w:type="dxa"/>
             <w:tcMar>
               <w:top w:w="90" w:type="dxa"/>
               <w:left w:w="90" w:type="dxa"/>
               <w:bottom w:w="90" w:type="dxa"/>
               <w:right w:w="90" w:type="dxa"/>
             </w:tcMar>
+            <w:vAlign w:val="center"/>
           </w:tcPr>
           <w:p>
             <w:pPr>
@@ -3797,7 +9271,6 @@
             </w:pPr>
             <w:r>
               <w:rPr>
-                <w:b w:val="0"/>
                 <w:sz w:val="21"/>
               </w:rPr>
               <w:t>Storico non lineare</w:t>
@@ -3806,14 +9279,14 @@
         </w:tc>
         <w:tc>
           <w:tcPr>
-            <w:tcW w:type="dxa" w:w="3402"/>
-            <w:vAlign w:val="center"/>
+            <w:tcW w:w="3402" w:type="dxa"/>
             <w:tcMar>
               <w:top w:w="90" w:type="dxa"/>
               <w:left w:w="90" w:type="dxa"/>
               <w:bottom w:w="90" w:type="dxa"/>
               <w:right w:w="90" w:type="dxa"/>
             </w:tcMar>
+            <w:vAlign w:val="center"/>
           </w:tcPr>
           <w:p>
             <w:pPr>
@@ -3822,7 +9295,6 @@
             </w:pPr>
             <w:r>
               <w:rPr>
-                <w:b w:val="0"/>
                 <w:sz w:val="21"/>
               </w:rPr>
               <w:t>Evoluzione a fibre con plasticità dell'acciaio e scarico elastico</w:t>
@@ -3831,14 +9303,14 @@
         </w:tc>
         <w:tc>
           <w:tcPr>
-            <w:tcW w:type="dxa" w:w="3855"/>
-            <w:vAlign w:val="center"/>
+            <w:tcW w:w="3855" w:type="dxa"/>
             <w:tcMar>
               <w:top w:w="90" w:type="dxa"/>
               <w:left w:w="90" w:type="dxa"/>
               <w:bottom w:w="90" w:type="dxa"/>
               <w:right w:w="90" w:type="dxa"/>
             </w:tcMar>
+            <w:vAlign w:val="center"/>
           </w:tcPr>
           <w:p>
             <w:pPr>
@@ -3847,7 +9319,6 @@
             </w:pPr>
             <w:r>
               <w:rPr>
-                <w:b w:val="0"/>
                 <w:sz w:val="21"/>
               </w:rPr>
               <w:t>Sezione lorda e caratteristiche istantanee; niente riduzione locale di classe 4</w:t>
@@ -3856,11 +9327,7 @@
         </w:tc>
       </w:tr>
     </w:tbl>
-    <w:p>
-      <w:pPr>
-        <w:spacing w:after="0"/>
-      </w:pPr>
-    </w:p>
+    <w:p/>
     <w:p>
       <w:pPr>
         <w:spacing w:after="140"/>
@@ -3875,9 +9342,11 @@
         <w:keepNext/>
         <w:spacing w:after="140"/>
       </w:pPr>
+      <w:bookmarkStart w:id="37" w:name="_Toc241397276"/>
       <w:r>
         <w:t>Costruire le fasi</w:t>
       </w:r>
+      <w:bookmarkEnd w:id="37"/>
     </w:p>
     <w:p>
       <w:pPr>
@@ -3917,9 +9386,12 @@
         <w:keepNext/>
         <w:spacing w:after="140"/>
       </w:pPr>
-      <w:r>
+      <w:bookmarkStart w:id="38" w:name="_Toc241397277"/>
+      <w:r>
+        <w:lastRenderedPageBreak/>
         <w:t>Leggere efficacia tensioni e controlli locali</w:t>
       </w:r>
+      <w:bookmarkEnd w:id="38"/>
     </w:p>
     <w:p>
       <w:pPr>
@@ -3951,9 +9423,11 @@
         <w:keepNext/>
         <w:spacing w:after="140"/>
       </w:pPr>
+      <w:bookmarkStart w:id="39" w:name="_Toc241397278"/>
       <w:r>
         <w:t>Curve di risposta</w:t>
       </w:r>
+      <w:bookmarkEnd w:id="39"/>
     </w:p>
     <w:p>
       <w:pPr>
@@ -3985,9 +9459,11 @@
         <w:keepNext/>
         <w:spacing w:after="140"/>
       </w:pPr>
+      <w:bookmarkStart w:id="40" w:name="_Toc241397279"/>
       <w:r>
         <w:t>Bridge Design</w:t>
       </w:r>
+      <w:bookmarkEnd w:id="40"/>
     </w:p>
     <w:p>
       <w:pPr>
@@ -3995,9 +9471,11 @@
         <w:keepNext/>
         <w:spacing w:after="140"/>
       </w:pPr>
+      <w:bookmarkStart w:id="41" w:name="_Toc241397280"/>
       <w:r>
         <w:t>Scopo e struttura della finestra</w:t>
       </w:r>
+      <w:bookmarkEnd w:id="41"/>
     </w:p>
     <w:p>
       <w:pPr>
@@ -4012,7 +9490,11 @@
         <w:spacing w:after="140"/>
       </w:pPr>
       <w:r>
-        <w:t>La parte di input contiene quattro schede: Sito, Campate, Sezione e Pile. La vista alterna prospetto e sezione trasversale. Il riepilogo presenta costo, emissioni, altezza dell'impalcato e durata. Le tabelle inferiori consentono di leggere quantità, dettagli, confronto A/B, prezzi e ipotesi. Su finestre strette la vista passa sotto gli input: scorrere verso il basso per raggiungerla.</w:t>
+        <w:t xml:space="preserve">La parte di input contiene quattro schede: Sito, Campate, Sezione e Pile. La vista alterna prospetto e sezione trasversale. Il riepilogo presenta costo, emissioni, altezza dell'impalcato e durata. Le tabelle inferiori consentono di leggere quantità, dettagli, </w:t>
+      </w:r>
+      <w:r>
+        <w:lastRenderedPageBreak/>
+        <w:t>confronto A/B, prezzi e ipotesi. Su finestre strette la vista passa sotto gli input: scorrere verso il basso per raggiungerla.</w:t>
       </w:r>
     </w:p>
     <w:p>
@@ -4021,16 +9503,20 @@
         <w:spacing w:after="140"/>
       </w:pPr>
       <w:r>
+        <w:rPr>
+          <w:noProof/>
+        </w:rPr>
         <w:drawing>
-          <wp:inline xmlns:a="http://schemas.openxmlformats.org/drawingml/2006/main" xmlns:pic="http://schemas.openxmlformats.org/drawingml/2006/picture">
+          <wp:inline distT="0" distB="0" distL="0" distR="0" wp14:anchorId="522B6D24" wp14:editId="6706E913">
             <wp:extent cx="6120000" cy="3677403"/>
+            <wp:effectExtent l="0" t="0" r="0" b="0"/>
             <wp:docPr id="1" name="Picture 1" descr="Finestra Bridge Design con impostazione ANTHEA"/>
             <wp:cNvGraphicFramePr>
-              <a:graphicFrameLocks noChangeAspect="1"/>
+              <a:graphicFrameLocks xmlns:a="http://schemas.openxmlformats.org/drawingml/2006/main" noChangeAspect="1"/>
             </wp:cNvGraphicFramePr>
-            <a:graphic>
+            <a:graphic xmlns:a="http://schemas.openxmlformats.org/drawingml/2006/main">
               <a:graphicData uri="http://schemas.openxmlformats.org/drawingml/2006/picture">
-                <pic:pic>
+                <pic:pic xmlns:pic="http://schemas.openxmlformats.org/drawingml/2006/picture">
                   <pic:nvPicPr>
                     <pic:cNvPr id="0" name="bridge_design_1600.png"/>
                     <pic:cNvPicPr/>
@@ -4046,7 +9532,9 @@
                       <a:off x="0" y="0"/>
                       <a:ext cx="6120000" cy="3677403"/>
                     </a:xfrm>
-                    <a:prstGeom prst="rect"/>
+                    <a:prstGeom prst="rect">
+                      <a:avLst/>
+                    </a:prstGeom>
                   </pic:spPr>
                 </pic:pic>
               </a:graphicData>
@@ -4069,9 +9557,11 @@
         <w:keepNext/>
         <w:spacing w:after="140"/>
       </w:pPr>
+      <w:bookmarkStart w:id="42" w:name="_Toc241397281"/>
       <w:r>
         <w:t>Impostare il sito e le campate</w:t>
       </w:r>
+      <w:bookmarkEnd w:id="42"/>
     </w:p>
     <w:p>
       <w:pPr>
@@ -4095,9 +9585,11 @@
         <w:keepNext/>
         <w:spacing w:after="140"/>
       </w:pPr>
+      <w:bookmarkStart w:id="43" w:name="_Toc241397282"/>
       <w:r>
         <w:t>Scegliere famiglia e dimensioni</w:t>
       </w:r>
+      <w:bookmarkEnd w:id="43"/>
     </w:p>
     <w:p>
       <w:pPr>
@@ -4112,7 +9604,11 @@
         <w:spacing w:after="140"/>
       </w:pPr>
       <w:r>
-        <w:t>Per altezza, soletta, interassi e altre dimensioni indicate, zero mantiene la scelta automatica. Inserire un valore positivo blocca quella dimensione: se in seguito aumenta la luce, non viene automaticamente aumentata. Il pulsante Sezione automatica ripristina gli automatismi previsti, compresi quelli delle dimensioni principali di pile e fondazioni; controllare quindi anche la quarta scheda dopo averlo usato.</w:t>
+        <w:t xml:space="preserve">Per altezza, soletta, interassi e altre dimensioni indicate, zero mantiene la scelta automatica. Inserire un valore positivo blocca quella dimensione: se in seguito aumenta </w:t>
+      </w:r>
+      <w:r>
+        <w:lastRenderedPageBreak/>
+        <w:t>la luce, non viene automaticamente aumentata. Il pulsante Sezione automatica ripristina gli automatismi previsti, compresi quelli delle dimensioni principali di pile e fondazioni; controllare quindi anche la quarta scheda dopo averlo usato.</w:t>
       </w:r>
     </w:p>
     <w:p>
@@ -4129,9 +9625,11 @@
         <w:keepNext/>
         <w:spacing w:after="140"/>
       </w:pPr>
+      <w:bookmarkStart w:id="44" w:name="_Toc241397283"/>
       <w:r>
         <w:t>Pile fondazioni e materiali</w:t>
       </w:r>
+      <w:bookmarkEnd w:id="44"/>
     </w:p>
     <w:p>
       <w:pPr>
@@ -4163,9 +9661,11 @@
         <w:keepNext/>
         <w:spacing w:after="140"/>
       </w:pPr>
+      <w:bookmarkStart w:id="45" w:name="_Toc241397284"/>
       <w:r>
         <w:t>Personalizzare il listino</w:t>
       </w:r>
+      <w:bookmarkEnd w:id="45"/>
     </w:p>
     <w:p>
       <w:pPr>
@@ -4197,9 +9697,12 @@
         <w:keepNext/>
         <w:spacing w:after="140"/>
       </w:pPr>
-      <w:r>
+      <w:bookmarkStart w:id="46" w:name="_Toc241397285"/>
+      <w:r>
+        <w:lastRenderedPageBreak/>
         <w:t>CO₂ alternative e confronto A B</w:t>
       </w:r>
+      <w:bookmarkEnd w:id="46"/>
     </w:p>
     <w:p>
       <w:pPr>
@@ -4231,9 +9734,11 @@
         <w:keepNext/>
         <w:spacing w:after="140"/>
       </w:pPr>
+      <w:bookmarkStart w:id="47" w:name="_Toc241397286"/>
       <w:r>
         <w:t>Risultati ed esportazioni</w:t>
       </w:r>
+      <w:bookmarkEnd w:id="47"/>
     </w:p>
     <w:p>
       <w:pPr>
@@ -4257,9 +9762,11 @@
         <w:keepNext/>
         <w:spacing w:after="140"/>
       </w:pPr>
+      <w:bookmarkStart w:id="48" w:name="_Toc241397287"/>
       <w:r>
         <w:t>Salvataggio e report</w:t>
       </w:r>
+      <w:bookmarkEnd w:id="48"/>
     </w:p>
     <w:p>
       <w:pPr>
@@ -4267,9 +9774,11 @@
         <w:keepNext/>
         <w:spacing w:after="140"/>
       </w:pPr>
+      <w:bookmarkStart w:id="49" w:name="_Toc241397288"/>
       <w:r>
         <w:t>Conservare dati modificabili</w:t>
       </w:r>
+      <w:bookmarkEnd w:id="49"/>
     </w:p>
     <w:p>
       <w:pPr>
@@ -4293,9 +9802,12 @@
         <w:keepNext/>
         <w:spacing w:after="140"/>
       </w:pPr>
-      <w:r>
+      <w:bookmarkStart w:id="50" w:name="_Toc241397289"/>
+      <w:r>
+        <w:lastRenderedPageBreak/>
         <w:t>Report del singolo foglio e del progetto</w:t>
       </w:r>
+      <w:bookmarkEnd w:id="50"/>
     </w:p>
     <w:p>
       <w:pPr>
@@ -4327,9 +9839,11 @@
         <w:keepNext/>
         <w:spacing w:after="140"/>
       </w:pPr>
+      <w:bookmarkStart w:id="51" w:name="_Toc241397290"/>
       <w:r>
         <w:t>Percorso completo per un primo progetto</w:t>
       </w:r>
+      <w:bookmarkEnd w:id="51"/>
     </w:p>
     <w:p>
       <w:pPr>
@@ -4408,24 +9922,27 @@
         <w:keepNext/>
         <w:spacing w:after="140"/>
       </w:pPr>
-      <w:r>
+      <w:bookmarkStart w:id="52" w:name="_Toc241397291"/>
+      <w:r>
+        <w:lastRenderedPageBreak/>
         <w:t>Problemi frequenti e controlli finali</w:t>
       </w:r>
+      <w:bookmarkEnd w:id="52"/>
     </w:p>
     <w:tbl>
       <w:tblPr>
-        <w:tblW w:type="auto" w:w="0"/>
+        <w:tblW w:w="0" w:type="auto"/>
         <w:jc w:val="center"/>
+        <w:tblBorders>
+          <w:top w:val="single" w:sz="4" w:space="0" w:color="B7B7B7"/>
+          <w:left w:val="single" w:sz="4" w:space="0" w:color="B7B7B7"/>
+          <w:bottom w:val="single" w:sz="4" w:space="0" w:color="B7B7B7"/>
+          <w:right w:val="single" w:sz="4" w:space="0" w:color="B7B7B7"/>
+          <w:insideH w:val="single" w:sz="4" w:space="0" w:color="B7B7B7"/>
+          <w:insideV w:val="single" w:sz="4" w:space="0" w:color="B7B7B7"/>
+        </w:tblBorders>
         <w:tblLayout w:type="fixed"/>
-        <w:tblLook w:firstColumn="1" w:firstRow="1" w:lastColumn="0" w:lastRow="0" w:noHBand="0" w:noVBand="1" w:val="04A0"/>
-        <w:tblBorders>
-          <w:top w:val="single" w:sz="4" w:color="B7B7B7"/>
-          <w:left w:val="single" w:sz="4" w:color="B7B7B7"/>
-          <w:bottom w:val="single" w:sz="4" w:color="B7B7B7"/>
-          <w:right w:val="single" w:sz="4" w:color="B7B7B7"/>
-          <w:insideH w:val="single" w:sz="4" w:color="B7B7B7"/>
-          <w:insideV w:val="single" w:sz="4" w:color="B7B7B7"/>
-        </w:tblBorders>
+        <w:tblLook w:val="04A0" w:firstRow="1" w:lastRow="0" w:firstColumn="1" w:lastColumn="0" w:noHBand="0" w:noVBand="1"/>
       </w:tblPr>
       <w:tblGrid>
         <w:gridCol w:w="3005"/>
@@ -4435,18 +9952,19 @@
         <w:trPr>
           <w:cantSplit/>
           <w:tblHeader/>
+          <w:jc w:val="center"/>
         </w:trPr>
         <w:tc>
           <w:tcPr>
-            <w:tcW w:type="dxa" w:w="3005"/>
-            <w:vAlign w:val="center"/>
+            <w:tcW w:w="3005" w:type="dxa"/>
+            <w:shd w:val="clear" w:color="auto" w:fill="E7E6E6"/>
             <w:tcMar>
               <w:top w:w="90" w:type="dxa"/>
               <w:left w:w="90" w:type="dxa"/>
               <w:bottom w:w="90" w:type="dxa"/>
               <w:right w:w="90" w:type="dxa"/>
             </w:tcMar>
-            <w:shd w:fill="E7E6E6"/>
+            <w:vAlign w:val="center"/>
           </w:tcPr>
           <w:p>
             <w:pPr>
@@ -4464,15 +9982,15 @@
         </w:tc>
         <w:tc>
           <w:tcPr>
-            <w:tcW w:type="dxa" w:w="6633"/>
-            <w:vAlign w:val="center"/>
+            <w:tcW w:w="6633" w:type="dxa"/>
+            <w:shd w:val="clear" w:color="auto" w:fill="E7E6E6"/>
             <w:tcMar>
               <w:top w:w="90" w:type="dxa"/>
               <w:left w:w="90" w:type="dxa"/>
               <w:bottom w:w="90" w:type="dxa"/>
               <w:right w:w="90" w:type="dxa"/>
             </w:tcMar>
-            <w:shd w:fill="E7E6E6"/>
+            <w:vAlign w:val="center"/>
           </w:tcPr>
           <w:p>
             <w:pPr>
@@ -4492,17 +10010,18 @@
       <w:tr>
         <w:trPr>
           <w:cantSplit/>
+          <w:jc w:val="center"/>
         </w:trPr>
         <w:tc>
           <w:tcPr>
-            <w:tcW w:type="dxa" w:w="3005"/>
-            <w:vAlign w:val="center"/>
+            <w:tcW w:w="3005" w:type="dxa"/>
             <w:tcMar>
               <w:top w:w="90" w:type="dxa"/>
               <w:left w:w="90" w:type="dxa"/>
               <w:bottom w:w="90" w:type="dxa"/>
               <w:right w:w="90" w:type="dxa"/>
             </w:tcMar>
+            <w:vAlign w:val="center"/>
           </w:tcPr>
           <w:p>
             <w:pPr>
@@ -4511,7 +10030,6 @@
             </w:pPr>
             <w:r>
               <w:rPr>
-                <w:b w:val="0"/>
                 <w:sz w:val="21"/>
               </w:rPr>
               <w:t>Risultati assenti dopo una modifica</w:t>
@@ -4520,14 +10038,14 @@
         </w:tc>
         <w:tc>
           <w:tcPr>
-            <w:tcW w:type="dxa" w:w="6633"/>
-            <w:vAlign w:val="center"/>
+            <w:tcW w:w="6633" w:type="dxa"/>
             <w:tcMar>
               <w:top w:w="90" w:type="dxa"/>
               <w:left w:w="90" w:type="dxa"/>
               <w:bottom w:w="90" w:type="dxa"/>
               <w:right w:w="90" w:type="dxa"/>
             </w:tcMar>
+            <w:vAlign w:val="center"/>
           </w:tcPr>
           <w:p>
             <w:pPr>
@@ -4536,7 +10054,6 @@
             </w:pPr>
             <w:r>
               <w:rPr>
-                <w:b w:val="0"/>
                 <w:sz w:val="21"/>
               </w:rPr>
               <w:t>Completare il campo segnalato e verificare intervalli e selezioni obbligatorie</w:t>
@@ -4547,17 +10064,18 @@
       <w:tr>
         <w:trPr>
           <w:cantSplit/>
+          <w:jc w:val="center"/>
         </w:trPr>
         <w:tc>
           <w:tcPr>
-            <w:tcW w:type="dxa" w:w="3005"/>
-            <w:vAlign w:val="center"/>
+            <w:tcW w:w="3005" w:type="dxa"/>
             <w:tcMar>
               <w:top w:w="90" w:type="dxa"/>
               <w:left w:w="90" w:type="dxa"/>
               <w:bottom w:w="90" w:type="dxa"/>
               <w:right w:w="90" w:type="dxa"/>
             </w:tcMar>
+            <w:vAlign w:val="center"/>
           </w:tcPr>
           <w:p>
             <w:pPr>
@@ -4566,7 +10084,6 @@
             </w:pPr>
             <w:r>
               <w:rPr>
-                <w:b w:val="0"/>
                 <w:sz w:val="21"/>
               </w:rPr>
               <w:t>Risultati marcati DA AGGIORNARE</w:t>
@@ -4575,14 +10092,14 @@
         </w:tc>
         <w:tc>
           <w:tcPr>
-            <w:tcW w:type="dxa" w:w="6633"/>
-            <w:vAlign w:val="center"/>
+            <w:tcW w:w="6633" w:type="dxa"/>
             <w:tcMar>
               <w:top w:w="90" w:type="dxa"/>
               <w:left w:w="90" w:type="dxa"/>
               <w:bottom w:w="90" w:type="dxa"/>
               <w:right w:w="90" w:type="dxa"/>
             </w:tcMar>
+            <w:vAlign w:val="center"/>
           </w:tcPr>
           <w:p>
             <w:pPr>
@@ -4591,7 +10108,6 @@
             </w:pPr>
             <w:r>
               <w:rPr>
-                <w:b w:val="0"/>
                 <w:sz w:val="21"/>
               </w:rPr>
               <w:t>Attendere o avviare il ricalcolo previsto; non riutilizzare il valore precedente</w:t>
@@ -4602,17 +10118,18 @@
       <w:tr>
         <w:trPr>
           <w:cantSplit/>
+          <w:jc w:val="center"/>
         </w:trPr>
         <w:tc>
           <w:tcPr>
-            <w:tcW w:type="dxa" w:w="3005"/>
-            <w:vAlign w:val="center"/>
+            <w:tcW w:w="3005" w:type="dxa"/>
             <w:tcMar>
               <w:top w:w="90" w:type="dxa"/>
               <w:left w:w="90" w:type="dxa"/>
               <w:bottom w:w="90" w:type="dxa"/>
               <w:right w:w="90" w:type="dxa"/>
             </w:tcMar>
+            <w:vAlign w:val="center"/>
           </w:tcPr>
           <w:p>
             <w:pPr>
@@ -4621,7 +10138,6 @@
             </w:pPr>
             <w:r>
               <w:rPr>
-                <w:b w:val="0"/>
                 <w:sz w:val="21"/>
               </w:rPr>
               <w:t>Valori differiscono di 1000</w:t>
@@ -4630,14 +10146,14 @@
         </w:tc>
         <w:tc>
           <w:tcPr>
-            <w:tcW w:type="dxa" w:w="6633"/>
-            <w:vAlign w:val="center"/>
+            <w:tcW w:w="6633" w:type="dxa"/>
             <w:tcMar>
               <w:top w:w="90" w:type="dxa"/>
               <w:left w:w="90" w:type="dxa"/>
               <w:bottom w:w="90" w:type="dxa"/>
               <w:right w:w="90" w:type="dxa"/>
             </w:tcMar>
+            <w:vAlign w:val="center"/>
           </w:tcPr>
           <w:p>
             <w:pPr>
@@ -4646,7 +10162,6 @@
             </w:pPr>
             <w:r>
               <w:rPr>
-                <w:b w:val="0"/>
                 <w:sz w:val="21"/>
               </w:rPr>
               <w:t>Controllare MPa e kPa, N e kN, mm e m, momenti in Nmm e kNm</w:t>
@@ -4657,17 +10172,18 @@
       <w:tr>
         <w:trPr>
           <w:cantSplit/>
+          <w:jc w:val="center"/>
         </w:trPr>
         <w:tc>
           <w:tcPr>
-            <w:tcW w:type="dxa" w:w="3005"/>
-            <w:vAlign w:val="center"/>
+            <w:tcW w:w="3005" w:type="dxa"/>
             <w:tcMar>
               <w:top w:w="90" w:type="dxa"/>
               <w:left w:w="90" w:type="dxa"/>
               <w:bottom w:w="90" w:type="dxa"/>
               <w:right w:w="90" w:type="dxa"/>
             </w:tcMar>
+            <w:vAlign w:val="center"/>
           </w:tcPr>
           <w:p>
             <w:pPr>
@@ -4676,7 +10192,6 @@
             </w:pPr>
             <w:r>
               <w:rPr>
-                <w:b w:val="0"/>
                 <w:sz w:val="21"/>
               </w:rPr>
               <w:t>Modifica locale genera un conflitto</w:t>
@@ -4685,14 +10200,14 @@
         </w:tc>
         <w:tc>
           <w:tcPr>
-            <w:tcW w:type="dxa" w:w="6633"/>
-            <w:vAlign w:val="center"/>
+            <w:tcW w:w="6633" w:type="dxa"/>
             <w:tcMar>
               <w:top w:w="90" w:type="dxa"/>
               <w:left w:w="90" w:type="dxa"/>
               <w:bottom w:w="90" w:type="dxa"/>
               <w:right w:w="90" w:type="dxa"/>
             </w:tcMar>
+            <w:vAlign w:val="center"/>
           </w:tcPr>
           <w:p>
             <w:pPr>
@@ -4701,7 +10216,6 @@
             </w:pPr>
             <w:r>
               <w:rPr>
-                <w:b w:val="0"/>
                 <w:sz w:val="21"/>
               </w:rPr>
               <w:t>Individuare il riferimento superiore che governa quella proprietà</w:t>
@@ -4712,17 +10226,18 @@
       <w:tr>
         <w:trPr>
           <w:cantSplit/>
+          <w:jc w:val="center"/>
         </w:trPr>
         <w:tc>
           <w:tcPr>
-            <w:tcW w:type="dxa" w:w="3005"/>
-            <w:vAlign w:val="center"/>
+            <w:tcW w:w="3005" w:type="dxa"/>
             <w:tcMar>
               <w:top w:w="90" w:type="dxa"/>
               <w:left w:w="90" w:type="dxa"/>
               <w:bottom w:w="90" w:type="dxa"/>
               <w:right w:w="90" w:type="dxa"/>
             </w:tcMar>
+            <w:vAlign w:val="center"/>
           </w:tcPr>
           <w:p>
             <w:pPr>
@@ -4731,7 +10246,6 @@
             </w:pPr>
             <w:r>
               <w:rPr>
-                <w:b w:val="0"/>
                 <w:sz w:val="21"/>
               </w:rPr>
               <w:t>Un parametro non cambia il risultato atteso</w:t>
@@ -4740,14 +10254,14 @@
         </w:tc>
         <w:tc>
           <w:tcPr>
-            <w:tcW w:type="dxa" w:w="6633"/>
-            <w:vAlign w:val="center"/>
+            <w:tcW w:w="6633" w:type="dxa"/>
             <w:tcMar>
               <w:top w:w="90" w:type="dxa"/>
               <w:left w:w="90" w:type="dxa"/>
               <w:bottom w:w="90" w:type="dxa"/>
               <w:right w:w="90" w:type="dxa"/>
             </w:tcMar>
+            <w:vAlign w:val="center"/>
           </w:tcPr>
           <w:p>
             <w:pPr>
@@ -4756,7 +10270,6 @@
             </w:pPr>
             <w:r>
               <w:rPr>
-                <w:b w:val="0"/>
                 <w:sz w:val="21"/>
               </w:rPr>
               <w:t>Controllare famiglia, metodo attivo, automatismi e campo di applicazione</w:t>
@@ -4767,17 +10280,18 @@
       <w:tr>
         <w:trPr>
           <w:cantSplit/>
+          <w:jc w:val="center"/>
         </w:trPr>
         <w:tc>
           <w:tcPr>
-            <w:tcW w:type="dxa" w:w="3005"/>
-            <w:vAlign w:val="center"/>
+            <w:tcW w:w="3005" w:type="dxa"/>
             <w:tcMar>
               <w:top w:w="90" w:type="dxa"/>
               <w:left w:w="90" w:type="dxa"/>
               <w:bottom w:w="90" w:type="dxa"/>
               <w:right w:w="90" w:type="dxa"/>
             </w:tcMar>
+            <w:vAlign w:val="center"/>
           </w:tcPr>
           <w:p>
             <w:pPr>
@@ -4786,7 +10300,6 @@
             </w:pPr>
             <w:r>
               <w:rPr>
-                <w:b w:val="0"/>
                 <w:sz w:val="21"/>
               </w:rPr>
               <w:t>File riaperto senza alcuni comandi</w:t>
@@ -4795,14 +10308,14 @@
         </w:tc>
         <w:tc>
           <w:tcPr>
-            <w:tcW w:type="dxa" w:w="6633"/>
-            <w:vAlign w:val="center"/>
+            <w:tcW w:w="6633" w:type="dxa"/>
             <w:tcMar>
               <w:top w:w="90" w:type="dxa"/>
               <w:left w:w="90" w:type="dxa"/>
               <w:bottom w:w="90" w:type="dxa"/>
               <w:right w:w="90" w:type="dxa"/>
             </w:tcMar>
+            <w:vAlign w:val="center"/>
           </w:tcPr>
           <w:p>
             <w:pPr>
@@ -4811,7 +10324,6 @@
             </w:pPr>
             <w:r>
               <w:rPr>
-                <w:b w:val="0"/>
                 <w:sz w:val="21"/>
               </w:rPr>
               <w:t>Controllare versione dell'eseguibile e compatibilità dell'archivio</w:t>
@@ -4822,17 +10334,18 @@
       <w:tr>
         <w:trPr>
           <w:cantSplit/>
+          <w:jc w:val="center"/>
         </w:trPr>
         <w:tc>
           <w:tcPr>
-            <w:tcW w:type="dxa" w:w="3005"/>
-            <w:vAlign w:val="center"/>
+            <w:tcW w:w="3005" w:type="dxa"/>
             <w:tcMar>
               <w:top w:w="90" w:type="dxa"/>
               <w:left w:w="90" w:type="dxa"/>
               <w:bottom w:w="90" w:type="dxa"/>
               <w:right w:w="90" w:type="dxa"/>
             </w:tcMar>
+            <w:vAlign w:val="center"/>
           </w:tcPr>
           <w:p>
             <w:pPr>
@@ -4841,7 +10354,6 @@
             </w:pPr>
             <w:r>
               <w:rPr>
-                <w:b w:val="0"/>
                 <w:sz w:val="21"/>
               </w:rPr>
               <w:t>Fessurazione o verifica locale non disponibile</w:t>
@@ -4850,14 +10362,14 @@
         </w:tc>
         <w:tc>
           <w:tcPr>
-            <w:tcW w:type="dxa" w:w="6633"/>
-            <w:vAlign w:val="center"/>
+            <w:tcW w:w="6633" w:type="dxa"/>
             <w:tcMar>
               <w:top w:w="90" w:type="dxa"/>
               <w:left w:w="90" w:type="dxa"/>
               <w:bottom w:w="90" w:type="dxa"/>
               <w:right w:w="90" w:type="dxa"/>
             </w:tcMar>
+            <w:vAlign w:val="center"/>
           </w:tcPr>
           <w:p>
             <w:pPr>
@@ -4866,7 +10378,6 @@
             </w:pPr>
             <w:r>
               <w:rPr>
-                <w:b w:val="0"/>
                 <w:sz w:val="21"/>
               </w:rPr>
               <w:t>Leggere il motivo specifico; la soluzione tensionale non garantisce la disponibilità di ogni controllo</w:t>
@@ -4877,17 +10388,18 @@
       <w:tr>
         <w:trPr>
           <w:cantSplit/>
+          <w:jc w:val="center"/>
         </w:trPr>
         <w:tc>
           <w:tcPr>
-            <w:tcW w:type="dxa" w:w="3005"/>
-            <w:vAlign w:val="center"/>
+            <w:tcW w:w="3005" w:type="dxa"/>
             <w:tcMar>
               <w:top w:w="90" w:type="dxa"/>
               <w:left w:w="90" w:type="dxa"/>
               <w:bottom w:w="90" w:type="dxa"/>
               <w:right w:w="90" w:type="dxa"/>
             </w:tcMar>
+            <w:vAlign w:val="center"/>
           </w:tcPr>
           <w:p>
             <w:pPr>
@@ -4896,7 +10408,6 @@
             </w:pPr>
             <w:r>
               <w:rPr>
-                <w:b w:val="0"/>
                 <w:sz w:val="21"/>
               </w:rPr>
               <w:t>Ponte con costo inatteso</w:t>
@@ -4905,14 +10416,14 @@
         </w:tc>
         <w:tc>
           <w:tcPr>
-            <w:tcW w:type="dxa" w:w="6633"/>
-            <w:vAlign w:val="center"/>
+            <w:tcW w:w="6633" w:type="dxa"/>
             <w:tcMar>
               <w:top w:w="90" w:type="dxa"/>
               <w:left w:w="90" w:type="dxa"/>
               <w:bottom w:w="90" w:type="dxa"/>
               <w:right w:w="90" w:type="dxa"/>
             </w:tcMar>
+            <w:vAlign w:val="center"/>
           </w:tcPr>
           <w:p>
             <w:pPr>
@@ -4921,7 +10432,6 @@
             </w:pPr>
             <w:r>
               <w:rPr>
-                <w:b w:val="0"/>
                 <w:sz w:val="21"/>
               </w:rPr>
               <w:t>Controllare larghezza totale, numero di campate, fondazioni, voci del listino e maggiorazioni</w:t>
@@ -4932,17 +10442,18 @@
       <w:tr>
         <w:trPr>
           <w:cantSplit/>
+          <w:jc w:val="center"/>
         </w:trPr>
         <w:tc>
           <w:tcPr>
-            <w:tcW w:type="dxa" w:w="3005"/>
-            <w:vAlign w:val="center"/>
+            <w:tcW w:w="3005" w:type="dxa"/>
             <w:tcMar>
               <w:top w:w="90" w:type="dxa"/>
               <w:left w:w="90" w:type="dxa"/>
               <w:bottom w:w="90" w:type="dxa"/>
               <w:right w:w="90" w:type="dxa"/>
             </w:tcMar>
+            <w:vAlign w:val="center"/>
           </w:tcPr>
           <w:p>
             <w:pPr>
@@ -4951,7 +10462,6 @@
             </w:pPr>
             <w:r>
               <w:rPr>
-                <w:b w:val="0"/>
                 <w:sz w:val="21"/>
               </w:rPr>
               <w:t>Curva non lineare interrotta</w:t>
@@ -4960,14 +10470,14 @@
         </w:tc>
         <w:tc>
           <w:tcPr>
-            <w:tcW w:type="dxa" w:w="6633"/>
-            <w:vAlign w:val="center"/>
+            <w:tcW w:w="6633" w:type="dxa"/>
             <w:tcMar>
               <w:top w:w="90" w:type="dxa"/>
               <w:left w:w="90" w:type="dxa"/>
               <w:bottom w:w="90" w:type="dxa"/>
               <w:right w:w="90" w:type="dxa"/>
             </w:tcMar>
+            <w:vAlign w:val="center"/>
           </w:tcPr>
           <w:p>
             <w:pPr>
@@ -4976,7 +10486,6 @@
             </w:pPr>
             <w:r>
               <w:rPr>
-                <w:b w:val="0"/>
                 <w:sz w:val="21"/>
               </w:rPr>
               <w:t>Controllare convergenza, incremento, stato iniziale e limite del materiale</w:t>
@@ -4985,11 +10494,7 @@
         </w:tc>
       </w:tr>
     </w:tbl>
-    <w:p>
-      <w:pPr>
-        <w:spacing w:after="0"/>
-      </w:pPr>
-    </w:p>
+    <w:p/>
     <w:p>
       <w:pPr>
         <w:spacing w:after="140"/>
@@ -5004,9 +10509,11 @@
         <w:keepNext/>
         <w:spacing w:after="140"/>
       </w:pPr>
+      <w:bookmarkStart w:id="53" w:name="_Toc241397292"/>
       <w:r>
         <w:t>Riferimenti per approfondire</w:t>
       </w:r>
+      <w:bookmarkEnd w:id="53"/>
     </w:p>
     <w:p>
       <w:pPr>
@@ -5294,7 +10801,7 @@
       <w:rPr>
         <w:sz w:val="20"/>
       </w:rPr>
-      <w:t>2</w:t>
+      <w:t>1</w:t>
     </w:r>
     <w:r>
       <w:rPr>
@@ -5334,7 +10841,7 @@
         <w:noProof/>
         <w:sz w:val="20"/>
       </w:rPr>
-      <w:t>3</w:t>
+      <w:t>18</w:t>
     </w:r>
     <w:r>
       <w:rPr>
